--- a/Fall-2026/embedded-systems/homework/HW2_JSchmitz.docx
+++ b/Fall-2026/embedded-systems/homework/HW2_JSchmitz.docx
@@ -4,13 +4,7 @@
   <w:body>
     <w:p>
       <w:r>
-        <w:t>09/</w:t>
-      </w:r>
-      <w:r>
-        <w:t>11</w:t>
-      </w:r>
-      <w:r>
-        <w:t>/2026</w:t>
+        <w:t>09/11/2026</w:t>
       </w:r>
     </w:p>
     <w:p>
@@ -41,8 +35,7 @@
     <w:p>
       <w:pPr>
         <w:rPr>
-          <w:b/>
-          <w:bCs/>
+          <w:noProof/>
         </w:rPr>
       </w:pPr>
       <w:r>
@@ -427,7 +420,7 @@
                     </w:txbxContent>
                   </v:textbox>
                 </v:shape>
-                <v:shape id="Text Box 1" o:spid="_x0000_s1032" type="#_x0000_t202" style="position:absolute;left:22614;top:5486;width:3200;height:2667;visibility:visible;mso-wrap-style:square;v-text-anchor:top" o:gfxdata="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" filled="f" stroked="f" strokeweight=".5pt">
+                <v:shape id="_x0000_s1032" type="#_x0000_t202" style="position:absolute;left:22614;top:5486;width:3200;height:2667;visibility:visible;mso-wrap-style:square;v-text-anchor:top" o:gfxdata="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" filled="f" stroked="f" strokeweight=".5pt">
                   <v:textbox>
                     <w:txbxContent>
                       <w:p>
@@ -448,7 +441,7 @@
                     </w:txbxContent>
                   </v:textbox>
                 </v:shape>
-                <v:shape id="Text Box 1" o:spid="_x0000_s1033" type="#_x0000_t202" style="position:absolute;left:10650;top:5486;width:8563;height:4829;visibility:visible;mso-wrap-style:square;v-text-anchor:top" o:gfxdata="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" filled="f" stroked="f" strokeweight=".5pt">
+                <v:shape id="_x0000_s1033" type="#_x0000_t202" style="position:absolute;left:10650;top:5486;width:8563;height:4829;visibility:visible;mso-wrap-style:square;v-text-anchor:top" o:gfxdata="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" filled="f" stroked="f" strokeweight=".5pt">
                   <v:textbox>
                     <w:txbxContent>
                       <w:p>
@@ -1580,7 +1573,7 @@
                                 <w:rPr>
                                   <w:rFonts w:eastAsia="Yu Gothic"/>
                                 </w:rPr>
-                                <w:t>Initial</w:t>
+                                <w:t>Reset</w:t>
                               </w:r>
                             </w:p>
                           </w:txbxContent>
@@ -1738,7 +1731,7 @@
                 <v:shape id="Connector: Curved 1793783001" o:spid="_x0000_s1052" type="#_x0000_t38" style="position:absolute;left:37166;top:16063;width:4610;height:127;visibility:visible;mso-wrap-style:square" o:connectortype="curved" o:gfxdata="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" adj="10800" strokecolor="#156082 [3204]" strokeweight=".5pt">
                   <v:stroke endarrow="block" joinstyle="miter"/>
                 </v:shape>
-                <v:shape id="Text Box 1" o:spid="_x0000_s1053" type="#_x0000_t202" style="position:absolute;left:12038;top:13396;width:3200;height:2667;visibility:visible;mso-wrap-style:square;v-text-anchor:top" o:gfxdata="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" filled="f" stroked="f" strokeweight=".5pt">
+                <v:shape id="_x0000_s1053" type="#_x0000_t202" style="position:absolute;left:12038;top:13396;width:3200;height:2667;visibility:visible;mso-wrap-style:square;v-text-anchor:top" o:gfxdata="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" filled="f" stroked="f" strokeweight=".5pt">
                   <v:textbox>
                     <w:txbxContent>
                       <w:p>
@@ -1759,7 +1752,7 @@
                     </w:txbxContent>
                   </v:textbox>
                 </v:shape>
-                <v:shape id="Text Box 1" o:spid="_x0000_s1054" type="#_x0000_t202" style="position:absolute;left:37683;top:13395;width:3200;height:2667;visibility:visible;mso-wrap-style:square;v-text-anchor:top" o:gfxdata="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" filled="f" stroked="f" strokeweight=".5pt">
+                <v:shape id="_x0000_s1054" type="#_x0000_t202" style="position:absolute;left:37683;top:13395;width:3200;height:2667;visibility:visible;mso-wrap-style:square;v-text-anchor:top" o:gfxdata="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" filled="f" stroked="f" strokeweight=".5pt">
                   <v:textbox>
                     <w:txbxContent>
                       <w:p>
@@ -1780,7 +1773,7 @@
                     </w:txbxContent>
                   </v:textbox>
                 </v:shape>
-                <v:shape id="Text Box 1" o:spid="_x0000_s1055" type="#_x0000_t202" style="position:absolute;left:25015;top:13395;width:3201;height:2667;visibility:visible;mso-wrap-style:square;v-text-anchor:top" o:gfxdata="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" filled="f" stroked="f" strokeweight=".5pt">
+                <v:shape id="_x0000_s1055" type="#_x0000_t202" style="position:absolute;left:25015;top:13395;width:3201;height:2667;visibility:visible;mso-wrap-style:square;v-text-anchor:top" o:gfxdata="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" filled="f" stroked="f" strokeweight=".5pt">
                   <v:textbox>
                     <w:txbxContent>
                       <w:p>
@@ -1807,7 +1800,7 @@
                 <v:shape id="Connector: Curved 378191158" o:spid="_x0000_s1057" type="#_x0000_t38" style="position:absolute;left:18127;top:11000;width:1238;height:2905;rotation:-90;flip:x y;visibility:visible;mso-wrap-style:square" o:connectortype="curved" o:gfxdata="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" adj="-39863" strokecolor="#156082 [3204]" strokeweight=".5pt">
                   <v:stroke endarrow="block" joinstyle="miter"/>
                 </v:shape>
-                <v:shape id="Text Box 1" o:spid="_x0000_s1058" type="#_x0000_t202" style="position:absolute;left:17293;top:6942;width:3200;height:2667;visibility:visible;mso-wrap-style:square;v-text-anchor:top" o:gfxdata="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" filled="f" stroked="f" strokeweight=".5pt">
+                <v:shape id="_x0000_s1058" type="#_x0000_t202" style="position:absolute;left:17293;top:6942;width:3200;height:2667;visibility:visible;mso-wrap-style:square;v-text-anchor:top" o:gfxdata="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" filled="f" stroked="f" strokeweight=".5pt">
                   <v:textbox>
                     <w:txbxContent>
                       <w:p>
@@ -1828,7 +1821,7 @@
                     </w:txbxContent>
                   </v:textbox>
                 </v:shape>
-                <v:shape id="Text Box 1" o:spid="_x0000_s1059" type="#_x0000_t202" style="position:absolute;left:5000;top:7010;width:3200;height:2667;visibility:visible;mso-wrap-style:square;v-text-anchor:top" o:gfxdata="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" filled="f" stroked="f" strokeweight=".5pt">
+                <v:shape id="_x0000_s1059" type="#_x0000_t202" style="position:absolute;left:5000;top:7010;width:3200;height:2667;visibility:visible;mso-wrap-style:square;v-text-anchor:top" o:gfxdata="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" filled="f" stroked="f" strokeweight=".5pt">
                   <v:textbox>
                     <w:txbxContent>
                       <w:p>
@@ -1852,7 +1845,7 @@
                 <v:shape id="Connector: Curved 875032649" o:spid="_x0000_s1060" type="#_x0000_t38" style="position:absolute;left:21327;top:1342;width:1238;height:22222;rotation:-90;flip:x y;visibility:visible;mso-wrap-style:square" o:connectortype="curved" o:gfxdata="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" adj="-107510" strokecolor="#156082 [3204]" strokeweight=".5pt">
                   <v:stroke endarrow="block" joinstyle="miter"/>
                 </v:shape>
-                <v:shape id="Text Box 1" o:spid="_x0000_s1061" type="#_x0000_t202" style="position:absolute;left:21106;top:3235;width:3200;height:2667;visibility:visible;mso-wrap-style:square;v-text-anchor:top" o:gfxdata="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" filled="f" stroked="f" strokeweight=".5pt">
+                <v:shape id="_x0000_s1061" type="#_x0000_t202" style="position:absolute;left:21106;top:3235;width:3200;height:2667;visibility:visible;mso-wrap-style:square;v-text-anchor:top" o:gfxdata="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" filled="f" stroked="f" strokeweight=".5pt">
                   <v:textbox>
                     <w:txbxContent>
                       <w:p>
@@ -1877,7 +1870,7 @@
                 <v:shape id="Connector: Curved 979724515" o:spid="_x0000_s1062" type="#_x0000_t38" style="position:absolute;left:33874;top:8282;width:1239;height:22781;rotation:-90;flip:x;visibility:visible;mso-wrap-style:square" o:connectortype="curved" o:gfxdata="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" adj="-39863" strokecolor="#156082 [3204]" strokeweight=".5pt">
                   <v:stroke endarrow="block" joinstyle="miter"/>
                 </v:shape>
-                <v:shape id="Text Box 1" o:spid="_x0000_s1063" type="#_x0000_t202" style="position:absolute;left:32078;top:22320;width:3200;height:2667;visibility:visible;mso-wrap-style:square;v-text-anchor:top" o:gfxdata="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" filled="f" stroked="f" strokeweight=".5pt">
+                <v:shape id="_x0000_s1063" type="#_x0000_t202" style="position:absolute;left:32078;top:22320;width:3200;height:2667;visibility:visible;mso-wrap-style:square;v-text-anchor:top" o:gfxdata="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" filled="f" stroked="f" strokeweight=".5pt">
                   <v:textbox>
                     <w:txbxContent>
                       <w:p>
@@ -1901,7 +1894,7 @@
                 <v:shape id="Connector: Curved 100281311" o:spid="_x0000_s1064" type="#_x0000_t38" style="position:absolute;left:40304;top:7492;width:1238;height:9922;rotation:-90;flip:x y;visibility:visible;mso-wrap-style:square" o:connectortype="curved" o:gfxdata="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" adj="-10872" strokecolor="#156082 [3204]" strokeweight=".5pt">
                   <v:stroke endarrow="block" joinstyle="miter"/>
                 </v:shape>
-                <v:shape id="Text Box 1" o:spid="_x0000_s1065" type="#_x0000_t202" style="position:absolute;left:39830;top:8604;width:3201;height:2667;visibility:visible;mso-wrap-style:square;v-text-anchor:top" o:gfxdata="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" filled="f" stroked="f" strokeweight=".5pt">
+                <v:shape id="_x0000_s1065" type="#_x0000_t202" style="position:absolute;left:39830;top:8604;width:3201;height:2667;visibility:visible;mso-wrap-style:square;v-text-anchor:top" o:gfxdata="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" filled="f" stroked="f" strokeweight=".5pt">
                   <v:textbox>
                     <w:txbxContent>
                       <w:p>
@@ -1922,7 +1915,7 @@
                     </w:txbxContent>
                   </v:textbox>
                 </v:shape>
-                <v:shape id="Text Box 1" o:spid="_x0000_s1066" type="#_x0000_t202" style="position:absolute;left:19983;top:360;width:15979;height:3327;visibility:visible;mso-wrap-style:square;v-text-anchor:top" o:gfxdata="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" filled="f" stroked="f" strokeweight=".5pt">
+                <v:shape id="_x0000_s1066" type="#_x0000_t202" style="position:absolute;left:19983;top:360;width:15979;height:3327;visibility:visible;mso-wrap-style:square;v-text-anchor:top" o:gfxdata="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" filled="f" stroked="f" strokeweight=".5pt">
                   <v:textbox>
                     <w:txbxContent>
                       <w:p>
@@ -1952,7 +1945,7 @@
                     </w:txbxContent>
                   </v:textbox>
                 </v:shape>
-                <v:shape id="Text Box 1" o:spid="_x0000_s1067" type="#_x0000_t202" style="position:absolute;left:4747;top:20291;width:6790;height:3321;visibility:visible;mso-wrap-style:square;v-text-anchor:top" o:gfxdata="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" filled="f" stroked="f" strokeweight=".5pt">
+                <v:shape id="_x0000_s1067" type="#_x0000_t202" style="position:absolute;left:4747;top:20291;width:6790;height:3321;visibility:visible;mso-wrap-style:square;v-text-anchor:top" o:gfxdata="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" filled="f" stroked="f" strokeweight=".5pt">
                   <v:textbox>
                     <w:txbxContent>
                       <w:p>
@@ -1967,7 +1960,7 @@
                           <w:rPr>
                             <w:rFonts w:eastAsia="Yu Gothic"/>
                           </w:rPr>
-                          <w:t>Initial</w:t>
+                          <w:t>Reset</w:t>
                         </w:r>
                       </w:p>
                     </w:txbxContent>
@@ -1986,9 +1979,1233 @@
         <mc:AlternateContent>
           <mc:Choice Requires="wpc">
             <w:drawing>
-              <wp:inline distT="0" distB="0" distL="0" distR="0" wp14:anchorId="36C24011" wp14:editId="4A59E106">
+              <wp:inline distT="0" distB="0" distL="0" distR="0" wp14:anchorId="15F1F756" wp14:editId="7EAA57EF">
                 <wp:extent cx="5486400" cy="2498206"/>
                 <wp:effectExtent l="0" t="0" r="0" b="0"/>
+                <wp:docPr id="1578408997" name="Canvas 2"/>
+                <wp:cNvGraphicFramePr>
+                  <a:graphicFrameLocks xmlns:a="http://schemas.openxmlformats.org/drawingml/2006/main" noChangeAspect="1"/>
+                </wp:cNvGraphicFramePr>
+                <a:graphic xmlns:a="http://schemas.openxmlformats.org/drawingml/2006/main">
+                  <a:graphicData uri="http://schemas.microsoft.com/office/word/2010/wordprocessingCanvas">
+                    <wpc:wpc>
+                      <wpc:bg>
+                        <a:solidFill>
+                          <a:prstClr val="white"/>
+                        </a:solidFill>
+                      </wpc:bg>
+                      <wpc:whole/>
+                      <wpg:wgp>
+                        <wpg:cNvPr id="28116294" name="Group 28116294"/>
+                        <wpg:cNvGrpSpPr/>
+                        <wpg:grpSpPr>
+                          <a:xfrm>
+                            <a:off x="1143493" y="1191320"/>
+                            <a:ext cx="821690" cy="845820"/>
+                            <a:chOff x="180000" y="180000"/>
+                            <a:chExt cx="821690" cy="845820"/>
+                          </a:xfrm>
+                        </wpg:grpSpPr>
+                        <wps:wsp>
+                          <wps:cNvPr id="743981458" name="Oval 743981458"/>
+                          <wps:cNvSpPr/>
+                          <wps:spPr>
+                            <a:xfrm>
+                              <a:off x="180000" y="180000"/>
+                              <a:ext cx="821690" cy="845820"/>
+                            </a:xfrm>
+                            <a:prstGeom prst="ellipse">
+                              <a:avLst/>
+                            </a:prstGeom>
+                          </wps:spPr>
+                          <wps:style>
+                            <a:lnRef idx="2">
+                              <a:schemeClr val="accent1">
+                                <a:shade val="15000"/>
+                              </a:schemeClr>
+                            </a:lnRef>
+                            <a:fillRef idx="1">
+                              <a:schemeClr val="accent1"/>
+                            </a:fillRef>
+                            <a:effectRef idx="0">
+                              <a:schemeClr val="accent1"/>
+                            </a:effectRef>
+                            <a:fontRef idx="minor">
+                              <a:schemeClr val="lt1"/>
+                            </a:fontRef>
+                          </wps:style>
+                          <wps:bodyPr rot="0" spcFirstLastPara="0" vert="horz" wrap="square" lIns="91440" tIns="45720" rIns="91440" bIns="45720" numCol="1" spcCol="0" rtlCol="0" fromWordArt="0" anchor="ctr" anchorCtr="0" forceAA="0" compatLnSpc="1">
+                            <a:prstTxWarp prst="textNoShape">
+                              <a:avLst/>
+                            </a:prstTxWarp>
+                            <a:noAutofit/>
+                          </wps:bodyPr>
+                        </wps:wsp>
+                        <wps:wsp>
+                          <wps:cNvPr id="29270349" name="Text Box 29270349"/>
+                          <wps:cNvSpPr txBox="1"/>
+                          <wps:spPr>
+                            <a:xfrm>
+                              <a:off x="432552" y="454099"/>
+                              <a:ext cx="404973" cy="320040"/>
+                            </a:xfrm>
+                            <a:prstGeom prst="rect">
+                              <a:avLst/>
+                            </a:prstGeom>
+                            <a:noFill/>
+                            <a:ln w="6350">
+                              <a:noFill/>
+                            </a:ln>
+                          </wps:spPr>
+                          <wps:txbx>
+                            <w:txbxContent>
+                              <w:p>
+                                <w:r>
+                                  <w:t>S0</w:t>
+                                </w:r>
+                              </w:p>
+                            </w:txbxContent>
+                          </wps:txbx>
+                          <wps:bodyPr rot="0" spcFirstLastPara="0" vertOverflow="overflow" horzOverflow="overflow" vert="horz" wrap="square" lIns="91440" tIns="45720" rIns="91440" bIns="45720" numCol="1" spcCol="0" rtlCol="0" fromWordArt="0" anchor="t" anchorCtr="0" forceAA="0" compatLnSpc="1">
+                            <a:prstTxWarp prst="textNoShape">
+                              <a:avLst/>
+                            </a:prstTxWarp>
+                            <a:noAutofit/>
+                          </wps:bodyPr>
+                        </wps:wsp>
+                      </wpg:wgp>
+                      <wpg:wgp>
+                        <wpg:cNvPr id="1285255354" name="Group 1285255354"/>
+                        <wpg:cNvGrpSpPr/>
+                        <wpg:grpSpPr>
+                          <a:xfrm>
+                            <a:off x="3656261" y="1191320"/>
+                            <a:ext cx="821690" cy="845820"/>
+                            <a:chOff x="2189258" y="975655"/>
+                            <a:chExt cx="821690" cy="845820"/>
+                          </a:xfrm>
+                        </wpg:grpSpPr>
+                        <wps:wsp>
+                          <wps:cNvPr id="444677828" name="Oval 444677828"/>
+                          <wps:cNvSpPr/>
+                          <wps:spPr>
+                            <a:xfrm>
+                              <a:off x="2189258" y="975655"/>
+                              <a:ext cx="821690" cy="845820"/>
+                            </a:xfrm>
+                            <a:prstGeom prst="ellipse">
+                              <a:avLst/>
+                            </a:prstGeom>
+                          </wps:spPr>
+                          <wps:style>
+                            <a:lnRef idx="2">
+                              <a:schemeClr val="accent1">
+                                <a:shade val="15000"/>
+                              </a:schemeClr>
+                            </a:lnRef>
+                            <a:fillRef idx="1">
+                              <a:schemeClr val="accent1"/>
+                            </a:fillRef>
+                            <a:effectRef idx="0">
+                              <a:schemeClr val="accent1"/>
+                            </a:effectRef>
+                            <a:fontRef idx="minor">
+                              <a:schemeClr val="lt1"/>
+                            </a:fontRef>
+                          </wps:style>
+                          <wps:bodyPr rot="0" spcFirstLastPara="0" vert="horz" wrap="square" lIns="91440" tIns="45720" rIns="91440" bIns="45720" numCol="1" spcCol="0" rtlCol="0" fromWordArt="0" anchor="ctr" anchorCtr="0" forceAA="0" compatLnSpc="1">
+                            <a:prstTxWarp prst="textNoShape">
+                              <a:avLst/>
+                            </a:prstTxWarp>
+                            <a:noAutofit/>
+                          </wps:bodyPr>
+                        </wps:wsp>
+                        <wps:wsp>
+                          <wps:cNvPr id="123860104" name="Text Box 2"/>
+                          <wps:cNvSpPr txBox="1"/>
+                          <wps:spPr>
+                            <a:xfrm>
+                              <a:off x="2441282" y="1269231"/>
+                              <a:ext cx="490918" cy="320040"/>
+                            </a:xfrm>
+                            <a:prstGeom prst="rect">
+                              <a:avLst/>
+                            </a:prstGeom>
+                            <a:noFill/>
+                            <a:ln w="6350">
+                              <a:noFill/>
+                            </a:ln>
+                          </wps:spPr>
+                          <wps:txbx>
+                            <w:txbxContent>
+                              <w:p>
+                                <w:pPr>
+                                  <w:rPr>
+                                    <w:rFonts w:eastAsia="Yu Gothic"/>
+                                    <w14:ligatures w14:val="none"/>
+                                  </w:rPr>
+                                </w:pPr>
+                                <w:r>
+                                  <w:rPr>
+                                    <w:rFonts w:eastAsia="Yu Gothic"/>
+                                  </w:rPr>
+                                  <w:t>S2</w:t>
+                                </w:r>
+                              </w:p>
+                            </w:txbxContent>
+                          </wps:txbx>
+                          <wps:bodyPr rot="0" spcFirstLastPara="0" vert="horz" wrap="square" lIns="91440" tIns="45720" rIns="91440" bIns="45720" numCol="1" spcCol="0" rtlCol="0" fromWordArt="0" anchor="t" anchorCtr="0" forceAA="0" compatLnSpc="1">
+                            <a:prstTxWarp prst="textNoShape">
+                              <a:avLst/>
+                            </a:prstTxWarp>
+                            <a:noAutofit/>
+                          </wps:bodyPr>
+                        </wps:wsp>
+                      </wpg:wgp>
+                      <wpg:wgp>
+                        <wpg:cNvPr id="1117023840" name="Group 1117023840"/>
+                        <wpg:cNvGrpSpPr/>
+                        <wpg:grpSpPr>
+                          <a:xfrm>
+                            <a:off x="2370313" y="1191320"/>
+                            <a:ext cx="821690" cy="845820"/>
+                            <a:chOff x="930799" y="1588430"/>
+                            <a:chExt cx="821690" cy="845820"/>
+                          </a:xfrm>
+                        </wpg:grpSpPr>
+                        <wps:wsp>
+                          <wps:cNvPr id="1486940439" name="Oval 1486940439"/>
+                          <wps:cNvSpPr/>
+                          <wps:spPr>
+                            <a:xfrm>
+                              <a:off x="930799" y="1588430"/>
+                              <a:ext cx="821690" cy="845820"/>
+                            </a:xfrm>
+                            <a:prstGeom prst="ellipse">
+                              <a:avLst/>
+                            </a:prstGeom>
+                          </wps:spPr>
+                          <wps:style>
+                            <a:lnRef idx="2">
+                              <a:schemeClr val="accent1">
+                                <a:shade val="15000"/>
+                              </a:schemeClr>
+                            </a:lnRef>
+                            <a:fillRef idx="1">
+                              <a:schemeClr val="accent1"/>
+                            </a:fillRef>
+                            <a:effectRef idx="0">
+                              <a:schemeClr val="accent1"/>
+                            </a:effectRef>
+                            <a:fontRef idx="minor">
+                              <a:schemeClr val="lt1"/>
+                            </a:fontRef>
+                          </wps:style>
+                          <wps:bodyPr rot="0" spcFirstLastPara="0" vert="horz" wrap="square" lIns="91440" tIns="45720" rIns="91440" bIns="45720" numCol="1" spcCol="0" rtlCol="0" fromWordArt="0" anchor="ctr" anchorCtr="0" forceAA="0" compatLnSpc="1">
+                            <a:prstTxWarp prst="textNoShape">
+                              <a:avLst/>
+                            </a:prstTxWarp>
+                            <a:noAutofit/>
+                          </wps:bodyPr>
+                        </wps:wsp>
+                        <wps:wsp>
+                          <wps:cNvPr id="1690854604" name="Text Box 2"/>
+                          <wps:cNvSpPr txBox="1"/>
+                          <wps:spPr>
+                            <a:xfrm>
+                              <a:off x="1153293" y="1881027"/>
+                              <a:ext cx="431997" cy="320040"/>
+                            </a:xfrm>
+                            <a:prstGeom prst="rect">
+                              <a:avLst/>
+                            </a:prstGeom>
+                            <a:noFill/>
+                            <a:ln w="6350">
+                              <a:noFill/>
+                            </a:ln>
+                          </wps:spPr>
+                          <wps:txbx>
+                            <w:txbxContent>
+                              <w:p>
+                                <w:pPr>
+                                  <w:rPr>
+                                    <w:rFonts w:eastAsia="Yu Gothic"/>
+                                    <w14:ligatures w14:val="none"/>
+                                  </w:rPr>
+                                </w:pPr>
+                                <w:r>
+                                  <w:rPr>
+                                    <w:rFonts w:eastAsia="Yu Gothic"/>
+                                  </w:rPr>
+                                  <w:t>S1</w:t>
+                                </w:r>
+                              </w:p>
+                            </w:txbxContent>
+                          </wps:txbx>
+                          <wps:bodyPr rot="0" spcFirstLastPara="0" vert="horz" wrap="square" lIns="91440" tIns="45720" rIns="91440" bIns="45720" numCol="1" spcCol="0" rtlCol="0" fromWordArt="0" anchor="t" anchorCtr="0" forceAA="0" compatLnSpc="1">
+                            <a:prstTxWarp prst="textNoShape">
+                              <a:avLst/>
+                            </a:prstTxWarp>
+                            <a:noAutofit/>
+                          </wps:bodyPr>
+                        </wps:wsp>
+                      </wpg:wgp>
+                      <wps:wsp>
+                        <wps:cNvPr id="1768131663" name="Connector: Curved 1768131663"/>
+                        <wps:cNvCnPr/>
+                        <wps:spPr>
+                          <a:xfrm>
+                            <a:off x="1965183" y="1614230"/>
+                            <a:ext cx="405130" cy="12700"/>
+                          </a:xfrm>
+                          <a:prstGeom prst="curvedConnector3">
+                            <a:avLst/>
+                          </a:prstGeom>
+                          <a:ln>
+                            <a:tailEnd type="triangle"/>
+                          </a:ln>
+                        </wps:spPr>
+                        <wps:style>
+                          <a:lnRef idx="1">
+                            <a:schemeClr val="accent1"/>
+                          </a:lnRef>
+                          <a:fillRef idx="0">
+                            <a:schemeClr val="accent1"/>
+                          </a:fillRef>
+                          <a:effectRef idx="0">
+                            <a:schemeClr val="accent1"/>
+                          </a:effectRef>
+                          <a:fontRef idx="minor">
+                            <a:schemeClr val="tx1"/>
+                          </a:fontRef>
+                        </wps:style>
+                        <wps:bodyPr/>
+                      </wps:wsp>
+                      <wps:wsp>
+                        <wps:cNvPr id="1891498386" name="Connector: Curved 1891498386"/>
+                        <wps:cNvCnPr/>
+                        <wps:spPr>
+                          <a:xfrm>
+                            <a:off x="3192003" y="1614230"/>
+                            <a:ext cx="464258" cy="12700"/>
+                          </a:xfrm>
+                          <a:prstGeom prst="curvedConnector3">
+                            <a:avLst>
+                              <a:gd name="adj1" fmla="val 50000"/>
+                            </a:avLst>
+                          </a:prstGeom>
+                          <a:ln>
+                            <a:tailEnd type="triangle"/>
+                          </a:ln>
+                        </wps:spPr>
+                        <wps:style>
+                          <a:lnRef idx="1">
+                            <a:schemeClr val="accent1"/>
+                          </a:lnRef>
+                          <a:fillRef idx="0">
+                            <a:schemeClr val="accent1"/>
+                          </a:fillRef>
+                          <a:effectRef idx="0">
+                            <a:schemeClr val="accent1"/>
+                          </a:effectRef>
+                          <a:fontRef idx="minor">
+                            <a:schemeClr val="tx1"/>
+                          </a:fontRef>
+                        </wps:style>
+                        <wps:bodyPr/>
+                      </wps:wsp>
+                      <wps:wsp>
+                        <wps:cNvPr id="1178205001" name="Connector: Curved 1178205001"/>
+                        <wps:cNvCnPr/>
+                        <wps:spPr>
+                          <a:xfrm rot="5400000">
+                            <a:off x="3424132" y="1394072"/>
+                            <a:ext cx="12700" cy="1285948"/>
+                          </a:xfrm>
+                          <a:prstGeom prst="curvedConnector3">
+                            <a:avLst>
+                              <a:gd name="adj1" fmla="val 1800000"/>
+                            </a:avLst>
+                          </a:prstGeom>
+                          <a:ln>
+                            <a:tailEnd type="triangle"/>
+                          </a:ln>
+                        </wps:spPr>
+                        <wps:style>
+                          <a:lnRef idx="1">
+                            <a:schemeClr val="accent1"/>
+                          </a:lnRef>
+                          <a:fillRef idx="0">
+                            <a:schemeClr val="accent1"/>
+                          </a:fillRef>
+                          <a:effectRef idx="0">
+                            <a:schemeClr val="accent1"/>
+                          </a:effectRef>
+                          <a:fontRef idx="minor">
+                            <a:schemeClr val="tx1"/>
+                          </a:fontRef>
+                        </wps:style>
+                        <wps:bodyPr/>
+                      </wps:wsp>
+                      <wps:wsp>
+                        <wps:cNvPr id="1675636616" name="Text Box 1"/>
+                        <wps:cNvSpPr txBox="1"/>
+                        <wps:spPr>
+                          <a:xfrm>
+                            <a:off x="1915076" y="1347406"/>
+                            <a:ext cx="411822" cy="266700"/>
+                          </a:xfrm>
+                          <a:prstGeom prst="rect">
+                            <a:avLst/>
+                          </a:prstGeom>
+                          <a:noFill/>
+                          <a:ln w="6350">
+                            <a:noFill/>
+                          </a:ln>
+                        </wps:spPr>
+                        <wps:txbx>
+                          <w:txbxContent>
+                            <w:p>
+                              <w:pPr>
+                                <w:jc w:val="center"/>
+                                <w:rPr>
+                                  <w:rFonts w:eastAsia="Yu Gothic"/>
+                                  <w14:ligatures w14:val="none"/>
+                                </w:rPr>
+                              </w:pPr>
+                              <w:r>
+                                <w:rPr>
+                                  <w:rFonts w:eastAsia="Yu Gothic"/>
+                                </w:rPr>
+                                <w:t>1/0</w:t>
+                              </w:r>
+                            </w:p>
+                          </w:txbxContent>
+                        </wps:txbx>
+                        <wps:bodyPr rot="0" spcFirstLastPara="0" vert="horz" wrap="square" lIns="91440" tIns="45720" rIns="91440" bIns="45720" numCol="1" spcCol="0" rtlCol="0" fromWordArt="0" anchor="t" anchorCtr="0" forceAA="0" compatLnSpc="1">
+                          <a:prstTxWarp prst="textNoShape">
+                            <a:avLst/>
+                          </a:prstTxWarp>
+                          <a:noAutofit/>
+                        </wps:bodyPr>
+                      </wps:wsp>
+                      <wps:wsp>
+                        <wps:cNvPr id="1547713110" name="Text Box 1"/>
+                        <wps:cNvSpPr txBox="1"/>
+                        <wps:spPr>
+                          <a:xfrm>
+                            <a:off x="3246276" y="2224067"/>
+                            <a:ext cx="409985" cy="266700"/>
+                          </a:xfrm>
+                          <a:prstGeom prst="rect">
+                            <a:avLst/>
+                          </a:prstGeom>
+                          <a:noFill/>
+                          <a:ln w="6350">
+                            <a:noFill/>
+                          </a:ln>
+                        </wps:spPr>
+                        <wps:txbx>
+                          <w:txbxContent>
+                            <w:p>
+                              <w:pPr>
+                                <w:jc w:val="center"/>
+                                <w:rPr>
+                                  <w:rFonts w:eastAsia="Yu Gothic"/>
+                                  <w14:ligatures w14:val="none"/>
+                                </w:rPr>
+                              </w:pPr>
+                              <w:r>
+                                <w:rPr>
+                                  <w:rFonts w:eastAsia="Yu Gothic"/>
+                                </w:rPr>
+                                <w:t>1/1</w:t>
+                              </w:r>
+                            </w:p>
+                          </w:txbxContent>
+                        </wps:txbx>
+                        <wps:bodyPr rot="0" spcFirstLastPara="0" vert="horz" wrap="square" lIns="91440" tIns="45720" rIns="91440" bIns="45720" numCol="1" spcCol="0" rtlCol="0" fromWordArt="0" anchor="t" anchorCtr="0" forceAA="0" compatLnSpc="1">
+                          <a:prstTxWarp prst="textNoShape">
+                            <a:avLst/>
+                          </a:prstTxWarp>
+                          <a:noAutofit/>
+                        </wps:bodyPr>
+                      </wps:wsp>
+                      <wps:wsp>
+                        <wps:cNvPr id="297734367" name="Text Box 1"/>
+                        <wps:cNvSpPr txBox="1"/>
+                        <wps:spPr>
+                          <a:xfrm>
+                            <a:off x="3192004" y="1347359"/>
+                            <a:ext cx="390940" cy="266700"/>
+                          </a:xfrm>
+                          <a:prstGeom prst="rect">
+                            <a:avLst/>
+                          </a:prstGeom>
+                          <a:noFill/>
+                          <a:ln w="6350">
+                            <a:noFill/>
+                          </a:ln>
+                        </wps:spPr>
+                        <wps:txbx>
+                          <w:txbxContent>
+                            <w:p>
+                              <w:pPr>
+                                <w:jc w:val="center"/>
+                                <w:rPr>
+                                  <w:rFonts w:eastAsia="Yu Gothic"/>
+                                  <w14:ligatures w14:val="none"/>
+                                </w:rPr>
+                              </w:pPr>
+                              <w:r>
+                                <w:rPr>
+                                  <w:rFonts w:eastAsia="Yu Gothic"/>
+                                </w:rPr>
+                                <w:t>0/0</w:t>
+                              </w:r>
+                            </w:p>
+                          </w:txbxContent>
+                        </wps:txbx>
+                        <wps:bodyPr rot="0" spcFirstLastPara="0" vert="horz" wrap="square" lIns="91440" tIns="45720" rIns="91440" bIns="45720" numCol="1" spcCol="0" rtlCol="0" fromWordArt="0" anchor="t" anchorCtr="0" forceAA="0" compatLnSpc="1">
+                          <a:prstTxWarp prst="textNoShape">
+                            <a:avLst/>
+                          </a:prstTxWarp>
+                          <a:noAutofit/>
+                        </wps:bodyPr>
+                      </wps:wsp>
+                      <wps:wsp>
+                        <wps:cNvPr id="761051434" name="Connector: Curved 761051434"/>
+                        <wps:cNvCnPr/>
+                        <wps:spPr>
+                          <a:xfrm rot="16200000" flipH="1" flipV="1">
+                            <a:off x="1347149" y="1107997"/>
+                            <a:ext cx="123867" cy="290511"/>
+                          </a:xfrm>
+                          <a:prstGeom prst="curvedConnector3">
+                            <a:avLst>
+                              <a:gd name="adj1" fmla="val -184553"/>
+                            </a:avLst>
+                          </a:prstGeom>
+                          <a:ln>
+                            <a:tailEnd type="triangle"/>
+                          </a:ln>
+                        </wps:spPr>
+                        <wps:style>
+                          <a:lnRef idx="1">
+                            <a:schemeClr val="accent1"/>
+                          </a:lnRef>
+                          <a:fillRef idx="0">
+                            <a:schemeClr val="accent1"/>
+                          </a:fillRef>
+                          <a:effectRef idx="0">
+                            <a:schemeClr val="accent1"/>
+                          </a:effectRef>
+                          <a:fontRef idx="minor">
+                            <a:schemeClr val="tx1"/>
+                          </a:fontRef>
+                        </wps:style>
+                        <wps:bodyPr/>
+                      </wps:wsp>
+                      <wps:wsp>
+                        <wps:cNvPr id="1464459166" name="Connector: Curved 1464459166"/>
+                        <wps:cNvCnPr/>
+                        <wps:spPr>
+                          <a:xfrm rot="16200000" flipH="1" flipV="1">
+                            <a:off x="2573969" y="1107997"/>
+                            <a:ext cx="123867" cy="290511"/>
+                          </a:xfrm>
+                          <a:prstGeom prst="curvedConnector3">
+                            <a:avLst>
+                              <a:gd name="adj1" fmla="val -184553"/>
+                            </a:avLst>
+                          </a:prstGeom>
+                          <a:ln>
+                            <a:tailEnd type="triangle"/>
+                          </a:ln>
+                        </wps:spPr>
+                        <wps:style>
+                          <a:lnRef idx="1">
+                            <a:schemeClr val="accent1"/>
+                          </a:lnRef>
+                          <a:fillRef idx="0">
+                            <a:schemeClr val="accent1"/>
+                          </a:fillRef>
+                          <a:effectRef idx="0">
+                            <a:schemeClr val="accent1"/>
+                          </a:effectRef>
+                          <a:fontRef idx="minor">
+                            <a:schemeClr val="tx1"/>
+                          </a:fontRef>
+                        </wps:style>
+                        <wps:bodyPr/>
+                      </wps:wsp>
+                      <wps:wsp>
+                        <wps:cNvPr id="1087962444" name="Text Box 1"/>
+                        <wps:cNvSpPr txBox="1"/>
+                        <wps:spPr>
+                          <a:xfrm>
+                            <a:off x="2416952" y="702107"/>
+                            <a:ext cx="393734" cy="266700"/>
+                          </a:xfrm>
+                          <a:prstGeom prst="rect">
+                            <a:avLst/>
+                          </a:prstGeom>
+                          <a:noFill/>
+                          <a:ln w="6350">
+                            <a:noFill/>
+                          </a:ln>
+                        </wps:spPr>
+                        <wps:txbx>
+                          <w:txbxContent>
+                            <w:p>
+                              <w:pPr>
+                                <w:jc w:val="center"/>
+                                <w:rPr>
+                                  <w:rFonts w:eastAsia="Yu Gothic"/>
+                                  <w14:ligatures w14:val="none"/>
+                                </w:rPr>
+                              </w:pPr>
+                              <w:r>
+                                <w:rPr>
+                                  <w:rFonts w:eastAsia="Yu Gothic"/>
+                                </w:rPr>
+                                <w:t>1/00</w:t>
+                              </w:r>
+                            </w:p>
+                          </w:txbxContent>
+                        </wps:txbx>
+                        <wps:bodyPr rot="0" spcFirstLastPara="0" vert="horz" wrap="square" lIns="91440" tIns="45720" rIns="91440" bIns="45720" numCol="1" spcCol="0" rtlCol="0" fromWordArt="0" anchor="t" anchorCtr="0" forceAA="0" compatLnSpc="1">
+                          <a:prstTxWarp prst="textNoShape">
+                            <a:avLst/>
+                          </a:prstTxWarp>
+                          <a:noAutofit/>
+                        </wps:bodyPr>
+                      </wps:wsp>
+                      <wps:wsp>
+                        <wps:cNvPr id="469661464" name="Text Box 1"/>
+                        <wps:cNvSpPr txBox="1"/>
+                        <wps:spPr>
+                          <a:xfrm>
+                            <a:off x="1143493" y="708924"/>
+                            <a:ext cx="437921" cy="266700"/>
+                          </a:xfrm>
+                          <a:prstGeom prst="rect">
+                            <a:avLst/>
+                          </a:prstGeom>
+                          <a:noFill/>
+                          <a:ln w="6350">
+                            <a:noFill/>
+                          </a:ln>
+                        </wps:spPr>
+                        <wps:txbx>
+                          <w:txbxContent>
+                            <w:p>
+                              <w:pPr>
+                                <w:jc w:val="center"/>
+                                <w:rPr>
+                                  <w:rFonts w:eastAsia="Yu Gothic"/>
+                                  <w14:ligatures w14:val="none"/>
+                                </w:rPr>
+                              </w:pPr>
+                              <w:r>
+                                <w:rPr>
+                                  <w:rFonts w:eastAsia="Yu Gothic"/>
+                                </w:rPr>
+                                <w:t>0/0</w:t>
+                              </w:r>
+                            </w:p>
+                          </w:txbxContent>
+                        </wps:txbx>
+                        <wps:bodyPr rot="0" spcFirstLastPara="0" vert="horz" wrap="square" lIns="91440" tIns="45720" rIns="91440" bIns="45720" numCol="1" spcCol="0" rtlCol="0" fromWordArt="0" anchor="t" anchorCtr="0" forceAA="0" compatLnSpc="1">
+                          <a:prstTxWarp prst="textNoShape">
+                            <a:avLst/>
+                          </a:prstTxWarp>
+                          <a:noAutofit/>
+                        </wps:bodyPr>
+                      </wps:wsp>
+                      <wps:wsp>
+                        <wps:cNvPr id="1065783984" name="Connector: Curved 1065783984"/>
+                        <wps:cNvCnPr/>
+                        <wps:spPr>
+                          <a:xfrm rot="16200000" flipH="1" flipV="1">
+                            <a:off x="2894044" y="142124"/>
+                            <a:ext cx="123867" cy="2222257"/>
+                          </a:xfrm>
+                          <a:prstGeom prst="curvedConnector3">
+                            <a:avLst>
+                              <a:gd name="adj1" fmla="val -497733"/>
+                            </a:avLst>
+                          </a:prstGeom>
+                          <a:ln>
+                            <a:tailEnd type="triangle"/>
+                          </a:ln>
+                        </wps:spPr>
+                        <wps:style>
+                          <a:lnRef idx="1">
+                            <a:schemeClr val="accent1"/>
+                          </a:lnRef>
+                          <a:fillRef idx="0">
+                            <a:schemeClr val="accent1"/>
+                          </a:fillRef>
+                          <a:effectRef idx="0">
+                            <a:schemeClr val="accent1"/>
+                          </a:effectRef>
+                          <a:fontRef idx="minor">
+                            <a:schemeClr val="tx1"/>
+                          </a:fontRef>
+                        </wps:style>
+                        <wps:bodyPr/>
+                      </wps:wsp>
+                      <wps:wsp>
+                        <wps:cNvPr id="949840435" name="Text Box 1"/>
+                        <wps:cNvSpPr txBox="1"/>
+                        <wps:spPr>
+                          <a:xfrm>
+                            <a:off x="2759728" y="331391"/>
+                            <a:ext cx="432276" cy="266700"/>
+                          </a:xfrm>
+                          <a:prstGeom prst="rect">
+                            <a:avLst/>
+                          </a:prstGeom>
+                          <a:noFill/>
+                          <a:ln w="6350">
+                            <a:noFill/>
+                          </a:ln>
+                        </wps:spPr>
+                        <wps:txbx>
+                          <w:txbxContent>
+                            <w:p>
+                              <w:pPr>
+                                <w:jc w:val="center"/>
+                                <w:rPr>
+                                  <w:rFonts w:eastAsia="Yu Gothic"/>
+                                  <w14:ligatures w14:val="none"/>
+                                </w:rPr>
+                              </w:pPr>
+                              <w:r>
+                                <w:rPr>
+                                  <w:rFonts w:eastAsia="Yu Gothic"/>
+                                  <w14:ligatures w14:val="none"/>
+                                </w:rPr>
+                                <w:t>0/0</w:t>
+                              </w:r>
+                            </w:p>
+                          </w:txbxContent>
+                        </wps:txbx>
+                        <wps:bodyPr rot="0" spcFirstLastPara="0" vert="horz" wrap="square" lIns="91440" tIns="45720" rIns="91440" bIns="45720" numCol="1" spcCol="0" rtlCol="0" fromWordArt="0" anchor="t" anchorCtr="0" forceAA="0" compatLnSpc="1">
+                          <a:prstTxWarp prst="textNoShape">
+                            <a:avLst/>
+                          </a:prstTxWarp>
+                          <a:noAutofit/>
+                        </wps:bodyPr>
+                      </wps:wsp>
+                      <wps:wsp>
+                        <wps:cNvPr id="2069672420" name="Text Box 1"/>
+                        <wps:cNvSpPr txBox="1"/>
+                        <wps:spPr>
+                          <a:xfrm>
+                            <a:off x="1998393" y="36034"/>
+                            <a:ext cx="1597889" cy="332727"/>
+                          </a:xfrm>
+                          <a:prstGeom prst="rect">
+                            <a:avLst/>
+                          </a:prstGeom>
+                          <a:noFill/>
+                          <a:ln w="6350">
+                            <a:noFill/>
+                          </a:ln>
+                        </wps:spPr>
+                        <wps:txbx>
+                          <w:txbxContent>
+                            <w:p>
+                              <w:pPr>
+                                <w:jc w:val="center"/>
+                                <w:rPr>
+                                  <w:rFonts w:eastAsia="Yu Gothic"/>
+                                  <w:u w:val="single"/>
+                                  <w14:ligatures w14:val="none"/>
+                                </w:rPr>
+                              </w:pPr>
+                              <w:r>
+                                <w:rPr>
+                                  <w:rFonts w:eastAsia="Yu Gothic"/>
+                                  <w:u w:val="single"/>
+                                </w:rPr>
+                                <w:t>Mealy</w:t>
+                              </w:r>
+                              <w:r>
+                                <w:rPr>
+                                  <w:rFonts w:eastAsia="Yu Gothic"/>
+                                  <w:u w:val="single"/>
+                                </w:rPr>
+                                <w:t xml:space="preserve"> Diagram</w:t>
+                              </w:r>
+                            </w:p>
+                          </w:txbxContent>
+                        </wps:txbx>
+                        <wps:bodyPr rot="0" spcFirstLastPara="0" vert="horz" wrap="square" lIns="91440" tIns="45720" rIns="91440" bIns="45720" numCol="1" spcCol="0" rtlCol="0" fromWordArt="0" anchor="t" anchorCtr="0" forceAA="0" compatLnSpc="1">
+                          <a:prstTxWarp prst="textNoShape">
+                            <a:avLst/>
+                          </a:prstTxWarp>
+                          <a:noAutofit/>
+                        </wps:bodyPr>
+                      </wps:wsp>
+                      <wps:wsp>
+                        <wps:cNvPr id="374791153" name="Text Box 1"/>
+                        <wps:cNvSpPr txBox="1"/>
+                        <wps:spPr>
+                          <a:xfrm>
+                            <a:off x="1236093" y="2037031"/>
+                            <a:ext cx="678982" cy="332105"/>
+                          </a:xfrm>
+                          <a:prstGeom prst="rect">
+                            <a:avLst/>
+                          </a:prstGeom>
+                          <a:noFill/>
+                          <a:ln w="6350">
+                            <a:noFill/>
+                          </a:ln>
+                        </wps:spPr>
+                        <wps:txbx>
+                          <w:txbxContent>
+                            <w:p>
+                              <w:pPr>
+                                <w:jc w:val="center"/>
+                                <w:rPr>
+                                  <w:rFonts w:eastAsia="Yu Gothic"/>
+                                  <w14:ligatures w14:val="none"/>
+                                </w:rPr>
+                              </w:pPr>
+                              <w:r>
+                                <w:rPr>
+                                  <w:rFonts w:eastAsia="Yu Gothic"/>
+                                </w:rPr>
+                                <w:t>Reset</w:t>
+                              </w:r>
+                            </w:p>
+                          </w:txbxContent>
+                        </wps:txbx>
+                        <wps:bodyPr rot="0" spcFirstLastPara="0" vert="horz" wrap="square" lIns="91440" tIns="45720" rIns="91440" bIns="45720" numCol="1" spcCol="0" rtlCol="0" fromWordArt="0" anchor="t" anchorCtr="0" forceAA="0" compatLnSpc="1">
+                          <a:prstTxWarp prst="textNoShape">
+                            <a:avLst/>
+                          </a:prstTxWarp>
+                          <a:noAutofit/>
+                        </wps:bodyPr>
+                      </wps:wsp>
+                    </wpc:wpc>
+                  </a:graphicData>
+                </a:graphic>
+              </wp:inline>
+            </w:drawing>
+          </mc:Choice>
+          <mc:Fallback>
+            <w:pict>
+              <v:group w14:anchorId="15F1F756" id="_x0000_s1068" editas="canvas" style="width:6in;height:196.7pt;mso-position-horizontal-relative:char;mso-position-vertical-relative:line" coordsize="54864,24980" o:gfxdata="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">
+                <v:shape id="_x0000_s1069" type="#_x0000_t75" style="position:absolute;width:54864;height:24980;visibility:visible;mso-wrap-style:square" filled="t">
+                  <v:fill o:detectmouseclick="t"/>
+                  <v:path o:connecttype="none"/>
+                </v:shape>
+                <v:group id="Group 28116294" o:spid="_x0000_s1070" style="position:absolute;left:11434;top:11913;width:8217;height:8458" coordorigin="1800,1800" coordsize="8216,8458" o:gfxdata="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">
+                  <v:oval id="Oval 743981458" o:spid="_x0000_s1071" style="position:absolute;left:1800;top:1800;width:8216;height:8458;visibility:visible;mso-wrap-style:square;v-text-anchor:middle" o:gfxdata="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" fillcolor="#156082 [3204]" strokecolor="#030e13 [484]" strokeweight="1pt">
+                    <v:stroke joinstyle="miter"/>
+                  </v:oval>
+                  <v:shape id="Text Box 29270349" o:spid="_x0000_s1072" type="#_x0000_t202" style="position:absolute;left:4325;top:4540;width:4050;height:3201;visibility:visible;mso-wrap-style:square;v-text-anchor:top" o:gfxdata="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" filled="f" stroked="f" strokeweight=".5pt">
+                    <v:textbox>
+                      <w:txbxContent>
+                        <w:p>
+                          <w:r>
+                            <w:t>S0</w:t>
+                          </w:r>
+                        </w:p>
+                      </w:txbxContent>
+                    </v:textbox>
+                  </v:shape>
+                </v:group>
+                <v:group id="Group 1285255354" o:spid="_x0000_s1073" style="position:absolute;left:36562;top:11913;width:8217;height:8458" coordorigin="21892,9756" coordsize="8216,8458" o:gfxdata="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">
+                  <v:oval id="Oval 444677828" o:spid="_x0000_s1074" style="position:absolute;left:21892;top:9756;width:8217;height:8458;visibility:visible;mso-wrap-style:square;v-text-anchor:middle" o:gfxdata="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" fillcolor="#156082 [3204]" strokecolor="#030e13 [484]" strokeweight="1pt">
+                    <v:stroke joinstyle="miter"/>
+                  </v:oval>
+                  <v:shape id="Text Box 2" o:spid="_x0000_s1075" type="#_x0000_t202" style="position:absolute;left:24412;top:12692;width:4910;height:3200;visibility:visible;mso-wrap-style:square;v-text-anchor:top" o:gfxdata="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" filled="f" stroked="f" strokeweight=".5pt">
+                    <v:textbox>
+                      <w:txbxContent>
+                        <w:p>
+                          <w:pPr>
+                            <w:rPr>
+                              <w:rFonts w:eastAsia="Yu Gothic"/>
+                              <w14:ligatures w14:val="none"/>
+                            </w:rPr>
+                          </w:pPr>
+                          <w:r>
+                            <w:rPr>
+                              <w:rFonts w:eastAsia="Yu Gothic"/>
+                            </w:rPr>
+                            <w:t>S2</w:t>
+                          </w:r>
+                        </w:p>
+                      </w:txbxContent>
+                    </v:textbox>
+                  </v:shape>
+                </v:group>
+                <v:group id="Group 1117023840" o:spid="_x0000_s1076" style="position:absolute;left:23703;top:11913;width:8217;height:8458" coordorigin="9307,15884" coordsize="8216,8458" o:gfxdata="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">
+                  <v:oval id="Oval 1486940439" o:spid="_x0000_s1077" style="position:absolute;left:9307;top:15884;width:8217;height:8458;visibility:visible;mso-wrap-style:square;v-text-anchor:middle" o:gfxdata="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" fillcolor="#156082 [3204]" strokecolor="#030e13 [484]" strokeweight="1pt">
+                    <v:stroke joinstyle="miter"/>
+                  </v:oval>
+                  <v:shape id="Text Box 2" o:spid="_x0000_s1078" type="#_x0000_t202" style="position:absolute;left:11532;top:18810;width:4320;height:3200;visibility:visible;mso-wrap-style:square;v-text-anchor:top" o:gfxdata="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" filled="f" stroked="f" strokeweight=".5pt">
+                    <v:textbox>
+                      <w:txbxContent>
+                        <w:p>
+                          <w:pPr>
+                            <w:rPr>
+                              <w:rFonts w:eastAsia="Yu Gothic"/>
+                              <w14:ligatures w14:val="none"/>
+                            </w:rPr>
+                          </w:pPr>
+                          <w:r>
+                            <w:rPr>
+                              <w:rFonts w:eastAsia="Yu Gothic"/>
+                            </w:rPr>
+                            <w:t>S1</w:t>
+                          </w:r>
+                        </w:p>
+                      </w:txbxContent>
+                    </v:textbox>
+                  </v:shape>
+                </v:group>
+                <v:shape id="Connector: Curved 1768131663" o:spid="_x0000_s1079" type="#_x0000_t38" style="position:absolute;left:19651;top:16142;width:4052;height:127;visibility:visible;mso-wrap-style:square" o:connectortype="curved" o:gfxdata="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" adj="10800" strokecolor="#156082 [3204]" strokeweight=".5pt">
+                  <v:stroke endarrow="block" joinstyle="miter"/>
+                </v:shape>
+                <v:shape id="Connector: Curved 1891498386" o:spid="_x0000_s1080" type="#_x0000_t38" style="position:absolute;left:31920;top:16142;width:4642;height:127;visibility:visible;mso-wrap-style:square" o:connectortype="curved" o:gfxdata="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" adj="10800" strokecolor="#156082 [3204]" strokeweight=".5pt">
+                  <v:stroke endarrow="block" joinstyle="miter"/>
+                </v:shape>
+                <v:shape id="Connector: Curved 1178205001" o:spid="_x0000_s1081" type="#_x0000_t38" style="position:absolute;left:34241;top:13940;width:127;height:12859;rotation:90;visibility:visible;mso-wrap-style:square" o:connectortype="curved" o:gfxdata="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" adj="388800" strokecolor="#156082 [3204]" strokeweight=".5pt">
+                  <v:stroke endarrow="block" joinstyle="miter"/>
+                </v:shape>
+                <v:shape id="_x0000_s1082" type="#_x0000_t202" style="position:absolute;left:19150;top:13474;width:4118;height:2667;visibility:visible;mso-wrap-style:square;v-text-anchor:top" o:gfxdata="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" filled="f" stroked="f" strokeweight=".5pt">
+                  <v:textbox>
+                    <w:txbxContent>
+                      <w:p>
+                        <w:pPr>
+                          <w:jc w:val="center"/>
+                          <w:rPr>
+                            <w:rFonts w:eastAsia="Yu Gothic"/>
+                            <w14:ligatures w14:val="none"/>
+                          </w:rPr>
+                        </w:pPr>
+                        <w:r>
+                          <w:rPr>
+                            <w:rFonts w:eastAsia="Yu Gothic"/>
+                          </w:rPr>
+                          <w:t>1/0</w:t>
+                        </w:r>
+                      </w:p>
+                    </w:txbxContent>
+                  </v:textbox>
+                </v:shape>
+                <v:shape id="_x0000_s1083" type="#_x0000_t202" style="position:absolute;left:32462;top:22240;width:4100;height:2667;visibility:visible;mso-wrap-style:square;v-text-anchor:top" o:gfxdata="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" filled="f" stroked="f" strokeweight=".5pt">
+                  <v:textbox>
+                    <w:txbxContent>
+                      <w:p>
+                        <w:pPr>
+                          <w:jc w:val="center"/>
+                          <w:rPr>
+                            <w:rFonts w:eastAsia="Yu Gothic"/>
+                            <w14:ligatures w14:val="none"/>
+                          </w:rPr>
+                        </w:pPr>
+                        <w:r>
+                          <w:rPr>
+                            <w:rFonts w:eastAsia="Yu Gothic"/>
+                          </w:rPr>
+                          <w:t>1/1</w:t>
+                        </w:r>
+                      </w:p>
+                    </w:txbxContent>
+                  </v:textbox>
+                </v:shape>
+                <v:shape id="_x0000_s1084" type="#_x0000_t202" style="position:absolute;left:31920;top:13473;width:3909;height:2667;visibility:visible;mso-wrap-style:square;v-text-anchor:top" o:gfxdata="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" filled="f" stroked="f" strokeweight=".5pt">
+                  <v:textbox>
+                    <w:txbxContent>
+                      <w:p>
+                        <w:pPr>
+                          <w:jc w:val="center"/>
+                          <w:rPr>
+                            <w:rFonts w:eastAsia="Yu Gothic"/>
+                            <w14:ligatures w14:val="none"/>
+                          </w:rPr>
+                        </w:pPr>
+                        <w:r>
+                          <w:rPr>
+                            <w:rFonts w:eastAsia="Yu Gothic"/>
+                          </w:rPr>
+                          <w:t>0/0</w:t>
+                        </w:r>
+                      </w:p>
+                    </w:txbxContent>
+                  </v:textbox>
+                </v:shape>
+                <v:shape id="Connector: Curved 761051434" o:spid="_x0000_s1085" type="#_x0000_t38" style="position:absolute;left:13472;top:11079;width:1238;height:2905;rotation:-90;flip:x y;visibility:visible;mso-wrap-style:square" o:connectortype="curved" o:gfxdata="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" adj="-39863" strokecolor="#156082 [3204]" strokeweight=".5pt">
+                  <v:stroke endarrow="block" joinstyle="miter"/>
+                </v:shape>
+                <v:shape id="Connector: Curved 1464459166" o:spid="_x0000_s1086" type="#_x0000_t38" style="position:absolute;left:25740;top:11079;width:1238;height:2905;rotation:-90;flip:x y;visibility:visible;mso-wrap-style:square" o:connectortype="curved" o:gfxdata="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" adj="-39863" strokecolor="#156082 [3204]" strokeweight=".5pt">
+                  <v:stroke endarrow="block" joinstyle="miter"/>
+                </v:shape>
+                <v:shape id="_x0000_s1087" type="#_x0000_t202" style="position:absolute;left:24169;top:7021;width:3937;height:2667;visibility:visible;mso-wrap-style:square;v-text-anchor:top" o:gfxdata="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" filled="f" stroked="f" strokeweight=".5pt">
+                  <v:textbox>
+                    <w:txbxContent>
+                      <w:p>
+                        <w:pPr>
+                          <w:jc w:val="center"/>
+                          <w:rPr>
+                            <w:rFonts w:eastAsia="Yu Gothic"/>
+                            <w14:ligatures w14:val="none"/>
+                          </w:rPr>
+                        </w:pPr>
+                        <w:r>
+                          <w:rPr>
+                            <w:rFonts w:eastAsia="Yu Gothic"/>
+                          </w:rPr>
+                          <w:t>1/00</w:t>
+                        </w:r>
+                      </w:p>
+                    </w:txbxContent>
+                  </v:textbox>
+                </v:shape>
+                <v:shape id="_x0000_s1088" type="#_x0000_t202" style="position:absolute;left:11434;top:7089;width:4380;height:2667;visibility:visible;mso-wrap-style:square;v-text-anchor:top" o:gfxdata="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" filled="f" stroked="f" strokeweight=".5pt">
+                  <v:textbox>
+                    <w:txbxContent>
+                      <w:p>
+                        <w:pPr>
+                          <w:jc w:val="center"/>
+                          <w:rPr>
+                            <w:rFonts w:eastAsia="Yu Gothic"/>
+                            <w14:ligatures w14:val="none"/>
+                          </w:rPr>
+                        </w:pPr>
+                        <w:r>
+                          <w:rPr>
+                            <w:rFonts w:eastAsia="Yu Gothic"/>
+                          </w:rPr>
+                          <w:t>0/0</w:t>
+                        </w:r>
+                      </w:p>
+                    </w:txbxContent>
+                  </v:textbox>
+                </v:shape>
+                <v:shape id="Connector: Curved 1065783984" o:spid="_x0000_s1089" type="#_x0000_t38" style="position:absolute;left:28941;top:1420;width:1238;height:22223;rotation:-90;flip:x y;visibility:visible;mso-wrap-style:square" o:connectortype="curved" o:gfxdata="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" adj="-107510" strokecolor="#156082 [3204]" strokeweight=".5pt">
+                  <v:stroke endarrow="block" joinstyle="miter"/>
+                </v:shape>
+                <v:shape id="_x0000_s1090" type="#_x0000_t202" style="position:absolute;left:27597;top:3313;width:4323;height:2667;visibility:visible;mso-wrap-style:square;v-text-anchor:top" o:gfxdata="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" filled="f" stroked="f" strokeweight=".5pt">
+                  <v:textbox>
+                    <w:txbxContent>
+                      <w:p>
+                        <w:pPr>
+                          <w:jc w:val="center"/>
+                          <w:rPr>
+                            <w:rFonts w:eastAsia="Yu Gothic"/>
+                            <w14:ligatures w14:val="none"/>
+                          </w:rPr>
+                        </w:pPr>
+                        <w:r>
+                          <w:rPr>
+                            <w:rFonts w:eastAsia="Yu Gothic"/>
+                            <w14:ligatures w14:val="none"/>
+                          </w:rPr>
+                          <w:t>0/0</w:t>
+                        </w:r>
+                      </w:p>
+                    </w:txbxContent>
+                  </v:textbox>
+                </v:shape>
+                <v:shape id="_x0000_s1091" type="#_x0000_t202" style="position:absolute;left:19983;top:360;width:15979;height:3327;visibility:visible;mso-wrap-style:square;v-text-anchor:top" o:gfxdata="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" filled="f" stroked="f" strokeweight=".5pt">
+                  <v:textbox>
+                    <w:txbxContent>
+                      <w:p>
+                        <w:pPr>
+                          <w:jc w:val="center"/>
+                          <w:rPr>
+                            <w:rFonts w:eastAsia="Yu Gothic"/>
+                            <w:u w:val="single"/>
+                            <w14:ligatures w14:val="none"/>
+                          </w:rPr>
+                        </w:pPr>
+                        <w:r>
+                          <w:rPr>
+                            <w:rFonts w:eastAsia="Yu Gothic"/>
+                            <w:u w:val="single"/>
+                          </w:rPr>
+                          <w:t>Mealy</w:t>
+                        </w:r>
+                        <w:r>
+                          <w:rPr>
+                            <w:rFonts w:eastAsia="Yu Gothic"/>
+                            <w:u w:val="single"/>
+                          </w:rPr>
+                          <w:t xml:space="preserve"> Diagram</w:t>
+                        </w:r>
+                      </w:p>
+                    </w:txbxContent>
+                  </v:textbox>
+                </v:shape>
+                <v:shape id="_x0000_s1092" type="#_x0000_t202" style="position:absolute;left:12360;top:20370;width:6790;height:3321;visibility:visible;mso-wrap-style:square;v-text-anchor:top" o:gfxdata="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" filled="f" stroked="f" strokeweight=".5pt">
+                  <v:textbox>
+                    <w:txbxContent>
+                      <w:p>
+                        <w:pPr>
+                          <w:jc w:val="center"/>
+                          <w:rPr>
+                            <w:rFonts w:eastAsia="Yu Gothic"/>
+                            <w14:ligatures w14:val="none"/>
+                          </w:rPr>
+                        </w:pPr>
+                        <w:r>
+                          <w:rPr>
+                            <w:rFonts w:eastAsia="Yu Gothic"/>
+                          </w:rPr>
+                          <w:t>Reset</w:t>
+                        </w:r>
+                      </w:p>
+                    </w:txbxContent>
+                  </v:textbox>
+                </v:shape>
+                <w10:anchorlock/>
+              </v:group>
+            </w:pict>
+          </mc:Fallback>
+        </mc:AlternateContent>
+      </w:r>
+    </w:p>
+    <w:p>
+      <w:pPr>
+        <w:jc w:val="center"/>
+        <w:rPr>
+          <w:noProof/>
+        </w:rPr>
+      </w:pPr>
+      <w:r>
+        <w:rPr>
+          <w:noProof/>
+        </w:rPr>
+        <w:lastRenderedPageBreak/>
+        <w:drawing>
+          <wp:inline distT="0" distB="0" distL="0" distR="0" wp14:anchorId="585A9586" wp14:editId="547E746C">
+            <wp:extent cx="5943600" cy="5056505"/>
+            <wp:effectExtent l="0" t="0" r="0" b="0"/>
+            <wp:docPr id="1643133703" name="Picture 1"/>
+            <wp:cNvGraphicFramePr>
+              <a:graphicFrameLocks xmlns:a="http://schemas.openxmlformats.org/drawingml/2006/main" noChangeAspect="1"/>
+            </wp:cNvGraphicFramePr>
+            <a:graphic xmlns:a="http://schemas.openxmlformats.org/drawingml/2006/main">
+              <a:graphicData uri="http://schemas.openxmlformats.org/drawingml/2006/picture">
+                <pic:pic xmlns:pic="http://schemas.openxmlformats.org/drawingml/2006/picture">
+                  <pic:nvPicPr>
+                    <pic:cNvPr id="1643133703" name=""/>
+                    <pic:cNvPicPr/>
+                  </pic:nvPicPr>
+                  <pic:blipFill>
+                    <a:blip r:embed="rId5"/>
+                    <a:stretch>
+                      <a:fillRect/>
+                    </a:stretch>
+                  </pic:blipFill>
+                  <pic:spPr>
+                    <a:xfrm>
+                      <a:off x="0" y="0"/>
+                      <a:ext cx="5943600" cy="5056505"/>
+                    </a:xfrm>
+                    <a:prstGeom prst="rect">
+                      <a:avLst/>
+                    </a:prstGeom>
+                  </pic:spPr>
+                </pic:pic>
+              </a:graphicData>
+            </a:graphic>
+          </wp:inline>
+        </w:drawing>
+      </w:r>
+    </w:p>
+    <w:p>
+      <w:pPr>
+        <w:jc w:val="center"/>
+        <w:rPr>
+          <w:noProof/>
+        </w:rPr>
+      </w:pPr>
+    </w:p>
+    <w:p>
+      <w:pPr>
+        <w:jc w:val="center"/>
+        <w:rPr>
+          <w:noProof/>
+        </w:rPr>
+      </w:pPr>
+      <w:r>
+        <w:rPr>
+          <w:noProof/>
+        </w:rPr>
+        <w:drawing>
+          <wp:inline distT="0" distB="0" distL="0" distR="0" wp14:anchorId="4EAB09FA" wp14:editId="12AA8853">
+            <wp:extent cx="3038475" cy="2495550"/>
+            <wp:effectExtent l="0" t="0" r="9525" b="0"/>
+            <wp:docPr id="1533644547" name="Picture 1"/>
+            <wp:cNvGraphicFramePr>
+              <a:graphicFrameLocks xmlns:a="http://schemas.openxmlformats.org/drawingml/2006/main" noChangeAspect="1"/>
+            </wp:cNvGraphicFramePr>
+            <a:graphic xmlns:a="http://schemas.openxmlformats.org/drawingml/2006/main">
+              <a:graphicData uri="http://schemas.openxmlformats.org/drawingml/2006/picture">
+                <pic:pic xmlns:pic="http://schemas.openxmlformats.org/drawingml/2006/picture">
+                  <pic:nvPicPr>
+                    <pic:cNvPr id="1533644547" name=""/>
+                    <pic:cNvPicPr/>
+                  </pic:nvPicPr>
+                  <pic:blipFill>
+                    <a:blip r:embed="rId6"/>
+                    <a:stretch>
+                      <a:fillRect/>
+                    </a:stretch>
+                  </pic:blipFill>
+                  <pic:spPr>
+                    <a:xfrm>
+                      <a:off x="0" y="0"/>
+                      <a:ext cx="3038475" cy="2495550"/>
+                    </a:xfrm>
+                    <a:prstGeom prst="rect">
+                      <a:avLst/>
+                    </a:prstGeom>
+                  </pic:spPr>
+                </pic:pic>
+              </a:graphicData>
+            </a:graphic>
+          </wp:inline>
+        </w:drawing>
+      </w:r>
+    </w:p>
+    <w:p>
+      <w:pPr>
+        <w:rPr>
+          <w:b/>
+          <w:bCs/>
+          <w:noProof/>
+        </w:rPr>
+      </w:pPr>
+      <w:r>
+        <w:rPr>
+          <w:noProof/>
+        </w:rPr>
+        <w:lastRenderedPageBreak/>
+        <mc:AlternateContent>
+          <mc:Choice Requires="wpc">
+            <w:drawing>
+              <wp:anchor distT="0" distB="0" distL="114300" distR="114300" simplePos="0" relativeHeight="251663360" behindDoc="0" locked="0" layoutInCell="1" allowOverlap="1" wp14:anchorId="36C24011" wp14:editId="2663E45D">
+                <wp:simplePos x="0" y="0"/>
+                <wp:positionH relativeFrom="column">
+                  <wp:posOffset>259080</wp:posOffset>
+                </wp:positionH>
+                <wp:positionV relativeFrom="paragraph">
+                  <wp:posOffset>527527</wp:posOffset>
+                </wp:positionV>
+                <wp:extent cx="5486400" cy="3827145"/>
+                <wp:effectExtent l="0" t="0" r="0" b="97155"/>
+                <wp:wrapSquare wrapText="bothSides"/>
                 <wp:docPr id="721889027" name="Canvas 2"/>
                 <wp:cNvGraphicFramePr>
                   <a:graphicFrameLocks xmlns:a="http://schemas.openxmlformats.org/drawingml/2006/main" noChangeAspect="1"/>
@@ -2007,7 +3224,7 @@
                         <wpg:cNvGrpSpPr/>
                         <wpg:grpSpPr>
                           <a:xfrm>
-                            <a:off x="1143493" y="1191320"/>
+                            <a:off x="1093385" y="832304"/>
                             <a:ext cx="821690" cy="845820"/>
                             <a:chOff x="180000" y="180000"/>
                             <a:chExt cx="821690" cy="845820"/>
@@ -2053,8 +3270,8 @@
                           <wps:cNvSpPr txBox="1"/>
                           <wps:spPr>
                             <a:xfrm>
-                              <a:off x="432552" y="454099"/>
-                              <a:ext cx="404973" cy="320040"/>
+                              <a:off x="235419" y="316585"/>
+                              <a:ext cx="701355" cy="595880"/>
                             </a:xfrm>
                             <a:prstGeom prst="rect">
                               <a:avLst/>
@@ -2067,8 +3284,84 @@
                           <wps:txbx>
                             <w:txbxContent>
                               <w:p>
+                                <w:pPr>
+                                  <w:spacing w:line="240" w:lineRule="auto"/>
+                                  <w:jc w:val="center"/>
+                                  <w:rPr>
+                                    <w:sz w:val="21"/>
+                                    <w:szCs w:val="21"/>
+                                  </w:rPr>
+                                </w:pPr>
                                 <w:r>
+                                  <w:rPr>
+                                    <w:sz w:val="21"/>
+                                    <w:szCs w:val="21"/>
+                                  </w:rPr>
                                   <w:t>S0</w:t>
+                                </w:r>
+                              </w:p>
+                              <w:p>
+                                <w:pPr>
+                                  <w:spacing w:line="240" w:lineRule="auto"/>
+                                  <w:jc w:val="center"/>
+                                  <w:rPr>
+                                    <w:sz w:val="21"/>
+                                    <w:szCs w:val="21"/>
+                                  </w:rPr>
+                                </w:pPr>
+                                <w:r>
+                                  <w:rPr>
+                                    <w:sz w:val="21"/>
+                                    <w:szCs w:val="21"/>
+                                  </w:rPr>
+                                  <w:t>L</w:t>
+                                </w:r>
+                                <w:r>
+                                  <w:rPr>
+                                    <w:sz w:val="21"/>
+                                    <w:szCs w:val="21"/>
+                                    <w:vertAlign w:val="subscript"/>
+                                  </w:rPr>
+                                  <w:t>a</w:t>
+                                </w:r>
+                                <w:r>
+                                  <w:rPr>
+                                    <w:sz w:val="21"/>
+                                    <w:szCs w:val="21"/>
+                                  </w:rPr>
+                                  <w:t>: green</w:t>
+                                </w:r>
+                              </w:p>
+                              <w:p>
+                                <w:pPr>
+                                  <w:spacing w:line="240" w:lineRule="auto"/>
+                                  <w:jc w:val="center"/>
+                                  <w:rPr>
+                                    <w:sz w:val="21"/>
+                                    <w:szCs w:val="21"/>
+                                  </w:rPr>
+                                </w:pPr>
+                                <w:r>
+                                  <w:rPr>
+                                    <w:sz w:val="21"/>
+                                    <w:szCs w:val="21"/>
+                                  </w:rPr>
+                                  <w:t>L</w:t>
+                                </w:r>
+                                <w:r>
+                                  <w:rPr>
+                                    <w:sz w:val="21"/>
+                                    <w:szCs w:val="21"/>
+                                    <w:vertAlign w:val="subscript"/>
+                                  </w:rPr>
+                                  <w:t>a</w:t>
+                                </w:r>
+                                <w:r>
+                                  <w:rPr>
+                                    <w:sz w:val="21"/>
+                                    <w:szCs w:val="21"/>
+                                  </w:rPr>
+                                  <w:t>: red</w:t>
                                 </w:r>
                               </w:p>
                             </w:txbxContent>
@@ -2081,23 +3374,3142 @@
                           </wps:bodyPr>
                         </wps:wsp>
                       </wpg:wgp>
+                      <wps:wsp>
+                        <wps:cNvPr id="2025886071" name="Oval 2025886071"/>
+                        <wps:cNvSpPr/>
+                        <wps:spPr>
+                          <a:xfrm>
+                            <a:off x="3621624" y="2611493"/>
+                            <a:ext cx="821690" cy="845820"/>
+                          </a:xfrm>
+                          <a:prstGeom prst="ellipse">
+                            <a:avLst/>
+                          </a:prstGeom>
+                        </wps:spPr>
+                        <wps:style>
+                          <a:lnRef idx="2">
+                            <a:schemeClr val="accent1">
+                              <a:shade val="15000"/>
+                            </a:schemeClr>
+                          </a:lnRef>
+                          <a:fillRef idx="1">
+                            <a:schemeClr val="accent1"/>
+                          </a:fillRef>
+                          <a:effectRef idx="0">
+                            <a:schemeClr val="accent1"/>
+                          </a:effectRef>
+                          <a:fontRef idx="minor">
+                            <a:schemeClr val="lt1"/>
+                          </a:fontRef>
+                        </wps:style>
+                        <wps:bodyPr rot="0" spcFirstLastPara="0" vert="horz" wrap="square" lIns="91440" tIns="45720" rIns="91440" bIns="45720" numCol="1" spcCol="0" rtlCol="0" fromWordArt="0" anchor="ctr" anchorCtr="0" forceAA="0" compatLnSpc="1">
+                          <a:prstTxWarp prst="textNoShape">
+                            <a:avLst/>
+                          </a:prstTxWarp>
+                          <a:noAutofit/>
+                        </wps:bodyPr>
+                      </wps:wsp>
+                      <wps:wsp>
+                        <wps:cNvPr id="2037505513" name="Oval 2037505513"/>
+                        <wps:cNvSpPr/>
+                        <wps:spPr>
+                          <a:xfrm>
+                            <a:off x="3653846" y="832302"/>
+                            <a:ext cx="821690" cy="845820"/>
+                          </a:xfrm>
+                          <a:prstGeom prst="ellipse">
+                            <a:avLst/>
+                          </a:prstGeom>
+                        </wps:spPr>
+                        <wps:style>
+                          <a:lnRef idx="2">
+                            <a:schemeClr val="accent1">
+                              <a:shade val="15000"/>
+                            </a:schemeClr>
+                          </a:lnRef>
+                          <a:fillRef idx="1">
+                            <a:schemeClr val="accent1"/>
+                          </a:fillRef>
+                          <a:effectRef idx="0">
+                            <a:schemeClr val="accent1"/>
+                          </a:effectRef>
+                          <a:fontRef idx="minor">
+                            <a:schemeClr val="lt1"/>
+                          </a:fontRef>
+                        </wps:style>
+                        <wps:bodyPr rot="0" spcFirstLastPara="0" vert="horz" wrap="square" lIns="91440" tIns="45720" rIns="91440" bIns="45720" numCol="1" spcCol="0" rtlCol="0" fromWordArt="0" anchor="ctr" anchorCtr="0" forceAA="0" compatLnSpc="1">
+                          <a:prstTxWarp prst="textNoShape">
+                            <a:avLst/>
+                          </a:prstTxWarp>
+                          <a:noAutofit/>
+                        </wps:bodyPr>
+                      </wps:wsp>
+                      <wps:wsp>
+                        <wps:cNvPr id="2136333864" name="Connector: Curved 2136333864"/>
+                        <wps:cNvCnPr>
+                          <a:stCxn id="917866105" idx="6"/>
+                          <a:endCxn id="2037505513" idx="2"/>
+                        </wps:cNvCnPr>
+                        <wps:spPr>
+                          <a:xfrm flipV="1">
+                            <a:off x="1915075" y="1255212"/>
+                            <a:ext cx="1738771" cy="2"/>
+                          </a:xfrm>
+                          <a:prstGeom prst="curvedConnector3">
+                            <a:avLst/>
+                          </a:prstGeom>
+                          <a:ln>
+                            <a:tailEnd type="triangle"/>
+                          </a:ln>
+                        </wps:spPr>
+                        <wps:style>
+                          <a:lnRef idx="1">
+                            <a:schemeClr val="accent1"/>
+                          </a:lnRef>
+                          <a:fillRef idx="0">
+                            <a:schemeClr val="accent1"/>
+                          </a:fillRef>
+                          <a:effectRef idx="0">
+                            <a:schemeClr val="accent1"/>
+                          </a:effectRef>
+                          <a:fontRef idx="minor">
+                            <a:schemeClr val="tx1"/>
+                          </a:fontRef>
+                        </wps:style>
+                        <wps:bodyPr/>
+                      </wps:wsp>
+                      <wps:wsp>
+                        <wps:cNvPr id="558277975" name="Connector: Curved 558277975"/>
+                        <wps:cNvCnPr>
+                          <a:stCxn id="917866105" idx="0"/>
+                          <a:endCxn id="917866105" idx="7"/>
+                        </wps:cNvCnPr>
+                        <wps:spPr>
+                          <a:xfrm rot="16200000" flipH="1">
+                            <a:off x="1587551" y="748982"/>
+                            <a:ext cx="123867" cy="290511"/>
+                          </a:xfrm>
+                          <a:prstGeom prst="curvedConnector3">
+                            <a:avLst>
+                              <a:gd name="adj1" fmla="val -184553"/>
+                            </a:avLst>
+                          </a:prstGeom>
+                          <a:ln>
+                            <a:tailEnd type="triangle"/>
+                          </a:ln>
+                        </wps:spPr>
+                        <wps:style>
+                          <a:lnRef idx="1">
+                            <a:schemeClr val="accent1"/>
+                          </a:lnRef>
+                          <a:fillRef idx="0">
+                            <a:schemeClr val="accent1"/>
+                          </a:fillRef>
+                          <a:effectRef idx="0">
+                            <a:schemeClr val="accent1"/>
+                          </a:effectRef>
+                          <a:fontRef idx="minor">
+                            <a:schemeClr val="tx1"/>
+                          </a:fontRef>
+                        </wps:style>
+                        <wps:bodyPr/>
+                      </wps:wsp>
+                      <wps:wsp>
+                        <wps:cNvPr id="34206182" name="Connector: Curved 34206182"/>
+                        <wps:cNvCnPr>
+                          <a:stCxn id="2037505513" idx="4"/>
+                          <a:endCxn id="2025886071" idx="0"/>
+                        </wps:cNvCnPr>
+                        <wps:spPr>
+                          <a:xfrm rot="5400000">
+                            <a:off x="3581895" y="2128696"/>
+                            <a:ext cx="933371" cy="32222"/>
+                          </a:xfrm>
+                          <a:prstGeom prst="curvedConnector3">
+                            <a:avLst>
+                              <a:gd name="adj1" fmla="val 50000"/>
+                            </a:avLst>
+                          </a:prstGeom>
+                          <a:ln>
+                            <a:tailEnd type="triangle"/>
+                          </a:ln>
+                        </wps:spPr>
+                        <wps:style>
+                          <a:lnRef idx="1">
+                            <a:schemeClr val="accent1"/>
+                          </a:lnRef>
+                          <a:fillRef idx="0">
+                            <a:schemeClr val="accent1"/>
+                          </a:fillRef>
+                          <a:effectRef idx="0">
+                            <a:schemeClr val="accent1"/>
+                          </a:effectRef>
+                          <a:fontRef idx="minor">
+                            <a:schemeClr val="tx1"/>
+                          </a:fontRef>
+                        </wps:style>
+                        <wps:bodyPr/>
+                      </wps:wsp>
+                      <wps:wsp>
+                        <wps:cNvPr id="1293714390" name="Text Box 1"/>
+                        <wps:cNvSpPr txBox="1"/>
+                        <wps:spPr>
+                          <a:xfrm>
+                            <a:off x="2603988" y="971423"/>
+                            <a:ext cx="393734" cy="266700"/>
+                          </a:xfrm>
+                          <a:prstGeom prst="rect">
+                            <a:avLst/>
+                          </a:prstGeom>
+                          <a:noFill/>
+                          <a:ln w="6350">
+                            <a:noFill/>
+                          </a:ln>
+                        </wps:spPr>
+                        <wps:txbx>
+                          <w:txbxContent>
+                            <w:p>
+                              <w:pPr>
+                                <w:jc w:val="center"/>
+                                <w:rPr>
+                                  <w:rFonts w:eastAsia="Yu Gothic"/>
+                                  <w:vertAlign w:val="subscript"/>
+                                  <w14:ligatures w14:val="none"/>
+                                </w:rPr>
+                              </w:pPr>
+                              <w:r>
+                                <w:rPr>
+                                  <w:rFonts w:eastAsia="Yu Gothic"/>
+                                </w:rPr>
+                                <w:t>T</w:t>
+                              </w:r>
+                              <w:r>
+                                <w:rPr>
+                                  <w:rFonts w:eastAsia="Yu Gothic"/>
+                                  <w:vertAlign w:val="subscript"/>
+                                </w:rPr>
+                                <w:t>a</w:t>
+                              </w:r>
+                            </w:p>
+                          </w:txbxContent>
+                        </wps:txbx>
+                        <wps:bodyPr rot="0" spcFirstLastPara="0" vert="horz" wrap="square" lIns="91440" tIns="45720" rIns="91440" bIns="45720" numCol="1" spcCol="0" rtlCol="0" fromWordArt="0" anchor="t" anchorCtr="0" forceAA="0" compatLnSpc="1">
+                          <a:prstTxWarp prst="textNoShape">
+                            <a:avLst/>
+                          </a:prstTxWarp>
+                          <a:noAutofit/>
+                        </wps:bodyPr>
+                      </wps:wsp>
+                      <wps:wsp>
+                        <wps:cNvPr id="1528441320" name="Text Box 1"/>
+                        <wps:cNvSpPr txBox="1"/>
+                        <wps:spPr>
+                          <a:xfrm>
+                            <a:off x="1757242" y="36116"/>
+                            <a:ext cx="2151043" cy="332727"/>
+                          </a:xfrm>
+                          <a:prstGeom prst="rect">
+                            <a:avLst/>
+                          </a:prstGeom>
+                          <a:noFill/>
+                          <a:ln w="6350">
+                            <a:noFill/>
+                          </a:ln>
+                        </wps:spPr>
+                        <wps:txbx>
+                          <w:txbxContent>
+                            <w:p>
+                              <w:pPr>
+                                <w:jc w:val="center"/>
+                                <w:rPr>
+                                  <w:rFonts w:eastAsia="Yu Gothic"/>
+                                  <w:u w:val="single"/>
+                                  <w14:ligatures w14:val="none"/>
+                                </w:rPr>
+                              </w:pPr>
+                              <w:r>
+                                <w:rPr>
+                                  <w:rFonts w:eastAsia="Yu Gothic"/>
+                                  <w:u w:val="single"/>
+                                </w:rPr>
+                                <w:t>Traffic Light State Diagram</w:t>
+                              </w:r>
+                            </w:p>
+                          </w:txbxContent>
+                        </wps:txbx>
+                        <wps:bodyPr rot="0" spcFirstLastPara="0" vert="horz" wrap="square" lIns="91440" tIns="45720" rIns="91440" bIns="45720" numCol="1" spcCol="0" rtlCol="0" fromWordArt="0" anchor="t" anchorCtr="0" forceAA="0" compatLnSpc="1">
+                          <a:prstTxWarp prst="textNoShape">
+                            <a:avLst/>
+                          </a:prstTxWarp>
+                          <a:noAutofit/>
+                        </wps:bodyPr>
+                      </wps:wsp>
+                      <wps:wsp>
+                        <wps:cNvPr id="908087024" name="Text Box 1"/>
+                        <wps:cNvSpPr txBox="1"/>
+                        <wps:spPr>
+                          <a:xfrm>
+                            <a:off x="469822" y="1115291"/>
+                            <a:ext cx="678982" cy="332105"/>
+                          </a:xfrm>
+                          <a:prstGeom prst="rect">
+                            <a:avLst/>
+                          </a:prstGeom>
+                          <a:noFill/>
+                          <a:ln w="6350">
+                            <a:noFill/>
+                          </a:ln>
+                        </wps:spPr>
+                        <wps:txbx>
+                          <w:txbxContent>
+                            <w:p>
+                              <w:pPr>
+                                <w:jc w:val="center"/>
+                                <w:rPr>
+                                  <w:rFonts w:eastAsia="Yu Gothic"/>
+                                  <w14:ligatures w14:val="none"/>
+                                </w:rPr>
+                              </w:pPr>
+                              <w:r>
+                                <w:rPr>
+                                  <w:rFonts w:eastAsia="Yu Gothic"/>
+                                </w:rPr>
+                                <w:t>Reset</w:t>
+                              </w:r>
+                            </w:p>
+                          </w:txbxContent>
+                        </wps:txbx>
+                        <wps:bodyPr rot="0" spcFirstLastPara="0" vert="horz" wrap="square" lIns="91440" tIns="45720" rIns="91440" bIns="45720" numCol="1" spcCol="0" rtlCol="0" fromWordArt="0" anchor="t" anchorCtr="0" forceAA="0" compatLnSpc="1">
+                          <a:prstTxWarp prst="textNoShape">
+                            <a:avLst/>
+                          </a:prstTxWarp>
+                          <a:noAutofit/>
+                        </wps:bodyPr>
+                      </wps:wsp>
+                      <wps:wsp>
+                        <wps:cNvPr id="939633605" name="Text Box 1"/>
+                        <wps:cNvSpPr txBox="1"/>
+                        <wps:spPr>
+                          <a:xfrm>
+                            <a:off x="3686067" y="949131"/>
+                            <a:ext cx="789469" cy="611141"/>
+                          </a:xfrm>
+                          <a:prstGeom prst="rect">
+                            <a:avLst/>
+                          </a:prstGeom>
+                          <a:noFill/>
+                          <a:ln w="6350">
+                            <a:noFill/>
+                          </a:ln>
+                        </wps:spPr>
+                        <wps:txbx>
+                          <w:txbxContent>
+                            <w:p>
+                              <w:pPr>
+                                <w:spacing w:line="240" w:lineRule="auto"/>
+                                <w:jc w:val="center"/>
+                                <w:rPr>
+                                  <w:rFonts w:eastAsia="Yu Gothic"/>
+                                  <w:sz w:val="21"/>
+                                  <w:szCs w:val="21"/>
+                                  <w14:ligatures w14:val="none"/>
+                                </w:rPr>
+                              </w:pPr>
+                              <w:r>
+                                <w:rPr>
+                                  <w:rFonts w:eastAsia="Yu Gothic"/>
+                                  <w:sz w:val="21"/>
+                                  <w:szCs w:val="21"/>
+                                </w:rPr>
+                                <w:t>S1</w:t>
+                              </w:r>
+                            </w:p>
+                            <w:p>
+                              <w:pPr>
+                                <w:spacing w:line="240" w:lineRule="auto"/>
+                                <w:jc w:val="center"/>
+                                <w:rPr>
+                                  <w:rFonts w:eastAsia="Yu Gothic"/>
+                                  <w:sz w:val="21"/>
+                                  <w:szCs w:val="21"/>
+                                </w:rPr>
+                              </w:pPr>
+                              <w:r>
+                                <w:rPr>
+                                  <w:rFonts w:eastAsia="Yu Gothic"/>
+                                  <w:sz w:val="21"/>
+                                  <w:szCs w:val="21"/>
+                                </w:rPr>
+                                <w:t>L</w:t>
+                              </w:r>
+                              <w:r>
+                                <w:rPr>
+                                  <w:rFonts w:eastAsia="Yu Gothic"/>
+                                  <w:position w:val="-5"/>
+                                  <w:sz w:val="21"/>
+                                  <w:szCs w:val="21"/>
+                                  <w:vertAlign w:val="subscript"/>
+                                </w:rPr>
+                                <w:t>a</w:t>
+                              </w:r>
+                              <w:r>
+                                <w:rPr>
+                                  <w:rFonts w:eastAsia="Yu Gothic"/>
+                                  <w:sz w:val="21"/>
+                                  <w:szCs w:val="21"/>
+                                </w:rPr>
+                                <w:t>: yellow</w:t>
+                              </w:r>
+                            </w:p>
+                            <w:p>
+                              <w:pPr>
+                                <w:spacing w:line="240" w:lineRule="auto"/>
+                                <w:jc w:val="center"/>
+                                <w:rPr>
+                                  <w:rFonts w:eastAsia="Yu Gothic"/>
+                                  <w:sz w:val="21"/>
+                                  <w:szCs w:val="21"/>
+                                </w:rPr>
+                              </w:pPr>
+                              <w:r>
+                                <w:rPr>
+                                  <w:rFonts w:eastAsia="Yu Gothic"/>
+                                  <w:sz w:val="21"/>
+                                  <w:szCs w:val="21"/>
+                                </w:rPr>
+                                <w:t>L</w:t>
+                              </w:r>
+                              <w:r>
+                                <w:rPr>
+                                  <w:rFonts w:eastAsia="Yu Gothic"/>
+                                  <w:position w:val="-5"/>
+                                  <w:sz w:val="21"/>
+                                  <w:szCs w:val="21"/>
+                                  <w:vertAlign w:val="subscript"/>
+                                </w:rPr>
+                                <w:t>a</w:t>
+                              </w:r>
+                              <w:r>
+                                <w:rPr>
+                                  <w:rFonts w:eastAsia="Yu Gothic"/>
+                                  <w:sz w:val="21"/>
+                                  <w:szCs w:val="21"/>
+                                </w:rPr>
+                                <w:t>: red</w:t>
+                              </w:r>
+                            </w:p>
+                          </w:txbxContent>
+                        </wps:txbx>
+                        <wps:bodyPr rot="0" spcFirstLastPara="0" vert="horz" wrap="square" lIns="91440" tIns="45720" rIns="91440" bIns="45720" numCol="1" spcCol="0" rtlCol="0" fromWordArt="0" anchor="t" anchorCtr="0" forceAA="0" compatLnSpc="1">
+                          <a:prstTxWarp prst="textNoShape">
+                            <a:avLst/>
+                          </a:prstTxWarp>
+                          <a:noAutofit/>
+                        </wps:bodyPr>
+                      </wps:wsp>
+                      <wps:wsp>
+                        <wps:cNvPr id="695224587" name="Oval 695224587"/>
+                        <wps:cNvSpPr/>
+                        <wps:spPr>
+                          <a:xfrm>
+                            <a:off x="1093385" y="2647828"/>
+                            <a:ext cx="821690" cy="845820"/>
+                          </a:xfrm>
+                          <a:prstGeom prst="ellipse">
+                            <a:avLst/>
+                          </a:prstGeom>
+                        </wps:spPr>
+                        <wps:style>
+                          <a:lnRef idx="2">
+                            <a:schemeClr val="accent1">
+                              <a:shade val="15000"/>
+                            </a:schemeClr>
+                          </a:lnRef>
+                          <a:fillRef idx="1">
+                            <a:schemeClr val="accent1"/>
+                          </a:fillRef>
+                          <a:effectRef idx="0">
+                            <a:schemeClr val="accent1"/>
+                          </a:effectRef>
+                          <a:fontRef idx="minor">
+                            <a:schemeClr val="lt1"/>
+                          </a:fontRef>
+                        </wps:style>
+                        <wps:txbx>
+                          <w:txbxContent>
+                            <w:p>
+                              <w:pPr>
+                                <w:jc w:val="center"/>
+                              </w:pPr>
+                            </w:p>
+                          </w:txbxContent>
+                        </wps:txbx>
+                        <wps:bodyPr rot="0" spcFirstLastPara="0" vert="horz" wrap="square" lIns="91440" tIns="45720" rIns="91440" bIns="45720" numCol="1" spcCol="0" rtlCol="0" fromWordArt="0" anchor="ctr" anchorCtr="0" forceAA="0" compatLnSpc="1">
+                          <a:prstTxWarp prst="textNoShape">
+                            <a:avLst/>
+                          </a:prstTxWarp>
+                          <a:noAutofit/>
+                        </wps:bodyPr>
+                      </wps:wsp>
+                      <wps:wsp>
+                        <wps:cNvPr id="200199564" name="Text Box 1"/>
+                        <wps:cNvSpPr txBox="1"/>
+                        <wps:spPr>
+                          <a:xfrm>
+                            <a:off x="1093385" y="2737434"/>
+                            <a:ext cx="821690" cy="609709"/>
+                          </a:xfrm>
+                          <a:prstGeom prst="rect">
+                            <a:avLst/>
+                          </a:prstGeom>
+                          <a:noFill/>
+                          <a:ln w="6350">
+                            <a:noFill/>
+                          </a:ln>
+                        </wps:spPr>
+                        <wps:txbx>
+                          <w:txbxContent>
+                            <w:p>
+                              <w:pPr>
+                                <w:spacing w:line="240" w:lineRule="auto"/>
+                                <w:jc w:val="center"/>
+                                <w:rPr>
+                                  <w:rFonts w:eastAsia="Yu Gothic"/>
+                                  <w:sz w:val="21"/>
+                                  <w:szCs w:val="21"/>
+                                  <w14:ligatures w14:val="none"/>
+                                </w:rPr>
+                              </w:pPr>
+                              <w:r>
+                                <w:rPr>
+                                  <w:rFonts w:eastAsia="Yu Gothic"/>
+                                  <w:sz w:val="21"/>
+                                  <w:szCs w:val="21"/>
+                                </w:rPr>
+                                <w:t>S3</w:t>
+                              </w:r>
+                            </w:p>
+                            <w:p>
+                              <w:pPr>
+                                <w:spacing w:line="240" w:lineRule="auto"/>
+                                <w:jc w:val="center"/>
+                                <w:rPr>
+                                  <w:rFonts w:eastAsia="Yu Gothic"/>
+                                  <w:sz w:val="21"/>
+                                  <w:szCs w:val="21"/>
+                                </w:rPr>
+                              </w:pPr>
+                              <w:r>
+                                <w:rPr>
+                                  <w:rFonts w:eastAsia="Yu Gothic"/>
+                                  <w:sz w:val="21"/>
+                                  <w:szCs w:val="21"/>
+                                </w:rPr>
+                                <w:t>L</w:t>
+                              </w:r>
+                              <w:r>
+                                <w:rPr>
+                                  <w:rFonts w:eastAsia="Yu Gothic"/>
+                                  <w:position w:val="-5"/>
+                                  <w:sz w:val="21"/>
+                                  <w:szCs w:val="21"/>
+                                  <w:vertAlign w:val="subscript"/>
+                                </w:rPr>
+                                <w:t>a</w:t>
+                              </w:r>
+                              <w:r>
+                                <w:rPr>
+                                  <w:rFonts w:eastAsia="Yu Gothic"/>
+                                  <w:sz w:val="21"/>
+                                  <w:szCs w:val="21"/>
+                                </w:rPr>
+                                <w:t>: red</w:t>
+                              </w:r>
+                            </w:p>
+                            <w:p>
+                              <w:pPr>
+                                <w:spacing w:line="240" w:lineRule="auto"/>
+                                <w:jc w:val="center"/>
+                                <w:rPr>
+                                  <w:rFonts w:eastAsia="Yu Gothic"/>
+                                  <w:sz w:val="21"/>
+                                  <w:szCs w:val="21"/>
+                                </w:rPr>
+                              </w:pPr>
+                              <w:r>
+                                <w:rPr>
+                                  <w:rFonts w:eastAsia="Yu Gothic"/>
+                                  <w:sz w:val="21"/>
+                                  <w:szCs w:val="21"/>
+                                </w:rPr>
+                                <w:t>L</w:t>
+                              </w:r>
+                              <w:r>
+                                <w:rPr>
+                                  <w:rFonts w:eastAsia="Yu Gothic"/>
+                                  <w:position w:val="-5"/>
+                                  <w:sz w:val="21"/>
+                                  <w:szCs w:val="21"/>
+                                  <w:vertAlign w:val="subscript"/>
+                                </w:rPr>
+                                <w:t>a</w:t>
+                              </w:r>
+                              <w:r>
+                                <w:rPr>
+                                  <w:rFonts w:eastAsia="Yu Gothic"/>
+                                  <w:sz w:val="21"/>
+                                  <w:szCs w:val="21"/>
+                                </w:rPr>
+                                <w:t>: yellow</w:t>
+                              </w:r>
+                            </w:p>
+                          </w:txbxContent>
+                        </wps:txbx>
+                        <wps:bodyPr rot="0" spcFirstLastPara="0" vert="horz" wrap="square" lIns="91440" tIns="45720" rIns="91440" bIns="45720" numCol="1" spcCol="0" rtlCol="0" fromWordArt="0" anchor="t" anchorCtr="0" forceAA="0" compatLnSpc="1">
+                          <a:prstTxWarp prst="textNoShape">
+                            <a:avLst/>
+                          </a:prstTxWarp>
+                          <a:noAutofit/>
+                        </wps:bodyPr>
+                      </wps:wsp>
+                      <wps:wsp>
+                        <wps:cNvPr id="1938045888" name="Text Box 1"/>
+                        <wps:cNvSpPr txBox="1"/>
+                        <wps:spPr>
+                          <a:xfrm>
+                            <a:off x="1521376" y="361807"/>
+                            <a:ext cx="393700" cy="318764"/>
+                          </a:xfrm>
+                          <a:prstGeom prst="rect">
+                            <a:avLst/>
+                          </a:prstGeom>
+                          <a:noFill/>
+                          <a:ln w="6350">
+                            <a:noFill/>
+                          </a:ln>
+                        </wps:spPr>
+                        <wps:txbx>
+                          <w:txbxContent>
+                            <w:p>
+                              <w:pPr>
+                                <w:jc w:val="center"/>
+                                <w:rPr>
+                                  <w:rFonts w:eastAsia="Yu Gothic"/>
+                                  <w14:ligatures w14:val="none"/>
+                                </w:rPr>
+                              </w:pPr>
+                              <w:r>
+                                <w:rPr>
+                                  <w:rFonts w:eastAsia="Yu Gothic"/>
+                                </w:rPr>
+                                <w:t>T</w:t>
+                              </w:r>
+                              <w:r>
+                                <w:rPr>
+                                  <w:rFonts w:eastAsia="Yu Gothic"/>
+                                  <w:position w:val="-6"/>
+                                  <w:vertAlign w:val="subscript"/>
+                                </w:rPr>
+                                <w:t>a</w:t>
+                              </w:r>
+                            </w:p>
+                          </w:txbxContent>
+                        </wps:txbx>
+                        <wps:bodyPr rot="0" spcFirstLastPara="0" vert="horz" wrap="square" lIns="91440" tIns="45720" rIns="91440" bIns="45720" numCol="1" spcCol="0" rtlCol="0" fromWordArt="0" anchor="t" anchorCtr="0" forceAA="0" compatLnSpc="1">
+                          <a:prstTxWarp prst="textNoShape">
+                            <a:avLst/>
+                          </a:prstTxWarp>
+                          <a:noAutofit/>
+                        </wps:bodyPr>
+                      </wps:wsp>
+                      <wps:wsp>
+                        <wps:cNvPr id="1304731884" name="Connector: Curved 1304731884"/>
+                        <wps:cNvCnPr>
+                          <a:stCxn id="2025886071" idx="2"/>
+                          <a:endCxn id="200199564" idx="3"/>
+                        </wps:cNvCnPr>
+                        <wps:spPr>
+                          <a:xfrm rot="10800000" flipV="1">
+                            <a:off x="1915076" y="3034403"/>
+                            <a:ext cx="1706549" cy="7886"/>
+                          </a:xfrm>
+                          <a:prstGeom prst="curvedConnector3">
+                            <a:avLst>
+                              <a:gd name="adj1" fmla="val 50000"/>
+                            </a:avLst>
+                          </a:prstGeom>
+                          <a:ln>
+                            <a:tailEnd type="triangle"/>
+                          </a:ln>
+                        </wps:spPr>
+                        <wps:style>
+                          <a:lnRef idx="1">
+                            <a:schemeClr val="accent1"/>
+                          </a:lnRef>
+                          <a:fillRef idx="0">
+                            <a:schemeClr val="accent1"/>
+                          </a:fillRef>
+                          <a:effectRef idx="0">
+                            <a:schemeClr val="accent1"/>
+                          </a:effectRef>
+                          <a:fontRef idx="minor">
+                            <a:schemeClr val="tx1"/>
+                          </a:fontRef>
+                        </wps:style>
+                        <wps:bodyPr/>
+                      </wps:wsp>
+                      <wps:wsp>
+                        <wps:cNvPr id="1644837568" name="Connector: Curved 1644837568"/>
+                        <wps:cNvCnPr>
+                          <a:stCxn id="695224587" idx="0"/>
+                          <a:endCxn id="917866105" idx="4"/>
+                        </wps:cNvCnPr>
+                        <wps:spPr>
+                          <a:xfrm rot="5400000" flipH="1" flipV="1">
+                            <a:off x="1019378" y="2162976"/>
+                            <a:ext cx="969704" cy="12700"/>
+                          </a:xfrm>
+                          <a:prstGeom prst="curvedConnector3">
+                            <a:avLst>
+                              <a:gd name="adj1" fmla="val 50000"/>
+                            </a:avLst>
+                          </a:prstGeom>
+                          <a:ln>
+                            <a:tailEnd type="triangle"/>
+                          </a:ln>
+                        </wps:spPr>
+                        <wps:style>
+                          <a:lnRef idx="1">
+                            <a:schemeClr val="accent1"/>
+                          </a:lnRef>
+                          <a:fillRef idx="0">
+                            <a:schemeClr val="accent1"/>
+                          </a:fillRef>
+                          <a:effectRef idx="0">
+                            <a:schemeClr val="accent1"/>
+                          </a:effectRef>
+                          <a:fontRef idx="minor">
+                            <a:schemeClr val="tx1"/>
+                          </a:fontRef>
+                        </wps:style>
+                        <wps:bodyPr/>
+                      </wps:wsp>
+                      <wps:wsp>
+                        <wps:cNvPr id="726059847" name="Text Box 1"/>
+                        <wps:cNvSpPr txBox="1"/>
+                        <wps:spPr>
+                          <a:xfrm>
+                            <a:off x="2603988" y="3034293"/>
+                            <a:ext cx="393700" cy="312849"/>
+                          </a:xfrm>
+                          <a:prstGeom prst="rect">
+                            <a:avLst/>
+                          </a:prstGeom>
+                          <a:noFill/>
+                          <a:ln w="6350">
+                            <a:noFill/>
+                          </a:ln>
+                        </wps:spPr>
+                        <wps:txbx>
+                          <w:txbxContent>
+                            <w:p>
+                              <w:pPr>
+                                <w:jc w:val="center"/>
+                                <w:rPr>
+                                  <w:rFonts w:eastAsia="Yu Gothic"/>
+                                  <w14:ligatures w14:val="none"/>
+                                </w:rPr>
+                              </w:pPr>
+                              <w:r>
+                                <w:rPr>
+                                  <w:rFonts w:eastAsia="Yu Gothic"/>
+                                </w:rPr>
+                                <w:t>T</w:t>
+                              </w:r>
+                              <w:r>
+                                <w:rPr>
+                                  <w:rFonts w:eastAsia="Yu Gothic"/>
+                                  <w:position w:val="-6"/>
+                                  <w:vertAlign w:val="subscript"/>
+                                </w:rPr>
+                                <w:t>b</w:t>
+                              </w:r>
+                            </w:p>
+                          </w:txbxContent>
+                        </wps:txbx>
+                        <wps:bodyPr rot="0" spcFirstLastPara="0" vert="horz" wrap="square" lIns="91440" tIns="45720" rIns="91440" bIns="45720" numCol="1" spcCol="0" rtlCol="0" fromWordArt="0" anchor="t" anchorCtr="0" forceAA="0" compatLnSpc="1">
+                          <a:prstTxWarp prst="textNoShape">
+                            <a:avLst/>
+                          </a:prstTxWarp>
+                          <a:noAutofit/>
+                        </wps:bodyPr>
+                      </wps:wsp>
+                      <wps:wsp>
+                        <wps:cNvPr id="538158730" name="Text Box 1"/>
+                        <wps:cNvSpPr txBox="1"/>
+                        <wps:spPr>
+                          <a:xfrm>
+                            <a:off x="3514585" y="3514925"/>
+                            <a:ext cx="393700" cy="312420"/>
+                          </a:xfrm>
+                          <a:prstGeom prst="rect">
+                            <a:avLst/>
+                          </a:prstGeom>
+                          <a:noFill/>
+                          <a:ln w="6350">
+                            <a:noFill/>
+                          </a:ln>
+                        </wps:spPr>
+                        <wps:txbx>
+                          <w:txbxContent>
+                            <w:p>
+                              <w:pPr>
+                                <w:jc w:val="center"/>
+                                <w:rPr>
+                                  <w:rFonts w:eastAsia="Yu Gothic"/>
+                                  <w14:ligatures w14:val="none"/>
+                                </w:rPr>
+                              </w:pPr>
+                              <w:r>
+                                <w:rPr>
+                                  <w:rFonts w:eastAsia="Yu Gothic"/>
+                                </w:rPr>
+                                <w:t>T</w:t>
+                              </w:r>
+                              <w:r>
+                                <w:rPr>
+                                  <w:rFonts w:eastAsia="Yu Gothic"/>
+                                  <w:position w:val="-6"/>
+                                  <w:vertAlign w:val="subscript"/>
+                                </w:rPr>
+                                <w:t>b</w:t>
+                              </w:r>
+                            </w:p>
+                          </w:txbxContent>
+                        </wps:txbx>
+                        <wps:bodyPr rot="0" spcFirstLastPara="0" vert="horz" wrap="square" lIns="91440" tIns="45720" rIns="91440" bIns="45720" numCol="1" spcCol="0" rtlCol="0" fromWordArt="0" anchor="t" anchorCtr="0" forceAA="0" compatLnSpc="1">
+                          <a:prstTxWarp prst="textNoShape">
+                            <a:avLst/>
+                          </a:prstTxWarp>
+                          <a:noAutofit/>
+                        </wps:bodyPr>
+                      </wps:wsp>
+                      <wps:wsp>
+                        <wps:cNvPr id="530266089" name="Connector: Curved 530266089"/>
+                        <wps:cNvCnPr>
+                          <a:stCxn id="2025886071" idx="4"/>
+                          <a:endCxn id="2025886071" idx="3"/>
+                        </wps:cNvCnPr>
+                        <wps:spPr>
+                          <a:xfrm rot="5400000" flipH="1">
+                            <a:off x="3825280" y="3250125"/>
+                            <a:ext cx="123867" cy="290511"/>
+                          </a:xfrm>
+                          <a:prstGeom prst="curvedConnector3">
+                            <a:avLst>
+                              <a:gd name="adj1" fmla="val -184553"/>
+                            </a:avLst>
+                          </a:prstGeom>
+                          <a:ln>
+                            <a:tailEnd type="triangle"/>
+                          </a:ln>
+                        </wps:spPr>
+                        <wps:style>
+                          <a:lnRef idx="1">
+                            <a:schemeClr val="accent1"/>
+                          </a:lnRef>
+                          <a:fillRef idx="0">
+                            <a:schemeClr val="accent1"/>
+                          </a:fillRef>
+                          <a:effectRef idx="0">
+                            <a:schemeClr val="accent1"/>
+                          </a:effectRef>
+                          <a:fontRef idx="minor">
+                            <a:schemeClr val="tx1"/>
+                          </a:fontRef>
+                        </wps:style>
+                        <wps:bodyPr/>
+                      </wps:wsp>
+                      <wps:wsp>
+                        <wps:cNvPr id="1730703490" name="Connector: Curved 1730703490"/>
+                        <wps:cNvCnPr>
+                          <a:stCxn id="2037505513" idx="0"/>
+                          <a:endCxn id="2037505513" idx="7"/>
+                        </wps:cNvCnPr>
+                        <wps:spPr>
+                          <a:xfrm rot="16200000" flipH="1">
+                            <a:off x="4148012" y="748980"/>
+                            <a:ext cx="123867" cy="290511"/>
+                          </a:xfrm>
+                          <a:prstGeom prst="curvedConnector3">
+                            <a:avLst>
+                              <a:gd name="adj1" fmla="val -184553"/>
+                            </a:avLst>
+                          </a:prstGeom>
+                          <a:ln>
+                            <a:tailEnd type="triangle"/>
+                          </a:ln>
+                        </wps:spPr>
+                        <wps:style>
+                          <a:lnRef idx="1">
+                            <a:schemeClr val="accent1"/>
+                          </a:lnRef>
+                          <a:fillRef idx="0">
+                            <a:schemeClr val="accent1"/>
+                          </a:fillRef>
+                          <a:effectRef idx="0">
+                            <a:schemeClr val="accent1"/>
+                          </a:effectRef>
+                          <a:fontRef idx="minor">
+                            <a:schemeClr val="tx1"/>
+                          </a:fontRef>
+                        </wps:style>
+                        <wps:bodyPr/>
+                      </wps:wsp>
+                      <wps:wsp>
+                        <wps:cNvPr id="438701338" name="Connector: Curved 438701338"/>
+                        <wps:cNvCnPr>
+                          <a:stCxn id="695224587" idx="3"/>
+                          <a:endCxn id="200199564" idx="1"/>
+                        </wps:cNvCnPr>
+                        <wps:spPr>
+                          <a:xfrm rot="5400000" flipH="1">
+                            <a:off x="989806" y="3145868"/>
+                            <a:ext cx="327492" cy="120334"/>
+                          </a:xfrm>
+                          <a:prstGeom prst="curvedConnector4">
+                            <a:avLst>
+                              <a:gd name="adj1" fmla="val -20901"/>
+                              <a:gd name="adj2" fmla="val 289971"/>
+                            </a:avLst>
+                          </a:prstGeom>
+                          <a:ln>
+                            <a:tailEnd type="triangle"/>
+                          </a:ln>
+                        </wps:spPr>
+                        <wps:style>
+                          <a:lnRef idx="1">
+                            <a:schemeClr val="accent1"/>
+                          </a:lnRef>
+                          <a:fillRef idx="0">
+                            <a:schemeClr val="accent1"/>
+                          </a:fillRef>
+                          <a:effectRef idx="0">
+                            <a:schemeClr val="accent1"/>
+                          </a:effectRef>
+                          <a:fontRef idx="minor">
+                            <a:schemeClr val="tx1"/>
+                          </a:fontRef>
+                        </wps:style>
+                        <wps:bodyPr/>
+                      </wps:wsp>
+                      <wps:wsp>
+                        <wps:cNvPr id="116242185" name="Text Box 1"/>
+                        <wps:cNvSpPr txBox="1"/>
+                        <wps:spPr>
+                          <a:xfrm>
+                            <a:off x="4210443" y="565604"/>
+                            <a:ext cx="991940" cy="266700"/>
+                          </a:xfrm>
+                          <a:prstGeom prst="rect">
+                            <a:avLst/>
+                          </a:prstGeom>
+                          <a:noFill/>
+                          <a:ln w="6350">
+                            <a:noFill/>
+                          </a:ln>
+                        </wps:spPr>
+                        <wps:txbx>
+                          <w:txbxContent>
+                            <w:p>
+                              <w:pPr>
+                                <w:jc w:val="center"/>
+                                <w:rPr>
+                                  <w:rFonts w:eastAsia="Yu Gothic"/>
+                                  <w:sz w:val="22"/>
+                                  <w:szCs w:val="22"/>
+                                  <w14:ligatures w14:val="none"/>
+                                </w:rPr>
+                              </w:pPr>
+                              <w:r>
+                                <w:rPr>
+                                  <w:rFonts w:eastAsia="Yu Gothic"/>
+                                  <w:sz w:val="22"/>
+                                  <w:szCs w:val="22"/>
+                                </w:rPr>
+                                <w:t>Counter &lt; 4</w:t>
+                              </w:r>
+                            </w:p>
+                          </w:txbxContent>
+                        </wps:txbx>
+                        <wps:bodyPr rot="0" spcFirstLastPara="0" vert="horz" wrap="square" lIns="91440" tIns="45720" rIns="91440" bIns="45720" numCol="1" spcCol="0" rtlCol="0" fromWordArt="0" anchor="t" anchorCtr="0" forceAA="0" compatLnSpc="1">
+                          <a:prstTxWarp prst="textNoShape">
+                            <a:avLst/>
+                          </a:prstTxWarp>
+                          <a:noAutofit/>
+                        </wps:bodyPr>
+                      </wps:wsp>
+                      <wps:wsp>
+                        <wps:cNvPr id="1231419487" name="Text Box 1"/>
+                        <wps:cNvSpPr txBox="1"/>
+                        <wps:spPr>
+                          <a:xfrm>
+                            <a:off x="318546" y="3369781"/>
+                            <a:ext cx="991870" cy="266700"/>
+                          </a:xfrm>
+                          <a:prstGeom prst="rect">
+                            <a:avLst/>
+                          </a:prstGeom>
+                          <a:noFill/>
+                          <a:ln w="6350">
+                            <a:noFill/>
+                          </a:ln>
+                        </wps:spPr>
+                        <wps:txbx>
+                          <w:txbxContent>
+                            <w:p>
+                              <w:pPr>
+                                <w:jc w:val="center"/>
+                                <w:rPr>
+                                  <w:rFonts w:eastAsia="Yu Gothic"/>
+                                  <w:sz w:val="22"/>
+                                  <w:szCs w:val="22"/>
+                                  <w14:ligatures w14:val="none"/>
+                                </w:rPr>
+                              </w:pPr>
+                              <w:r>
+                                <w:rPr>
+                                  <w:rFonts w:eastAsia="Yu Gothic"/>
+                                  <w:sz w:val="22"/>
+                                  <w:szCs w:val="22"/>
+                                </w:rPr>
+                                <w:t>Counter &lt; 4</w:t>
+                              </w:r>
+                            </w:p>
+                          </w:txbxContent>
+                        </wps:txbx>
+                        <wps:bodyPr rot="0" spcFirstLastPara="0" vert="horz" wrap="square" lIns="91440" tIns="45720" rIns="91440" bIns="45720" numCol="1" spcCol="0" rtlCol="0" fromWordArt="0" anchor="t" anchorCtr="0" forceAA="0" compatLnSpc="1">
+                          <a:prstTxWarp prst="textNoShape">
+                            <a:avLst/>
+                          </a:prstTxWarp>
+                          <a:noAutofit/>
+                        </wps:bodyPr>
+                      </wps:wsp>
+                    </wpc:wpc>
+                  </a:graphicData>
+                </a:graphic>
+              </wp:anchor>
+            </w:drawing>
+          </mc:Choice>
+          <mc:Fallback>
+            <w:pict>
+              <v:group w14:anchorId="36C24011" id="_x0000_s1093" editas="canvas" style="position:absolute;margin-left:20.4pt;margin-top:41.55pt;width:6in;height:301.35pt;z-index:251663360;mso-position-horizontal-relative:text;mso-position-vertical-relative:text" coordsize="54864,38271" o:gfxdata="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">
+                <v:shape id="_x0000_s1094" type="#_x0000_t75" style="position:absolute;width:54864;height:38271;visibility:visible;mso-wrap-style:square" filled="t">
+                  <v:fill o:detectmouseclick="t"/>
+                  <v:path o:connecttype="none"/>
+                </v:shape>
+                <v:group id="Group 1174004409" o:spid="_x0000_s1095" style="position:absolute;left:10933;top:8323;width:8217;height:8458" coordorigin="1800,1800" coordsize="8216,8458" o:gfxdata="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">
+                  <v:oval id="Oval 917866105" o:spid="_x0000_s1096" style="position:absolute;left:1800;top:1800;width:8216;height:8458;visibility:visible;mso-wrap-style:square;v-text-anchor:middle" o:gfxdata="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" fillcolor="#156082 [3204]" strokecolor="#030e13 [484]" strokeweight="1pt">
+                    <v:stroke joinstyle="miter"/>
+                  </v:oval>
+                  <v:shape id="Text Box 317996463" o:spid="_x0000_s1097" type="#_x0000_t202" style="position:absolute;left:2354;top:3165;width:7013;height:5959;visibility:visible;mso-wrap-style:square;v-text-anchor:top" o:gfxdata="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" filled="f" stroked="f" strokeweight=".5pt">
+                    <v:textbox>
+                      <w:txbxContent>
+                        <w:p>
+                          <w:pPr>
+                            <w:spacing w:line="240" w:lineRule="auto"/>
+                            <w:jc w:val="center"/>
+                            <w:rPr>
+                              <w:sz w:val="21"/>
+                              <w:szCs w:val="21"/>
+                            </w:rPr>
+                          </w:pPr>
+                          <w:r>
+                            <w:rPr>
+                              <w:sz w:val="21"/>
+                              <w:szCs w:val="21"/>
+                            </w:rPr>
+                            <w:t>S0</w:t>
+                          </w:r>
+                        </w:p>
+                        <w:p>
+                          <w:pPr>
+                            <w:spacing w:line="240" w:lineRule="auto"/>
+                            <w:jc w:val="center"/>
+                            <w:rPr>
+                              <w:sz w:val="21"/>
+                              <w:szCs w:val="21"/>
+                            </w:rPr>
+                          </w:pPr>
+                          <w:r>
+                            <w:rPr>
+                              <w:sz w:val="21"/>
+                              <w:szCs w:val="21"/>
+                            </w:rPr>
+                            <w:t>L</w:t>
+                          </w:r>
+                          <w:r>
+                            <w:rPr>
+                              <w:sz w:val="21"/>
+                              <w:szCs w:val="21"/>
+                              <w:vertAlign w:val="subscript"/>
+                            </w:rPr>
+                            <w:t>a</w:t>
+                          </w:r>
+                          <w:r>
+                            <w:rPr>
+                              <w:sz w:val="21"/>
+                              <w:szCs w:val="21"/>
+                            </w:rPr>
+                            <w:t>: green</w:t>
+                          </w:r>
+                        </w:p>
+                        <w:p>
+                          <w:pPr>
+                            <w:spacing w:line="240" w:lineRule="auto"/>
+                            <w:jc w:val="center"/>
+                            <w:rPr>
+                              <w:sz w:val="21"/>
+                              <w:szCs w:val="21"/>
+                            </w:rPr>
+                          </w:pPr>
+                          <w:r>
+                            <w:rPr>
+                              <w:sz w:val="21"/>
+                              <w:szCs w:val="21"/>
+                            </w:rPr>
+                            <w:t>L</w:t>
+                          </w:r>
+                          <w:r>
+                            <w:rPr>
+                              <w:sz w:val="21"/>
+                              <w:szCs w:val="21"/>
+                              <w:vertAlign w:val="subscript"/>
+                            </w:rPr>
+                            <w:t>a</w:t>
+                          </w:r>
+                          <w:r>
+                            <w:rPr>
+                              <w:sz w:val="21"/>
+                              <w:szCs w:val="21"/>
+                            </w:rPr>
+                            <w:t>: red</w:t>
+                          </w:r>
+                        </w:p>
+                      </w:txbxContent>
+                    </v:textbox>
+                  </v:shape>
+                </v:group>
+                <v:oval id="Oval 2025886071" o:spid="_x0000_s1098" style="position:absolute;left:36216;top:26114;width:8217;height:8459;visibility:visible;mso-wrap-style:square;v-text-anchor:middle" o:gfxdata="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" fillcolor="#156082 [3204]" strokecolor="#030e13 [484]" strokeweight="1pt">
+                  <v:stroke joinstyle="miter"/>
+                </v:oval>
+                <v:oval id="Oval 2037505513" o:spid="_x0000_s1099" style="position:absolute;left:36538;top:8323;width:8217;height:8458;visibility:visible;mso-wrap-style:square;v-text-anchor:middle" o:gfxdata="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" fillcolor="#156082 [3204]" strokecolor="#030e13 [484]" strokeweight="1pt">
+                  <v:stroke joinstyle="miter"/>
+                </v:oval>
+                <v:shape id="Connector: Curved 2136333864" o:spid="_x0000_s1100" type="#_x0000_t38" style="position:absolute;left:19150;top:12552;width:17388;height:0;flip:y;visibility:visible;mso-wrap-style:square" o:connectortype="curved" o:gfxdata="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" adj="10800" strokecolor="#156082 [3204]" strokeweight=".5pt">
+                  <v:stroke endarrow="block" joinstyle="miter"/>
+                </v:shape>
+                <v:shape id="Connector: Curved 558277975" o:spid="_x0000_s1101" type="#_x0000_t38" style="position:absolute;left:15876;top:7489;width:1238;height:2905;rotation:90;flip:x;visibility:visible;mso-wrap-style:square" o:connectortype="curved" o:gfxdata="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" adj="-39863" strokecolor="#156082 [3204]" strokeweight=".5pt">
+                  <v:stroke endarrow="block" joinstyle="miter"/>
+                </v:shape>
+                <v:shape id="Connector: Curved 34206182" o:spid="_x0000_s1102" type="#_x0000_t38" style="position:absolute;left:35818;top:21287;width:9333;height:322;rotation:90;visibility:visible;mso-wrap-style:square" o:connectortype="curved" o:gfxdata="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" adj="10800" strokecolor="#156082 [3204]" strokeweight=".5pt">
+                  <v:stroke endarrow="block" joinstyle="miter"/>
+                </v:shape>
+                <v:shape id="_x0000_s1103" type="#_x0000_t202" style="position:absolute;left:26039;top:9714;width:3938;height:2667;visibility:visible;mso-wrap-style:square;v-text-anchor:top" o:gfxdata="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" filled="f" stroked="f" strokeweight=".5pt">
+                  <v:textbox>
+                    <w:txbxContent>
+                      <w:p>
+                        <w:pPr>
+                          <w:jc w:val="center"/>
+                          <w:rPr>
+                            <w:rFonts w:eastAsia="Yu Gothic"/>
+                            <w:vertAlign w:val="subscript"/>
+                            <w14:ligatures w14:val="none"/>
+                          </w:rPr>
+                        </w:pPr>
+                        <w:r>
+                          <w:rPr>
+                            <w:rFonts w:eastAsia="Yu Gothic"/>
+                          </w:rPr>
+                          <w:t>T</w:t>
+                        </w:r>
+                        <w:r>
+                          <w:rPr>
+                            <w:rFonts w:eastAsia="Yu Gothic"/>
+                            <w:vertAlign w:val="subscript"/>
+                          </w:rPr>
+                          <w:t>a</w:t>
+                        </w:r>
+                      </w:p>
+                    </w:txbxContent>
+                  </v:textbox>
+                </v:shape>
+                <v:shape id="_x0000_s1104" type="#_x0000_t202" style="position:absolute;left:17572;top:361;width:21510;height:3327;visibility:visible;mso-wrap-style:square;v-text-anchor:top" o:gfxdata="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" filled="f" stroked="f" strokeweight=".5pt">
+                  <v:textbox>
+                    <w:txbxContent>
+                      <w:p>
+                        <w:pPr>
+                          <w:jc w:val="center"/>
+                          <w:rPr>
+                            <w:rFonts w:eastAsia="Yu Gothic"/>
+                            <w:u w:val="single"/>
+                            <w14:ligatures w14:val="none"/>
+                          </w:rPr>
+                        </w:pPr>
+                        <w:r>
+                          <w:rPr>
+                            <w:rFonts w:eastAsia="Yu Gothic"/>
+                            <w:u w:val="single"/>
+                          </w:rPr>
+                          <w:t>Traffic Light State Diagram</w:t>
+                        </w:r>
+                      </w:p>
+                    </w:txbxContent>
+                  </v:textbox>
+                </v:shape>
+                <v:shape id="_x0000_s1105" type="#_x0000_t202" style="position:absolute;left:4698;top:11152;width:6790;height:3321;visibility:visible;mso-wrap-style:square;v-text-anchor:top" o:gfxdata="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" filled="f" stroked="f" strokeweight=".5pt">
+                  <v:textbox>
+                    <w:txbxContent>
+                      <w:p>
+                        <w:pPr>
+                          <w:jc w:val="center"/>
+                          <w:rPr>
+                            <w:rFonts w:eastAsia="Yu Gothic"/>
+                            <w14:ligatures w14:val="none"/>
+                          </w:rPr>
+                        </w:pPr>
+                        <w:r>
+                          <w:rPr>
+                            <w:rFonts w:eastAsia="Yu Gothic"/>
+                          </w:rPr>
+                          <w:t>Reset</w:t>
+                        </w:r>
+                      </w:p>
+                    </w:txbxContent>
+                  </v:textbox>
+                </v:shape>
+                <v:shape id="_x0000_s1106" type="#_x0000_t202" style="position:absolute;left:36860;top:9491;width:7895;height:6111;visibility:visible;mso-wrap-style:square;v-text-anchor:top" o:gfxdata="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" filled="f" stroked="f" strokeweight=".5pt">
+                  <v:textbox>
+                    <w:txbxContent>
+                      <w:p>
+                        <w:pPr>
+                          <w:spacing w:line="240" w:lineRule="auto"/>
+                          <w:jc w:val="center"/>
+                          <w:rPr>
+                            <w:rFonts w:eastAsia="Yu Gothic"/>
+                            <w:sz w:val="21"/>
+                            <w:szCs w:val="21"/>
+                            <w14:ligatures w14:val="none"/>
+                          </w:rPr>
+                        </w:pPr>
+                        <w:r>
+                          <w:rPr>
+                            <w:rFonts w:eastAsia="Yu Gothic"/>
+                            <w:sz w:val="21"/>
+                            <w:szCs w:val="21"/>
+                          </w:rPr>
+                          <w:t>S1</w:t>
+                        </w:r>
+                      </w:p>
+                      <w:p>
+                        <w:pPr>
+                          <w:spacing w:line="240" w:lineRule="auto"/>
+                          <w:jc w:val="center"/>
+                          <w:rPr>
+                            <w:rFonts w:eastAsia="Yu Gothic"/>
+                            <w:sz w:val="21"/>
+                            <w:szCs w:val="21"/>
+                          </w:rPr>
+                        </w:pPr>
+                        <w:r>
+                          <w:rPr>
+                            <w:rFonts w:eastAsia="Yu Gothic"/>
+                            <w:sz w:val="21"/>
+                            <w:szCs w:val="21"/>
+                          </w:rPr>
+                          <w:t>L</w:t>
+                        </w:r>
+                        <w:r>
+                          <w:rPr>
+                            <w:rFonts w:eastAsia="Yu Gothic"/>
+                            <w:position w:val="-5"/>
+                            <w:sz w:val="21"/>
+                            <w:szCs w:val="21"/>
+                            <w:vertAlign w:val="subscript"/>
+                          </w:rPr>
+                          <w:t>a</w:t>
+                        </w:r>
+                        <w:r>
+                          <w:rPr>
+                            <w:rFonts w:eastAsia="Yu Gothic"/>
+                            <w:sz w:val="21"/>
+                            <w:szCs w:val="21"/>
+                          </w:rPr>
+                          <w:t>: yellow</w:t>
+                        </w:r>
+                      </w:p>
+                      <w:p>
+                        <w:pPr>
+                          <w:spacing w:line="240" w:lineRule="auto"/>
+                          <w:jc w:val="center"/>
+                          <w:rPr>
+                            <w:rFonts w:eastAsia="Yu Gothic"/>
+                            <w:sz w:val="21"/>
+                            <w:szCs w:val="21"/>
+                          </w:rPr>
+                        </w:pPr>
+                        <w:r>
+                          <w:rPr>
+                            <w:rFonts w:eastAsia="Yu Gothic"/>
+                            <w:sz w:val="21"/>
+                            <w:szCs w:val="21"/>
+                          </w:rPr>
+                          <w:t>L</w:t>
+                        </w:r>
+                        <w:r>
+                          <w:rPr>
+                            <w:rFonts w:eastAsia="Yu Gothic"/>
+                            <w:position w:val="-5"/>
+                            <w:sz w:val="21"/>
+                            <w:szCs w:val="21"/>
+                            <w:vertAlign w:val="subscript"/>
+                          </w:rPr>
+                          <w:t>a</w:t>
+                        </w:r>
+                        <w:r>
+                          <w:rPr>
+                            <w:rFonts w:eastAsia="Yu Gothic"/>
+                            <w:sz w:val="21"/>
+                            <w:szCs w:val="21"/>
+                          </w:rPr>
+                          <w:t>: red</w:t>
+                        </w:r>
+                      </w:p>
+                    </w:txbxContent>
+                  </v:textbox>
+                </v:shape>
+                <v:oval id="Oval 695224587" o:spid="_x0000_s1107" style="position:absolute;left:10933;top:26478;width:8217;height:8458;visibility:visible;mso-wrap-style:square;v-text-anchor:middle" o:gfxdata="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" fillcolor="#156082 [3204]" strokecolor="#030e13 [484]" strokeweight="1pt">
+                  <v:stroke joinstyle="miter"/>
+                  <v:textbox>
+                    <w:txbxContent>
+                      <w:p>
+                        <w:pPr>
+                          <w:jc w:val="center"/>
+                        </w:pPr>
+                      </w:p>
+                    </w:txbxContent>
+                  </v:textbox>
+                </v:oval>
+                <v:shape id="_x0000_s1108" type="#_x0000_t202" style="position:absolute;left:10933;top:27374;width:8217;height:6097;visibility:visible;mso-wrap-style:square;v-text-anchor:top" o:gfxdata="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" filled="f" stroked="f" strokeweight=".5pt">
+                  <v:textbox>
+                    <w:txbxContent>
+                      <w:p>
+                        <w:pPr>
+                          <w:spacing w:line="240" w:lineRule="auto"/>
+                          <w:jc w:val="center"/>
+                          <w:rPr>
+                            <w:rFonts w:eastAsia="Yu Gothic"/>
+                            <w:sz w:val="21"/>
+                            <w:szCs w:val="21"/>
+                            <w14:ligatures w14:val="none"/>
+                          </w:rPr>
+                        </w:pPr>
+                        <w:r>
+                          <w:rPr>
+                            <w:rFonts w:eastAsia="Yu Gothic"/>
+                            <w:sz w:val="21"/>
+                            <w:szCs w:val="21"/>
+                          </w:rPr>
+                          <w:t>S3</w:t>
+                        </w:r>
+                      </w:p>
+                      <w:p>
+                        <w:pPr>
+                          <w:spacing w:line="240" w:lineRule="auto"/>
+                          <w:jc w:val="center"/>
+                          <w:rPr>
+                            <w:rFonts w:eastAsia="Yu Gothic"/>
+                            <w:sz w:val="21"/>
+                            <w:szCs w:val="21"/>
+                          </w:rPr>
+                        </w:pPr>
+                        <w:r>
+                          <w:rPr>
+                            <w:rFonts w:eastAsia="Yu Gothic"/>
+                            <w:sz w:val="21"/>
+                            <w:szCs w:val="21"/>
+                          </w:rPr>
+                          <w:t>L</w:t>
+                        </w:r>
+                        <w:r>
+                          <w:rPr>
+                            <w:rFonts w:eastAsia="Yu Gothic"/>
+                            <w:position w:val="-5"/>
+                            <w:sz w:val="21"/>
+                            <w:szCs w:val="21"/>
+                            <w:vertAlign w:val="subscript"/>
+                          </w:rPr>
+                          <w:t>a</w:t>
+                        </w:r>
+                        <w:r>
+                          <w:rPr>
+                            <w:rFonts w:eastAsia="Yu Gothic"/>
+                            <w:sz w:val="21"/>
+                            <w:szCs w:val="21"/>
+                          </w:rPr>
+                          <w:t>: red</w:t>
+                        </w:r>
+                      </w:p>
+                      <w:p>
+                        <w:pPr>
+                          <w:spacing w:line="240" w:lineRule="auto"/>
+                          <w:jc w:val="center"/>
+                          <w:rPr>
+                            <w:rFonts w:eastAsia="Yu Gothic"/>
+                            <w:sz w:val="21"/>
+                            <w:szCs w:val="21"/>
+                          </w:rPr>
+                        </w:pPr>
+                        <w:r>
+                          <w:rPr>
+                            <w:rFonts w:eastAsia="Yu Gothic"/>
+                            <w:sz w:val="21"/>
+                            <w:szCs w:val="21"/>
+                          </w:rPr>
+                          <w:t>L</w:t>
+                        </w:r>
+                        <w:r>
+                          <w:rPr>
+                            <w:rFonts w:eastAsia="Yu Gothic"/>
+                            <w:position w:val="-5"/>
+                            <w:sz w:val="21"/>
+                            <w:szCs w:val="21"/>
+                            <w:vertAlign w:val="subscript"/>
+                          </w:rPr>
+                          <w:t>a</w:t>
+                        </w:r>
+                        <w:r>
+                          <w:rPr>
+                            <w:rFonts w:eastAsia="Yu Gothic"/>
+                            <w:sz w:val="21"/>
+                            <w:szCs w:val="21"/>
+                          </w:rPr>
+                          <w:t>: yellow</w:t>
+                        </w:r>
+                      </w:p>
+                    </w:txbxContent>
+                  </v:textbox>
+                </v:shape>
+                <v:shape id="_x0000_s1109" type="#_x0000_t202" style="position:absolute;left:15213;top:3618;width:3937;height:3187;visibility:visible;mso-wrap-style:square;v-text-anchor:top" o:gfxdata="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" filled="f" stroked="f" strokeweight=".5pt">
+                  <v:textbox>
+                    <w:txbxContent>
+                      <w:p>
+                        <w:pPr>
+                          <w:jc w:val="center"/>
+                          <w:rPr>
+                            <w:rFonts w:eastAsia="Yu Gothic"/>
+                            <w14:ligatures w14:val="none"/>
+                          </w:rPr>
+                        </w:pPr>
+                        <w:r>
+                          <w:rPr>
+                            <w:rFonts w:eastAsia="Yu Gothic"/>
+                          </w:rPr>
+                          <w:t>T</w:t>
+                        </w:r>
+                        <w:r>
+                          <w:rPr>
+                            <w:rFonts w:eastAsia="Yu Gothic"/>
+                            <w:position w:val="-6"/>
+                            <w:vertAlign w:val="subscript"/>
+                          </w:rPr>
+                          <w:t>a</w:t>
+                        </w:r>
+                      </w:p>
+                    </w:txbxContent>
+                  </v:textbox>
+                </v:shape>
+                <v:shape id="Connector: Curved 1304731884" o:spid="_x0000_s1110" type="#_x0000_t38" style="position:absolute;left:19150;top:30344;width:17066;height:78;rotation:180;flip:y;visibility:visible;mso-wrap-style:square" o:connectortype="curved" o:gfxdata="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" adj="10800" strokecolor="#156082 [3204]" strokeweight=".5pt">
+                  <v:stroke endarrow="block" joinstyle="miter"/>
+                </v:shape>
+                <v:shape id="Connector: Curved 1644837568" o:spid="_x0000_s1111" type="#_x0000_t38" style="position:absolute;left:10193;top:21629;width:9697;height:127;rotation:90;flip:x y;visibility:visible;mso-wrap-style:square" o:connectortype="curved" o:gfxdata="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" adj="10800" strokecolor="#156082 [3204]" strokeweight=".5pt">
+                  <v:stroke endarrow="block" joinstyle="miter"/>
+                </v:shape>
+                <v:shape id="_x0000_s1112" type="#_x0000_t202" style="position:absolute;left:26039;top:30342;width:3937;height:3129;visibility:visible;mso-wrap-style:square;v-text-anchor:top" o:gfxdata="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" filled="f" stroked="f" strokeweight=".5pt">
+                  <v:textbox>
+                    <w:txbxContent>
+                      <w:p>
+                        <w:pPr>
+                          <w:jc w:val="center"/>
+                          <w:rPr>
+                            <w:rFonts w:eastAsia="Yu Gothic"/>
+                            <w14:ligatures w14:val="none"/>
+                          </w:rPr>
+                        </w:pPr>
+                        <w:r>
+                          <w:rPr>
+                            <w:rFonts w:eastAsia="Yu Gothic"/>
+                          </w:rPr>
+                          <w:t>T</w:t>
+                        </w:r>
+                        <w:r>
+                          <w:rPr>
+                            <w:rFonts w:eastAsia="Yu Gothic"/>
+                            <w:position w:val="-6"/>
+                            <w:vertAlign w:val="subscript"/>
+                          </w:rPr>
+                          <w:t>b</w:t>
+                        </w:r>
+                      </w:p>
+                    </w:txbxContent>
+                  </v:textbox>
+                </v:shape>
+                <v:shape id="_x0000_s1113" type="#_x0000_t202" style="position:absolute;left:35145;top:35149;width:3937;height:3124;visibility:visible;mso-wrap-style:square;v-text-anchor:top" o:gfxdata="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" filled="f" stroked="f" strokeweight=".5pt">
+                  <v:textbox>
+                    <w:txbxContent>
+                      <w:p>
+                        <w:pPr>
+                          <w:jc w:val="center"/>
+                          <w:rPr>
+                            <w:rFonts w:eastAsia="Yu Gothic"/>
+                            <w14:ligatures w14:val="none"/>
+                          </w:rPr>
+                        </w:pPr>
+                        <w:r>
+                          <w:rPr>
+                            <w:rFonts w:eastAsia="Yu Gothic"/>
+                          </w:rPr>
+                          <w:t>T</w:t>
+                        </w:r>
+                        <w:r>
+                          <w:rPr>
+                            <w:rFonts w:eastAsia="Yu Gothic"/>
+                            <w:position w:val="-6"/>
+                            <w:vertAlign w:val="subscript"/>
+                          </w:rPr>
+                          <w:t>b</w:t>
+                        </w:r>
+                      </w:p>
+                    </w:txbxContent>
+                  </v:textbox>
+                </v:shape>
+                <v:shape id="Connector: Curved 530266089" o:spid="_x0000_s1114" type="#_x0000_t38" style="position:absolute;left:38252;top:32501;width:1239;height:2905;rotation:-90;flip:x;visibility:visible;mso-wrap-style:square" o:connectortype="curved" o:gfxdata="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" adj="-39863" strokecolor="#156082 [3204]" strokeweight=".5pt">
+                  <v:stroke endarrow="block" joinstyle="miter"/>
+                </v:shape>
+                <v:shape id="Connector: Curved 1730703490" o:spid="_x0000_s1115" type="#_x0000_t38" style="position:absolute;left:41480;top:7489;width:1238;height:2906;rotation:90;flip:x;visibility:visible;mso-wrap-style:square" o:connectortype="curved" o:gfxdata="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" adj="-39863" strokecolor="#156082 [3204]" strokeweight=".5pt">
+                  <v:stroke endarrow="block" joinstyle="miter"/>
+                </v:shape>
+                <v:shapetype id="_x0000_t39" coordsize="21600,21600" o:spt="39" o:oned="t" path="m,c@0,0@1@6@1@5@1@7@3@8@2@8@4@8,21600@9,21600,21600e" filled="f">
+                  <v:formulas>
+                    <v:f eqn="mid #0 0"/>
+                    <v:f eqn="val #0"/>
+                    <v:f eqn="mid #0 21600"/>
+                    <v:f eqn="mid #0 @2"/>
+                    <v:f eqn="mid @2 21600"/>
+                    <v:f eqn="mid #1 0"/>
+                    <v:f eqn="mid @5 0"/>
+                    <v:f eqn="mid #1 @5"/>
+                    <v:f eqn="val #1"/>
+                    <v:f eqn="mid #1 21600"/>
+                  </v:formulas>
+                  <v:path arrowok="t" fillok="f" o:connecttype="none"/>
+                  <v:handles>
+                    <v:h position="#0,@5"/>
+                    <v:h position="@2,#1"/>
+                  </v:handles>
+                  <o:lock v:ext="edit" shapetype="t"/>
+                </v:shapetype>
+                <v:shape id="Connector: Curved 438701338" o:spid="_x0000_s1116" type="#_x0000_t39" style="position:absolute;left:9897;top:31458;width:3275;height:1204;rotation:-90;flip:x;visibility:visible;mso-wrap-style:square" o:connectortype="curved" o:gfxdata="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" adj="-4515,62634" strokecolor="#156082 [3204]" strokeweight=".5pt">
+                  <v:stroke endarrow="block" joinstyle="miter"/>
+                </v:shape>
+                <v:shape id="_x0000_s1117" type="#_x0000_t202" style="position:absolute;left:42104;top:5656;width:9919;height:2667;visibility:visible;mso-wrap-style:square;v-text-anchor:top" o:gfxdata="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" filled="f" stroked="f" strokeweight=".5pt">
+                  <v:textbox>
+                    <w:txbxContent>
+                      <w:p>
+                        <w:pPr>
+                          <w:jc w:val="center"/>
+                          <w:rPr>
+                            <w:rFonts w:eastAsia="Yu Gothic"/>
+                            <w:sz w:val="22"/>
+                            <w:szCs w:val="22"/>
+                            <w14:ligatures w14:val="none"/>
+                          </w:rPr>
+                        </w:pPr>
+                        <w:r>
+                          <w:rPr>
+                            <w:rFonts w:eastAsia="Yu Gothic"/>
+                            <w:sz w:val="22"/>
+                            <w:szCs w:val="22"/>
+                          </w:rPr>
+                          <w:t>Counter &lt; 4</w:t>
+                        </w:r>
+                      </w:p>
+                    </w:txbxContent>
+                  </v:textbox>
+                </v:shape>
+                <v:shape id="_x0000_s1118" type="#_x0000_t202" style="position:absolute;left:3185;top:33697;width:9919;height:2667;visibility:visible;mso-wrap-style:square;v-text-anchor:top" o:gfxdata="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" filled="f" stroked="f" strokeweight=".5pt">
+                  <v:textbox>
+                    <w:txbxContent>
+                      <w:p>
+                        <w:pPr>
+                          <w:jc w:val="center"/>
+                          <w:rPr>
+                            <w:rFonts w:eastAsia="Yu Gothic"/>
+                            <w:sz w:val="22"/>
+                            <w:szCs w:val="22"/>
+                            <w14:ligatures w14:val="none"/>
+                          </w:rPr>
+                        </w:pPr>
+                        <w:r>
+                          <w:rPr>
+                            <w:rFonts w:eastAsia="Yu Gothic"/>
+                            <w:sz w:val="22"/>
+                            <w:szCs w:val="22"/>
+                          </w:rPr>
+                          <w:t>Counter &lt; 4</w:t>
+                        </w:r>
+                      </w:p>
+                    </w:txbxContent>
+                  </v:textbox>
+                </v:shape>
+                <w10:wrap type="square"/>
+              </v:group>
+            </w:pict>
+          </mc:Fallback>
+        </mc:AlternateContent>
+      </w:r>
+      <w:r>
+        <w:rPr>
+          <w:b/>
+          <w:bCs/>
+          <w:noProof/>
+        </w:rPr>
+        <w:t>Q.2.</w:t>
+      </w:r>
+    </w:p>
+    <w:p>
+      <w:pPr>
+        <w:rPr>
+          <w:b/>
+          <w:bCs/>
+          <w:noProof/>
+        </w:rPr>
+      </w:pPr>
+      <w:r>
+        <w:rPr>
+          <w:noProof/>
+        </w:rPr>
+        <mc:AlternateContent>
+          <mc:Choice Requires="wps">
+            <w:drawing>
+              <wp:anchor distT="0" distB="0" distL="114300" distR="114300" simplePos="0" relativeHeight="251664384" behindDoc="0" locked="0" layoutInCell="1" allowOverlap="1" wp14:anchorId="19B5F757" wp14:editId="7EBCDE8A">
+                <wp:simplePos x="0" y="0"/>
+                <wp:positionH relativeFrom="column">
+                  <wp:posOffset>3915629</wp:posOffset>
+                </wp:positionH>
+                <wp:positionV relativeFrom="paragraph">
+                  <wp:posOffset>2920697</wp:posOffset>
+                </wp:positionV>
+                <wp:extent cx="789469" cy="611141"/>
+                <wp:effectExtent l="0" t="0" r="0" b="0"/>
+                <wp:wrapNone/>
+                <wp:docPr id="216538369" name="Text Box 1"/>
+                <wp:cNvGraphicFramePr/>
+                <a:graphic xmlns:a="http://schemas.openxmlformats.org/drawingml/2006/main">
+                  <a:graphicData uri="http://schemas.microsoft.com/office/word/2010/wordprocessingShape">
+                    <wps:wsp>
+                      <wps:cNvSpPr txBox="1"/>
+                      <wps:spPr>
+                        <a:xfrm>
+                          <a:off x="0" y="0"/>
+                          <a:ext cx="789469" cy="611141"/>
+                        </a:xfrm>
+                        <a:prstGeom prst="rect">
+                          <a:avLst/>
+                        </a:prstGeom>
+                        <a:noFill/>
+                        <a:ln w="6350">
+                          <a:noFill/>
+                        </a:ln>
+                      </wps:spPr>
+                      <wps:txbx>
+                        <w:txbxContent>
+                          <w:p>
+                            <w:pPr>
+                              <w:spacing w:line="240" w:lineRule="auto"/>
+                              <w:jc w:val="center"/>
+                              <w:rPr>
+                                <w:rFonts w:eastAsia="Yu Gothic"/>
+                                <w:sz w:val="21"/>
+                                <w:szCs w:val="21"/>
+                                <w14:ligatures w14:val="none"/>
+                              </w:rPr>
+                            </w:pPr>
+                            <w:r>
+                              <w:rPr>
+                                <w:rFonts w:eastAsia="Yu Gothic"/>
+                                <w:sz w:val="21"/>
+                                <w:szCs w:val="21"/>
+                              </w:rPr>
+                              <w:t>S2</w:t>
+                            </w:r>
+                          </w:p>
+                          <w:p>
+                            <w:pPr>
+                              <w:spacing w:line="240" w:lineRule="auto"/>
+                              <w:jc w:val="center"/>
+                              <w:rPr>
+                                <w:rFonts w:eastAsia="Yu Gothic"/>
+                                <w:sz w:val="21"/>
+                                <w:szCs w:val="21"/>
+                              </w:rPr>
+                            </w:pPr>
+                            <w:r>
+                              <w:rPr>
+                                <w:rFonts w:eastAsia="Yu Gothic"/>
+                                <w:sz w:val="21"/>
+                                <w:szCs w:val="21"/>
+                              </w:rPr>
+                              <w:t>L</w:t>
+                            </w:r>
+                            <w:r>
+                              <w:rPr>
+                                <w:rFonts w:eastAsia="Yu Gothic"/>
+                                <w:position w:val="-5"/>
+                                <w:sz w:val="21"/>
+                                <w:szCs w:val="21"/>
+                                <w:vertAlign w:val="subscript"/>
+                              </w:rPr>
+                              <w:t>a</w:t>
+                            </w:r>
+                            <w:r>
+                              <w:rPr>
+                                <w:rFonts w:eastAsia="Yu Gothic"/>
+                                <w:sz w:val="21"/>
+                                <w:szCs w:val="21"/>
+                              </w:rPr>
+                              <w:t>: red</w:t>
+                            </w:r>
+                          </w:p>
+                          <w:p>
+                            <w:pPr>
+                              <w:spacing w:line="240" w:lineRule="auto"/>
+                              <w:jc w:val="center"/>
+                              <w:rPr>
+                                <w:rFonts w:eastAsia="Yu Gothic"/>
+                                <w:sz w:val="21"/>
+                                <w:szCs w:val="21"/>
+                              </w:rPr>
+                            </w:pPr>
+                            <w:r>
+                              <w:rPr>
+                                <w:rFonts w:eastAsia="Yu Gothic"/>
+                                <w:sz w:val="21"/>
+                                <w:szCs w:val="21"/>
+                              </w:rPr>
+                              <w:t>L</w:t>
+                            </w:r>
+                            <w:r>
+                              <w:rPr>
+                                <w:rFonts w:eastAsia="Yu Gothic"/>
+                                <w:position w:val="-5"/>
+                                <w:sz w:val="21"/>
+                                <w:szCs w:val="21"/>
+                                <w:vertAlign w:val="subscript"/>
+                              </w:rPr>
+                              <w:t>a</w:t>
+                            </w:r>
+                            <w:r>
+                              <w:rPr>
+                                <w:rFonts w:eastAsia="Yu Gothic"/>
+                                <w:sz w:val="21"/>
+                                <w:szCs w:val="21"/>
+                              </w:rPr>
+                              <w:t>: green</w:t>
+                            </w:r>
+                          </w:p>
+                        </w:txbxContent>
+                      </wps:txbx>
+                      <wps:bodyPr rot="0" spcFirstLastPara="0" vert="horz" wrap="square" lIns="91440" tIns="45720" rIns="91440" bIns="45720" numCol="1" spcCol="0" rtlCol="0" fromWordArt="0" anchor="t" anchorCtr="0" forceAA="0" compatLnSpc="1">
+                        <a:prstTxWarp prst="textNoShape">
+                          <a:avLst/>
+                        </a:prstTxWarp>
+                        <a:noAutofit/>
+                      </wps:bodyPr>
+                    </wps:wsp>
+                  </a:graphicData>
+                </a:graphic>
+              </wp:anchor>
+            </w:drawing>
+          </mc:Choice>
+          <mc:Fallback>
+            <w:pict>
+              <v:shape w14:anchorId="19B5F757" id="Text Box 1" o:spid="_x0000_s1119" type="#_x0000_t202" style="position:absolute;margin-left:308.3pt;margin-top:230pt;width:62.15pt;height:48.1pt;z-index:251664384;visibility:visible;mso-wrap-style:square;mso-wrap-distance-left:9pt;mso-wrap-distance-top:0;mso-wrap-distance-right:9pt;mso-wrap-distance-bottom:0;mso-position-horizontal:absolute;mso-position-horizontal-relative:text;mso-position-vertical:absolute;mso-position-vertical-relative:text;v-text-anchor:top" o:gfxdata="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" filled="f" stroked="f" strokeweight=".5pt">
+                <v:textbox>
+                  <w:txbxContent>
+                    <w:p>
+                      <w:pPr>
+                        <w:spacing w:line="240" w:lineRule="auto"/>
+                        <w:jc w:val="center"/>
+                        <w:rPr>
+                          <w:rFonts w:eastAsia="Yu Gothic"/>
+                          <w:sz w:val="21"/>
+                          <w:szCs w:val="21"/>
+                          <w14:ligatures w14:val="none"/>
+                        </w:rPr>
+                      </w:pPr>
+                      <w:r>
+                        <w:rPr>
+                          <w:rFonts w:eastAsia="Yu Gothic"/>
+                          <w:sz w:val="21"/>
+                          <w:szCs w:val="21"/>
+                        </w:rPr>
+                        <w:t>S2</w:t>
+                      </w:r>
+                    </w:p>
+                    <w:p>
+                      <w:pPr>
+                        <w:spacing w:line="240" w:lineRule="auto"/>
+                        <w:jc w:val="center"/>
+                        <w:rPr>
+                          <w:rFonts w:eastAsia="Yu Gothic"/>
+                          <w:sz w:val="21"/>
+                          <w:szCs w:val="21"/>
+                        </w:rPr>
+                      </w:pPr>
+                      <w:r>
+                        <w:rPr>
+                          <w:rFonts w:eastAsia="Yu Gothic"/>
+                          <w:sz w:val="21"/>
+                          <w:szCs w:val="21"/>
+                        </w:rPr>
+                        <w:t>L</w:t>
+                      </w:r>
+                      <w:r>
+                        <w:rPr>
+                          <w:rFonts w:eastAsia="Yu Gothic"/>
+                          <w:position w:val="-5"/>
+                          <w:sz w:val="21"/>
+                          <w:szCs w:val="21"/>
+                          <w:vertAlign w:val="subscript"/>
+                        </w:rPr>
+                        <w:t>a</w:t>
+                      </w:r>
+                      <w:r>
+                        <w:rPr>
+                          <w:rFonts w:eastAsia="Yu Gothic"/>
+                          <w:sz w:val="21"/>
+                          <w:szCs w:val="21"/>
+                        </w:rPr>
+                        <w:t>: red</w:t>
+                      </w:r>
+                    </w:p>
+                    <w:p>
+                      <w:pPr>
+                        <w:spacing w:line="240" w:lineRule="auto"/>
+                        <w:jc w:val="center"/>
+                        <w:rPr>
+                          <w:rFonts w:eastAsia="Yu Gothic"/>
+                          <w:sz w:val="21"/>
+                          <w:szCs w:val="21"/>
+                        </w:rPr>
+                      </w:pPr>
+                      <w:r>
+                        <w:rPr>
+                          <w:rFonts w:eastAsia="Yu Gothic"/>
+                          <w:sz w:val="21"/>
+                          <w:szCs w:val="21"/>
+                        </w:rPr>
+                        <w:t>L</w:t>
+                      </w:r>
+                      <w:r>
+                        <w:rPr>
+                          <w:rFonts w:eastAsia="Yu Gothic"/>
+                          <w:position w:val="-5"/>
+                          <w:sz w:val="21"/>
+                          <w:szCs w:val="21"/>
+                          <w:vertAlign w:val="subscript"/>
+                        </w:rPr>
+                        <w:t>a</w:t>
+                      </w:r>
+                      <w:r>
+                        <w:rPr>
+                          <w:rFonts w:eastAsia="Yu Gothic"/>
+                          <w:sz w:val="21"/>
+                          <w:szCs w:val="21"/>
+                        </w:rPr>
+                        <w:t>: green</w:t>
+                      </w:r>
+                    </w:p>
+                  </w:txbxContent>
+                </v:textbox>
+              </v:shape>
+            </w:pict>
+          </mc:Fallback>
+        </mc:AlternateContent>
+      </w:r>
+    </w:p>
+    <w:p>
+      <w:pPr>
+        <w:rPr>
+          <w:b/>
+          <w:bCs/>
+          <w:noProof/>
+        </w:rPr>
+      </w:pPr>
+    </w:p>
+    <w:p>
+      <w:pPr>
+        <w:rPr>
+          <w:b/>
+          <w:bCs/>
+          <w:noProof/>
+        </w:rPr>
+      </w:pPr>
+    </w:p>
+    <w:p>
+      <w:pPr>
+        <w:rPr>
+          <w:b/>
+          <w:bCs/>
+          <w:noProof/>
+        </w:rPr>
+      </w:pPr>
+      <w:r>
+        <w:rPr>
+          <w:noProof/>
+        </w:rPr>
+        <mc:AlternateContent>
+          <mc:Choice Requires="wpc">
+            <w:drawing>
+              <wp:anchor distT="0" distB="0" distL="114300" distR="114300" simplePos="0" relativeHeight="251662336" behindDoc="0" locked="0" layoutInCell="1" allowOverlap="1" wp14:anchorId="7107E3DA" wp14:editId="6CF270FE">
+                <wp:simplePos x="0" y="0"/>
+                <wp:positionH relativeFrom="column">
+                  <wp:posOffset>1493520</wp:posOffset>
+                </wp:positionH>
+                <wp:positionV relativeFrom="paragraph">
+                  <wp:posOffset>342900</wp:posOffset>
+                </wp:positionV>
+                <wp:extent cx="3011170" cy="1676400"/>
+                <wp:effectExtent l="0" t="0" r="0" b="0"/>
+                <wp:wrapSquare wrapText="bothSides"/>
+                <wp:docPr id="1676340229" name="Canvas 1"/>
+                <wp:cNvGraphicFramePr>
+                  <a:graphicFrameLocks xmlns:a="http://schemas.openxmlformats.org/drawingml/2006/main" noChangeAspect="1"/>
+                </wp:cNvGraphicFramePr>
+                <a:graphic xmlns:a="http://schemas.openxmlformats.org/drawingml/2006/main">
+                  <a:graphicData uri="http://schemas.microsoft.com/office/word/2010/wordprocessingCanvas">
+                    <wpc:wpc>
+                      <wpc:bg>
+                        <a:solidFill>
+                          <a:prstClr val="white"/>
+                        </a:solidFill>
+                      </wpc:bg>
+                      <wpc:whole/>
+                      <wps:wsp>
+                        <wps:cNvPr id="1460432121" name="Rectangle 1460432121"/>
+                        <wps:cNvSpPr/>
+                        <wps:spPr>
+                          <a:xfrm>
+                            <a:off x="869839" y="0"/>
+                            <a:ext cx="1211580" cy="1623060"/>
+                          </a:xfrm>
+                          <a:prstGeom prst="rect">
+                            <a:avLst/>
+                          </a:prstGeom>
+                        </wps:spPr>
+                        <wps:style>
+                          <a:lnRef idx="2">
+                            <a:schemeClr val="accent1">
+                              <a:shade val="15000"/>
+                            </a:schemeClr>
+                          </a:lnRef>
+                          <a:fillRef idx="1">
+                            <a:schemeClr val="accent1"/>
+                          </a:fillRef>
+                          <a:effectRef idx="0">
+                            <a:schemeClr val="accent1"/>
+                          </a:effectRef>
+                          <a:fontRef idx="minor">
+                            <a:schemeClr val="lt1"/>
+                          </a:fontRef>
+                        </wps:style>
+                        <wps:txbx>
+                          <w:txbxContent>
+                            <w:p>
+                              <w:pPr>
+                                <w:jc w:val="center"/>
+                              </w:pPr>
+                            </w:p>
+                          </w:txbxContent>
+                        </wps:txbx>
+                        <wps:bodyPr rot="0" spcFirstLastPara="0" vertOverflow="overflow" horzOverflow="overflow" vert="horz" wrap="square" lIns="91440" tIns="45720" rIns="91440" bIns="45720" numCol="1" spcCol="0" rtlCol="0" fromWordArt="0" anchor="ctr" anchorCtr="0" forceAA="0" compatLnSpc="1">
+                          <a:prstTxWarp prst="textNoShape">
+                            <a:avLst/>
+                          </a:prstTxWarp>
+                          <a:noAutofit/>
+                        </wps:bodyPr>
+                      </wps:wsp>
+                      <wps:wsp>
+                        <wps:cNvPr id="1553939752" name="Straight Arrow Connector 1553939752"/>
+                        <wps:cNvCnPr/>
+                        <wps:spPr>
+                          <a:xfrm>
+                            <a:off x="115925" y="981594"/>
+                            <a:ext cx="754380" cy="0"/>
+                          </a:xfrm>
+                          <a:prstGeom prst="straightConnector1">
+                            <a:avLst/>
+                          </a:prstGeom>
+                          <a:ln>
+                            <a:tailEnd type="triangle"/>
+                          </a:ln>
+                        </wps:spPr>
+                        <wps:style>
+                          <a:lnRef idx="2">
+                            <a:schemeClr val="dk1"/>
+                          </a:lnRef>
+                          <a:fillRef idx="0">
+                            <a:schemeClr val="dk1"/>
+                          </a:fillRef>
+                          <a:effectRef idx="1">
+                            <a:schemeClr val="dk1"/>
+                          </a:effectRef>
+                          <a:fontRef idx="minor">
+                            <a:schemeClr val="tx1"/>
+                          </a:fontRef>
+                        </wps:style>
+                        <wps:bodyPr/>
+                      </wps:wsp>
+                      <wps:wsp>
+                        <wps:cNvPr id="1889270992" name="Straight Arrow Connector 1889270992"/>
+                        <wps:cNvCnPr/>
+                        <wps:spPr>
+                          <a:xfrm>
+                            <a:off x="2081419" y="815340"/>
+                            <a:ext cx="754380" cy="0"/>
+                          </a:xfrm>
+                          <a:prstGeom prst="straightConnector1">
+                            <a:avLst/>
+                          </a:prstGeom>
+                          <a:ln>
+                            <a:tailEnd type="triangle"/>
+                          </a:ln>
+                        </wps:spPr>
+                        <wps:style>
+                          <a:lnRef idx="2">
+                            <a:schemeClr val="dk1"/>
+                          </a:lnRef>
+                          <a:fillRef idx="0">
+                            <a:schemeClr val="dk1"/>
+                          </a:fillRef>
+                          <a:effectRef idx="1">
+                            <a:schemeClr val="dk1"/>
+                          </a:effectRef>
+                          <a:fontRef idx="minor">
+                            <a:schemeClr val="tx1"/>
+                          </a:fontRef>
+                        </wps:style>
+                        <wps:bodyPr/>
+                      </wps:wsp>
+                      <wps:wsp>
+                        <wps:cNvPr id="633517111" name="Text Box 633517111"/>
+                        <wps:cNvSpPr txBox="1"/>
+                        <wps:spPr>
+                          <a:xfrm>
+                            <a:off x="344525" y="714894"/>
+                            <a:ext cx="411014" cy="266700"/>
+                          </a:xfrm>
+                          <a:prstGeom prst="rect">
+                            <a:avLst/>
+                          </a:prstGeom>
+                          <a:noFill/>
+                          <a:ln w="6350">
+                            <a:noFill/>
+                          </a:ln>
+                        </wps:spPr>
+                        <wps:txbx>
+                          <w:txbxContent>
+                            <w:p>
+                              <w:pPr>
+                                <w:jc w:val="center"/>
+                                <w:rPr>
+                                  <w:rFonts w:eastAsia="Yu Gothic"/>
+                                  <w:vertAlign w:val="subscript"/>
+                                  <w14:ligatures w14:val="none"/>
+                                </w:rPr>
+                              </w:pPr>
+                              <w:r>
+                                <w:rPr>
+                                  <w:rFonts w:eastAsia="Yu Gothic"/>
+                                </w:rPr>
+                                <w:t>T</w:t>
+                              </w:r>
+                              <w:r>
+                                <w:rPr>
+                                  <w:rFonts w:eastAsia="Yu Gothic"/>
+                                  <w:vertAlign w:val="subscript"/>
+                                </w:rPr>
+                                <w:t>b</w:t>
+                              </w:r>
+                            </w:p>
+                            <w:p>
+                              <w:pPr>
+                                <w:jc w:val="center"/>
+                              </w:pPr>
+                            </w:p>
+                          </w:txbxContent>
+                        </wps:txbx>
+                        <wps:bodyPr rot="0" spcFirstLastPara="0" vertOverflow="overflow" horzOverflow="overflow" vert="horz" wrap="square" lIns="91440" tIns="45720" rIns="91440" bIns="45720" numCol="1" spcCol="0" rtlCol="0" fromWordArt="0" anchor="t" anchorCtr="0" forceAA="0" compatLnSpc="1">
+                          <a:prstTxWarp prst="textNoShape">
+                            <a:avLst/>
+                          </a:prstTxWarp>
+                          <a:noAutofit/>
+                        </wps:bodyPr>
+                      </wps:wsp>
+                      <wps:wsp>
+                        <wps:cNvPr id="1156534860" name="Text Box 1"/>
+                        <wps:cNvSpPr txBox="1"/>
+                        <wps:spPr>
+                          <a:xfrm>
+                            <a:off x="2261418" y="548640"/>
+                            <a:ext cx="427159" cy="324196"/>
+                          </a:xfrm>
+                          <a:prstGeom prst="rect">
+                            <a:avLst/>
+                          </a:prstGeom>
+                          <a:noFill/>
+                          <a:ln w="6350">
+                            <a:noFill/>
+                          </a:ln>
+                        </wps:spPr>
+                        <wps:txbx>
+                          <w:txbxContent>
+                            <w:p>
+                              <w:pPr>
+                                <w:jc w:val="center"/>
+                                <w:rPr>
+                                  <w:rFonts w:eastAsia="Yu Gothic"/>
+                                  <w14:ligatures w14:val="none"/>
+                                </w:rPr>
+                              </w:pPr>
+                              <w:r>
+                                <w:rPr>
+                                  <w:rFonts w:eastAsia="Yu Gothic"/>
+                                </w:rPr>
+                                <w:t>L</w:t>
+                              </w:r>
+                              <w:r>
+                                <w:rPr>
+                                  <w:rFonts w:eastAsia="Yu Gothic"/>
+                                  <w:position w:val="-6"/>
+                                  <w:vertAlign w:val="subscript"/>
+                                </w:rPr>
+                                <w:t>a</w:t>
+                              </w:r>
+                            </w:p>
+                            <w:p>
+                              <w:pPr>
+                                <w:jc w:val="center"/>
+                                <w:rPr>
+                                  <w:rFonts w:eastAsia="Yu Gothic"/>
+                                  <w14:ligatures w14:val="none"/>
+                                </w:rPr>
+                              </w:pPr>
+                              <w:r>
+                                <w:rPr>
+                                  <w:rFonts w:eastAsia="Yu Gothic"/>
+                                </w:rPr>
+                                <w:t>U</w:t>
+                              </w:r>
+                            </w:p>
+                          </w:txbxContent>
+                        </wps:txbx>
+                        <wps:bodyPr rot="0" spcFirstLastPara="0" vert="horz" wrap="square" lIns="91440" tIns="45720" rIns="91440" bIns="45720" numCol="1" spcCol="0" rtlCol="0" fromWordArt="0" anchor="t" anchorCtr="0" forceAA="0" compatLnSpc="1">
+                          <a:prstTxWarp prst="textNoShape">
+                            <a:avLst/>
+                          </a:prstTxWarp>
+                          <a:noAutofit/>
+                        </wps:bodyPr>
+                      </wps:wsp>
+                      <wps:wsp>
+                        <wps:cNvPr id="2060036704" name="Text Box 1"/>
+                        <wps:cNvSpPr txBox="1"/>
+                        <wps:spPr>
+                          <a:xfrm>
+                            <a:off x="1051560" y="548640"/>
+                            <a:ext cx="856320" cy="767541"/>
+                          </a:xfrm>
+                          <a:prstGeom prst="rect">
+                            <a:avLst/>
+                          </a:prstGeom>
+                          <a:noFill/>
+                          <a:ln w="6350">
+                            <a:noFill/>
+                          </a:ln>
+                        </wps:spPr>
+                        <wps:txbx>
+                          <w:txbxContent>
+                            <w:p>
+                              <w:pPr>
+                                <w:spacing w:line="240" w:lineRule="auto"/>
+                                <w:jc w:val="center"/>
+                                <w:rPr>
+                                  <w:rFonts w:eastAsia="Yu Gothic"/>
+                                </w:rPr>
+                              </w:pPr>
+                              <w:r>
+                                <w:rPr>
+                                  <w:rFonts w:eastAsia="Yu Gothic"/>
+                                </w:rPr>
+                                <w:t>Traffic</w:t>
+                              </w:r>
+                            </w:p>
+                            <w:p>
+                              <w:pPr>
+                                <w:spacing w:line="240" w:lineRule="auto"/>
+                                <w:jc w:val="center"/>
+                                <w:rPr>
+                                  <w:rFonts w:eastAsia="Yu Gothic"/>
+                                </w:rPr>
+                              </w:pPr>
+                              <w:r>
+                                <w:rPr>
+                                  <w:rFonts w:eastAsia="Yu Gothic"/>
+                                </w:rPr>
+                                <w:t>Light</w:t>
+                              </w:r>
+                            </w:p>
+                            <w:p>
+                              <w:pPr>
+                                <w:spacing w:line="240" w:lineRule="auto"/>
+                                <w:jc w:val="center"/>
+                                <w:rPr>
+                                  <w:rFonts w:eastAsia="Yu Gothic"/>
+                                  <w14:ligatures w14:val="none"/>
+                                </w:rPr>
+                              </w:pPr>
+                              <w:r>
+                                <w:rPr>
+                                  <w:rFonts w:eastAsia="Yu Gothic"/>
+                                </w:rPr>
+                                <w:t>Signal</w:t>
+                              </w:r>
+                            </w:p>
+                          </w:txbxContent>
+                        </wps:txbx>
+                        <wps:bodyPr rot="0" spcFirstLastPara="0" vert="horz" wrap="square" lIns="91440" tIns="45720" rIns="91440" bIns="45720" numCol="1" spcCol="0" rtlCol="0" fromWordArt="0" anchor="t" anchorCtr="0" forceAA="0" compatLnSpc="1">
+                          <a:prstTxWarp prst="textNoShape">
+                            <a:avLst/>
+                          </a:prstTxWarp>
+                          <a:noAutofit/>
+                        </wps:bodyPr>
+                      </wps:wsp>
+                      <wps:wsp>
+                        <wps:cNvPr id="1265522408" name="Straight Arrow Connector 1265522408"/>
+                        <wps:cNvCnPr/>
+                        <wps:spPr>
+                          <a:xfrm>
+                            <a:off x="115459" y="1376340"/>
+                            <a:ext cx="754380" cy="0"/>
+                          </a:xfrm>
+                          <a:prstGeom prst="straightConnector1">
+                            <a:avLst/>
+                          </a:prstGeom>
+                          <a:ln>
+                            <a:tailEnd type="triangle"/>
+                          </a:ln>
+                        </wps:spPr>
+                        <wps:style>
+                          <a:lnRef idx="2">
+                            <a:schemeClr val="dk1"/>
+                          </a:lnRef>
+                          <a:fillRef idx="0">
+                            <a:schemeClr val="dk1"/>
+                          </a:fillRef>
+                          <a:effectRef idx="1">
+                            <a:schemeClr val="dk1"/>
+                          </a:effectRef>
+                          <a:fontRef idx="minor">
+                            <a:schemeClr val="tx1"/>
+                          </a:fontRef>
+                        </wps:style>
+                        <wps:bodyPr/>
+                      </wps:wsp>
+                      <wps:wsp>
+                        <wps:cNvPr id="453844827" name="Text Box 2"/>
+                        <wps:cNvSpPr txBox="1"/>
+                        <wps:spPr>
+                          <a:xfrm>
+                            <a:off x="206899" y="1109640"/>
+                            <a:ext cx="548640" cy="266700"/>
+                          </a:xfrm>
+                          <a:prstGeom prst="rect">
+                            <a:avLst/>
+                          </a:prstGeom>
+                          <a:noFill/>
+                          <a:ln w="6350">
+                            <a:noFill/>
+                          </a:ln>
+                        </wps:spPr>
+                        <wps:txbx>
+                          <w:txbxContent>
+                            <w:p>
+                              <w:pPr>
+                                <w:jc w:val="center"/>
+                                <w:rPr>
+                                  <w:rFonts w:eastAsia="Yu Gothic"/>
+                                  <w14:ligatures w14:val="none"/>
+                                </w:rPr>
+                              </w:pPr>
+                              <w:r>
+                                <w:rPr>
+                                  <w:rFonts w:eastAsia="Yu Gothic"/>
+                                </w:rPr>
+                                <w:t>CLK</w:t>
+                              </w:r>
+                            </w:p>
+                          </w:txbxContent>
+                        </wps:txbx>
+                        <wps:bodyPr rot="0" spcFirstLastPara="0" vert="horz" wrap="square" lIns="91440" tIns="45720" rIns="91440" bIns="45720" numCol="1" spcCol="0" rtlCol="0" fromWordArt="0" anchor="t" anchorCtr="0" forceAA="0" compatLnSpc="1">
+                          <a:prstTxWarp prst="textNoShape">
+                            <a:avLst/>
+                          </a:prstTxWarp>
+                          <a:noAutofit/>
+                        </wps:bodyPr>
+                      </wps:wsp>
+                      <wps:wsp>
+                        <wps:cNvPr id="1727677074" name="Straight Arrow Connector 1727677074"/>
+                        <wps:cNvCnPr/>
+                        <wps:spPr>
+                          <a:xfrm>
+                            <a:off x="116671" y="668373"/>
+                            <a:ext cx="754380" cy="0"/>
+                          </a:xfrm>
+                          <a:prstGeom prst="straightConnector1">
+                            <a:avLst/>
+                          </a:prstGeom>
+                          <a:ln>
+                            <a:tailEnd type="triangle"/>
+                          </a:ln>
+                        </wps:spPr>
+                        <wps:style>
+                          <a:lnRef idx="2">
+                            <a:schemeClr val="dk1"/>
+                          </a:lnRef>
+                          <a:fillRef idx="0">
+                            <a:schemeClr val="dk1"/>
+                          </a:fillRef>
+                          <a:effectRef idx="1">
+                            <a:schemeClr val="dk1"/>
+                          </a:effectRef>
+                          <a:fontRef idx="minor">
+                            <a:schemeClr val="tx1"/>
+                          </a:fontRef>
+                        </wps:style>
+                        <wps:bodyPr/>
+                      </wps:wsp>
+                      <wps:wsp>
+                        <wps:cNvPr id="474861469" name="Text Box 2"/>
+                        <wps:cNvSpPr txBox="1"/>
+                        <wps:spPr>
+                          <a:xfrm>
+                            <a:off x="344525" y="401672"/>
+                            <a:ext cx="410845" cy="313221"/>
+                          </a:xfrm>
+                          <a:prstGeom prst="rect">
+                            <a:avLst/>
+                          </a:prstGeom>
+                          <a:noFill/>
+                          <a:ln w="6350">
+                            <a:noFill/>
+                          </a:ln>
+                        </wps:spPr>
+                        <wps:txbx>
+                          <w:txbxContent>
+                            <w:p>
+                              <w:pPr>
+                                <w:jc w:val="center"/>
+                                <w:rPr>
+                                  <w:rFonts w:eastAsia="Yu Gothic"/>
+                                  <w14:ligatures w14:val="none"/>
+                                </w:rPr>
+                              </w:pPr>
+                              <w:r>
+                                <w:rPr>
+                                  <w:rFonts w:eastAsia="Yu Gothic"/>
+                                </w:rPr>
+                                <w:t>T</w:t>
+                              </w:r>
+                              <w:r>
+                                <w:rPr>
+                                  <w:rFonts w:eastAsia="Yu Gothic"/>
+                                  <w:position w:val="-6"/>
+                                  <w:vertAlign w:val="subscript"/>
+                                </w:rPr>
+                                <w:t>a</w:t>
+                              </w:r>
+                            </w:p>
+                            <w:p>
+                              <w:pPr>
+                                <w:jc w:val="center"/>
+                                <w:rPr>
+                                  <w:rFonts w:eastAsia="Yu Gothic"/>
+                                </w:rPr>
+                              </w:pPr>
+                              <w:r>
+                                <w:rPr>
+                                  <w:rFonts w:eastAsia="Yu Gothic"/>
+                                </w:rPr>
+                                <w:t> </w:t>
+                              </w:r>
+                            </w:p>
+                          </w:txbxContent>
+                        </wps:txbx>
+                        <wps:bodyPr rot="0" spcFirstLastPara="0" vert="horz" wrap="square" lIns="91440" tIns="45720" rIns="91440" bIns="45720" numCol="1" spcCol="0" rtlCol="0" fromWordArt="0" anchor="t" anchorCtr="0" forceAA="0" compatLnSpc="1">
+                          <a:prstTxWarp prst="textNoShape">
+                            <a:avLst/>
+                          </a:prstTxWarp>
+                          <a:noAutofit/>
+                        </wps:bodyPr>
+                      </wps:wsp>
+                      <wps:wsp>
+                        <wps:cNvPr id="1874541337" name="Straight Arrow Connector 1874541337"/>
+                        <wps:cNvCnPr/>
+                        <wps:spPr>
+                          <a:xfrm>
+                            <a:off x="125874" y="1577336"/>
+                            <a:ext cx="754380" cy="0"/>
+                          </a:xfrm>
+                          <a:prstGeom prst="straightConnector1">
+                            <a:avLst/>
+                          </a:prstGeom>
+                          <a:ln>
+                            <a:tailEnd type="triangle"/>
+                          </a:ln>
+                        </wps:spPr>
+                        <wps:style>
+                          <a:lnRef idx="2">
+                            <a:schemeClr val="dk1"/>
+                          </a:lnRef>
+                          <a:fillRef idx="0">
+                            <a:schemeClr val="dk1"/>
+                          </a:fillRef>
+                          <a:effectRef idx="1">
+                            <a:schemeClr val="dk1"/>
+                          </a:effectRef>
+                          <a:fontRef idx="minor">
+                            <a:schemeClr val="tx1"/>
+                          </a:fontRef>
+                        </wps:style>
+                        <wps:bodyPr/>
+                      </wps:wsp>
+                      <wps:wsp>
+                        <wps:cNvPr id="1765960168" name="Text Box 1"/>
+                        <wps:cNvSpPr txBox="1"/>
+                        <wps:spPr>
+                          <a:xfrm>
+                            <a:off x="2264630" y="892232"/>
+                            <a:ext cx="426720" cy="323850"/>
+                          </a:xfrm>
+                          <a:prstGeom prst="rect">
+                            <a:avLst/>
+                          </a:prstGeom>
+                          <a:noFill/>
+                          <a:ln w="6350">
+                            <a:noFill/>
+                          </a:ln>
+                        </wps:spPr>
+                        <wps:txbx>
+                          <w:txbxContent>
+                            <w:p>
+                              <w:pPr>
+                                <w:jc w:val="center"/>
+                                <w:rPr>
+                                  <w:rFonts w:eastAsia="Yu Gothic"/>
+                                  <w14:ligatures w14:val="none"/>
+                                </w:rPr>
+                              </w:pPr>
+                              <w:r>
+                                <w:rPr>
+                                  <w:rFonts w:eastAsia="Yu Gothic"/>
+                                </w:rPr>
+                                <w:t>L</w:t>
+                              </w:r>
+                              <w:r>
+                                <w:rPr>
+                                  <w:rFonts w:eastAsia="Yu Gothic"/>
+                                  <w:position w:val="-6"/>
+                                  <w:vertAlign w:val="subscript"/>
+                                </w:rPr>
+                                <w:t>b</w:t>
+                              </w:r>
+                            </w:p>
+                            <w:p>
+                              <w:pPr>
+                                <w:jc w:val="center"/>
+                                <w:rPr>
+                                  <w:rFonts w:eastAsia="Yu Gothic"/>
+                                </w:rPr>
+                              </w:pPr>
+                              <w:r>
+                                <w:rPr>
+                                  <w:rFonts w:eastAsia="Yu Gothic"/>
+                                </w:rPr>
+                                <w:t>U</w:t>
+                              </w:r>
+                            </w:p>
+                          </w:txbxContent>
+                        </wps:txbx>
+                        <wps:bodyPr rot="0" spcFirstLastPara="0" vert="horz" wrap="square" lIns="91440" tIns="45720" rIns="91440" bIns="45720" numCol="1" spcCol="0" rtlCol="0" fromWordArt="0" anchor="t" anchorCtr="0" forceAA="0" compatLnSpc="1">
+                          <a:prstTxWarp prst="textNoShape">
+                            <a:avLst/>
+                          </a:prstTxWarp>
+                          <a:noAutofit/>
+                        </wps:bodyPr>
+                      </wps:wsp>
+                      <wps:wsp>
+                        <wps:cNvPr id="1634441281" name="Straight Arrow Connector 1634441281"/>
+                        <wps:cNvCnPr/>
+                        <wps:spPr>
+                          <a:xfrm>
+                            <a:off x="141900" y="344522"/>
+                            <a:ext cx="754380" cy="0"/>
+                          </a:xfrm>
+                          <a:prstGeom prst="straightConnector1">
+                            <a:avLst/>
+                          </a:prstGeom>
+                          <a:ln>
+                            <a:tailEnd type="triangle"/>
+                          </a:ln>
+                        </wps:spPr>
+                        <wps:style>
+                          <a:lnRef idx="2">
+                            <a:schemeClr val="dk1"/>
+                          </a:lnRef>
+                          <a:fillRef idx="0">
+                            <a:schemeClr val="dk1"/>
+                          </a:fillRef>
+                          <a:effectRef idx="1">
+                            <a:schemeClr val="dk1"/>
+                          </a:effectRef>
+                          <a:fontRef idx="minor">
+                            <a:schemeClr val="tx1"/>
+                          </a:fontRef>
+                        </wps:style>
+                        <wps:bodyPr/>
+                      </wps:wsp>
+                      <wps:wsp>
+                        <wps:cNvPr id="1877345352" name="Text Box 1"/>
+                        <wps:cNvSpPr txBox="1"/>
+                        <wps:spPr>
+                          <a:xfrm>
+                            <a:off x="125874" y="77822"/>
+                            <a:ext cx="748325" cy="323850"/>
+                          </a:xfrm>
+                          <a:prstGeom prst="rect">
+                            <a:avLst/>
+                          </a:prstGeom>
+                          <a:noFill/>
+                          <a:ln w="6350">
+                            <a:noFill/>
+                          </a:ln>
+                        </wps:spPr>
+                        <wps:txbx>
+                          <w:txbxContent>
+                            <w:p>
+                              <w:pPr>
+                                <w:jc w:val="center"/>
+                                <w:rPr>
+                                  <w:rFonts w:eastAsia="Yu Gothic"/>
+                                  <w14:ligatures w14:val="none"/>
+                                </w:rPr>
+                              </w:pPr>
+                              <w:r>
+                                <w:rPr>
+                                  <w:rFonts w:eastAsia="Yu Gothic"/>
+                                </w:rPr>
+                                <w:t>Counter</w:t>
+                              </w:r>
+                            </w:p>
+                            <w:p>
+                              <w:pPr>
+                                <w:jc w:val="center"/>
+                                <w:rPr>
+                                  <w:rFonts w:eastAsia="Yu Gothic"/>
+                                </w:rPr>
+                              </w:pPr>
+                              <w:r>
+                                <w:rPr>
+                                  <w:rFonts w:eastAsia="Yu Gothic"/>
+                                </w:rPr>
+                                <w:t>U</w:t>
+                              </w:r>
+                            </w:p>
+                          </w:txbxContent>
+                        </wps:txbx>
+                        <wps:bodyPr rot="0" spcFirstLastPara="0" vert="horz" wrap="square" lIns="91440" tIns="45720" rIns="91440" bIns="45720" numCol="1" spcCol="0" rtlCol="0" fromWordArt="0" anchor="t" anchorCtr="0" forceAA="0" compatLnSpc="1">
+                          <a:prstTxWarp prst="textNoShape">
+                            <a:avLst/>
+                          </a:prstTxWarp>
+                          <a:noAutofit/>
+                        </wps:bodyPr>
+                      </wps:wsp>
+                      <wps:wsp>
+                        <wps:cNvPr id="658481088" name="Text Box 2"/>
+                        <wps:cNvSpPr txBox="1"/>
+                        <wps:spPr>
+                          <a:xfrm>
+                            <a:off x="232214" y="1339040"/>
+                            <a:ext cx="548640" cy="266700"/>
+                          </a:xfrm>
+                          <a:prstGeom prst="rect">
+                            <a:avLst/>
+                          </a:prstGeom>
+                          <a:noFill/>
+                          <a:ln w="6350">
+                            <a:noFill/>
+                          </a:ln>
+                        </wps:spPr>
+                        <wps:txbx>
+                          <w:txbxContent>
+                            <w:p>
+                              <w:pPr>
+                                <w:jc w:val="center"/>
+                                <w:rPr>
+                                  <w:rFonts w:eastAsia="Yu Gothic"/>
+                                  <w14:ligatures w14:val="none"/>
+                                </w:rPr>
+                              </w:pPr>
+                              <w:r>
+                                <w:rPr>
+                                  <w:rFonts w:eastAsia="Yu Gothic"/>
+                                  <w14:ligatures w14:val="none"/>
+                                </w:rPr>
+                                <w:t>Reset</w:t>
+                              </w:r>
+                            </w:p>
+                          </w:txbxContent>
+                        </wps:txbx>
+                        <wps:bodyPr rot="0" spcFirstLastPara="0" vert="horz" wrap="square" lIns="91440" tIns="45720" rIns="91440" bIns="45720" numCol="1" spcCol="0" rtlCol="0" fromWordArt="0" anchor="t" anchorCtr="0" forceAA="0" compatLnSpc="1">
+                          <a:prstTxWarp prst="textNoShape">
+                            <a:avLst/>
+                          </a:prstTxWarp>
+                          <a:noAutofit/>
+                        </wps:bodyPr>
+                      </wps:wsp>
+                      <wps:wsp>
+                        <wps:cNvPr id="1938054767" name="Straight Arrow Connector 1938054767"/>
+                        <wps:cNvCnPr/>
+                        <wps:spPr>
+                          <a:xfrm>
+                            <a:off x="2098687" y="1196686"/>
+                            <a:ext cx="737112" cy="0"/>
+                          </a:xfrm>
+                          <a:prstGeom prst="straightConnector1">
+                            <a:avLst/>
+                          </a:prstGeom>
+                          <a:ln>
+                            <a:tailEnd type="triangle"/>
+                          </a:ln>
+                        </wps:spPr>
+                        <wps:style>
+                          <a:lnRef idx="2">
+                            <a:schemeClr val="dk1"/>
+                          </a:lnRef>
+                          <a:fillRef idx="0">
+                            <a:schemeClr val="dk1"/>
+                          </a:fillRef>
+                          <a:effectRef idx="1">
+                            <a:schemeClr val="dk1"/>
+                          </a:effectRef>
+                          <a:fontRef idx="minor">
+                            <a:schemeClr val="tx1"/>
+                          </a:fontRef>
+                        </wps:style>
+                        <wps:bodyPr/>
+                      </wps:wsp>
+                    </wpc:wpc>
+                  </a:graphicData>
+                </a:graphic>
+                <wp14:sizeRelH relativeFrom="margin">
+                  <wp14:pctWidth>0</wp14:pctWidth>
+                </wp14:sizeRelH>
+                <wp14:sizeRelV relativeFrom="margin">
+                  <wp14:pctHeight>0</wp14:pctHeight>
+                </wp14:sizeRelV>
+              </wp:anchor>
+            </w:drawing>
+          </mc:Choice>
+          <mc:Fallback>
+            <w:pict>
+              <v:group w14:anchorId="7107E3DA" id="_x0000_s1120" editas="canvas" style="position:absolute;margin-left:117.6pt;margin-top:27pt;width:237.1pt;height:132pt;z-index:251662336;mso-position-horizontal-relative:text;mso-position-vertical-relative:text;mso-width-relative:margin;mso-height-relative:margin" coordsize="30111,16764" o:gfxdata="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">
+                <v:shape id="_x0000_s1121" type="#_x0000_t75" style="position:absolute;width:30111;height:16764;visibility:visible;mso-wrap-style:square" filled="t">
+                  <v:fill o:detectmouseclick="t"/>
+                  <v:path o:connecttype="none"/>
+                </v:shape>
+                <v:rect id="Rectangle 1460432121" o:spid="_x0000_s1122" style="position:absolute;left:8698;width:12116;height:16230;visibility:visible;mso-wrap-style:square;v-text-anchor:middle" o:gfxdata="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" fillcolor="#156082 [3204]" strokecolor="#030e13 [484]" strokeweight="1pt">
+                  <v:textbox>
+                    <w:txbxContent>
+                      <w:p>
+                        <w:pPr>
+                          <w:jc w:val="center"/>
+                        </w:pPr>
+                      </w:p>
+                    </w:txbxContent>
+                  </v:textbox>
+                </v:rect>
+                <v:shape id="Straight Arrow Connector 1553939752" o:spid="_x0000_s1123" type="#_x0000_t32" style="position:absolute;left:1159;top:9815;width:7544;height:0;visibility:visible;mso-wrap-style:square" o:connectortype="straight" o:gfxdata="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" strokecolor="black [3200]" strokeweight="1pt">
+                  <v:stroke endarrow="block" joinstyle="miter"/>
+                </v:shape>
+                <v:shape id="Straight Arrow Connector 1889270992" o:spid="_x0000_s1124" type="#_x0000_t32" style="position:absolute;left:20814;top:8153;width:7543;height:0;visibility:visible;mso-wrap-style:square" o:connectortype="straight" o:gfxdata="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" strokecolor="black [3200]" strokeweight="1pt">
+                  <v:stroke endarrow="block" joinstyle="miter"/>
+                </v:shape>
+                <v:shape id="Text Box 633517111" o:spid="_x0000_s1125" type="#_x0000_t202" style="position:absolute;left:3445;top:7148;width:4110;height:2667;visibility:visible;mso-wrap-style:square;v-text-anchor:top" o:gfxdata="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" filled="f" stroked="f" strokeweight=".5pt">
+                  <v:textbox>
+                    <w:txbxContent>
+                      <w:p>
+                        <w:pPr>
+                          <w:jc w:val="center"/>
+                          <w:rPr>
+                            <w:rFonts w:eastAsia="Yu Gothic"/>
+                            <w:vertAlign w:val="subscript"/>
+                            <w14:ligatures w14:val="none"/>
+                          </w:rPr>
+                        </w:pPr>
+                        <w:r>
+                          <w:rPr>
+                            <w:rFonts w:eastAsia="Yu Gothic"/>
+                          </w:rPr>
+                          <w:t>T</w:t>
+                        </w:r>
+                        <w:r>
+                          <w:rPr>
+                            <w:rFonts w:eastAsia="Yu Gothic"/>
+                            <w:vertAlign w:val="subscript"/>
+                          </w:rPr>
+                          <w:t>b</w:t>
+                        </w:r>
+                      </w:p>
+                      <w:p>
+                        <w:pPr>
+                          <w:jc w:val="center"/>
+                        </w:pPr>
+                      </w:p>
+                    </w:txbxContent>
+                  </v:textbox>
+                </v:shape>
+                <v:shape id="_x0000_s1126" type="#_x0000_t202" style="position:absolute;left:22614;top:5486;width:4271;height:3242;visibility:visible;mso-wrap-style:square;v-text-anchor:top" o:gfxdata="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" filled="f" stroked="f" strokeweight=".5pt">
+                  <v:textbox>
+                    <w:txbxContent>
+                      <w:p>
+                        <w:pPr>
+                          <w:jc w:val="center"/>
+                          <w:rPr>
+                            <w:rFonts w:eastAsia="Yu Gothic"/>
+                            <w14:ligatures w14:val="none"/>
+                          </w:rPr>
+                        </w:pPr>
+                        <w:r>
+                          <w:rPr>
+                            <w:rFonts w:eastAsia="Yu Gothic"/>
+                          </w:rPr>
+                          <w:t>L</w:t>
+                        </w:r>
+                        <w:r>
+                          <w:rPr>
+                            <w:rFonts w:eastAsia="Yu Gothic"/>
+                            <w:position w:val="-6"/>
+                            <w:vertAlign w:val="subscript"/>
+                          </w:rPr>
+                          <w:t>a</w:t>
+                        </w:r>
+                      </w:p>
+                      <w:p>
+                        <w:pPr>
+                          <w:jc w:val="center"/>
+                          <w:rPr>
+                            <w:rFonts w:eastAsia="Yu Gothic"/>
+                            <w14:ligatures w14:val="none"/>
+                          </w:rPr>
+                        </w:pPr>
+                        <w:r>
+                          <w:rPr>
+                            <w:rFonts w:eastAsia="Yu Gothic"/>
+                          </w:rPr>
+                          <w:t>U</w:t>
+                        </w:r>
+                      </w:p>
+                    </w:txbxContent>
+                  </v:textbox>
+                </v:shape>
+                <v:shape id="_x0000_s1127" type="#_x0000_t202" style="position:absolute;left:10515;top:5486;width:8563;height:7675;visibility:visible;mso-wrap-style:square;v-text-anchor:top" o:gfxdata="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" filled="f" stroked="f" strokeweight=".5pt">
+                  <v:textbox>
+                    <w:txbxContent>
+                      <w:p>
+                        <w:pPr>
+                          <w:spacing w:line="240" w:lineRule="auto"/>
+                          <w:jc w:val="center"/>
+                          <w:rPr>
+                            <w:rFonts w:eastAsia="Yu Gothic"/>
+                          </w:rPr>
+                        </w:pPr>
+                        <w:r>
+                          <w:rPr>
+                            <w:rFonts w:eastAsia="Yu Gothic"/>
+                          </w:rPr>
+                          <w:t>Traffic</w:t>
+                        </w:r>
+                      </w:p>
+                      <w:p>
+                        <w:pPr>
+                          <w:spacing w:line="240" w:lineRule="auto"/>
+                          <w:jc w:val="center"/>
+                          <w:rPr>
+                            <w:rFonts w:eastAsia="Yu Gothic"/>
+                          </w:rPr>
+                        </w:pPr>
+                        <w:r>
+                          <w:rPr>
+                            <w:rFonts w:eastAsia="Yu Gothic"/>
+                          </w:rPr>
+                          <w:t>Light</w:t>
+                        </w:r>
+                      </w:p>
+                      <w:p>
+                        <w:pPr>
+                          <w:spacing w:line="240" w:lineRule="auto"/>
+                          <w:jc w:val="center"/>
+                          <w:rPr>
+                            <w:rFonts w:eastAsia="Yu Gothic"/>
+                            <w14:ligatures w14:val="none"/>
+                          </w:rPr>
+                        </w:pPr>
+                        <w:r>
+                          <w:rPr>
+                            <w:rFonts w:eastAsia="Yu Gothic"/>
+                          </w:rPr>
+                          <w:t>Signal</w:t>
+                        </w:r>
+                      </w:p>
+                    </w:txbxContent>
+                  </v:textbox>
+                </v:shape>
+                <v:shape id="Straight Arrow Connector 1265522408" o:spid="_x0000_s1128" type="#_x0000_t32" style="position:absolute;left:1154;top:13763;width:7544;height:0;visibility:visible;mso-wrap-style:square" o:connectortype="straight" o:gfxdata="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" strokecolor="black [3200]" strokeweight="1pt">
+                  <v:stroke endarrow="block" joinstyle="miter"/>
+                </v:shape>
+                <v:shape id="Text Box 2" o:spid="_x0000_s1129" type="#_x0000_t202" style="position:absolute;left:2068;top:11096;width:5487;height:2667;visibility:visible;mso-wrap-style:square;v-text-anchor:top" o:gfxdata="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" filled="f" stroked="f" strokeweight=".5pt">
+                  <v:textbox>
+                    <w:txbxContent>
+                      <w:p>
+                        <w:pPr>
+                          <w:jc w:val="center"/>
+                          <w:rPr>
+                            <w:rFonts w:eastAsia="Yu Gothic"/>
+                            <w14:ligatures w14:val="none"/>
+                          </w:rPr>
+                        </w:pPr>
+                        <w:r>
+                          <w:rPr>
+                            <w:rFonts w:eastAsia="Yu Gothic"/>
+                          </w:rPr>
+                          <w:t>CLK</w:t>
+                        </w:r>
+                      </w:p>
+                    </w:txbxContent>
+                  </v:textbox>
+                </v:shape>
+                <v:shape id="Straight Arrow Connector 1727677074" o:spid="_x0000_s1130" type="#_x0000_t32" style="position:absolute;left:1166;top:6683;width:7544;height:0;visibility:visible;mso-wrap-style:square" o:connectortype="straight" o:gfxdata="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" strokecolor="black [3200]" strokeweight="1pt">
+                  <v:stroke endarrow="block" joinstyle="miter"/>
+                </v:shape>
+                <v:shape id="Text Box 2" o:spid="_x0000_s1131" type="#_x0000_t202" style="position:absolute;left:3445;top:4016;width:4108;height:3132;visibility:visible;mso-wrap-style:square;v-text-anchor:top" o:gfxdata="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" filled="f" stroked="f" strokeweight=".5pt">
+                  <v:textbox>
+                    <w:txbxContent>
+                      <w:p>
+                        <w:pPr>
+                          <w:jc w:val="center"/>
+                          <w:rPr>
+                            <w:rFonts w:eastAsia="Yu Gothic"/>
+                            <w14:ligatures w14:val="none"/>
+                          </w:rPr>
+                        </w:pPr>
+                        <w:r>
+                          <w:rPr>
+                            <w:rFonts w:eastAsia="Yu Gothic"/>
+                          </w:rPr>
+                          <w:t>T</w:t>
+                        </w:r>
+                        <w:r>
+                          <w:rPr>
+                            <w:rFonts w:eastAsia="Yu Gothic"/>
+                            <w:position w:val="-6"/>
+                            <w:vertAlign w:val="subscript"/>
+                          </w:rPr>
+                          <w:t>a</w:t>
+                        </w:r>
+                      </w:p>
+                      <w:p>
+                        <w:pPr>
+                          <w:jc w:val="center"/>
+                          <w:rPr>
+                            <w:rFonts w:eastAsia="Yu Gothic"/>
+                          </w:rPr>
+                        </w:pPr>
+                        <w:r>
+                          <w:rPr>
+                            <w:rFonts w:eastAsia="Yu Gothic"/>
+                          </w:rPr>
+                          <w:t> </w:t>
+                        </w:r>
+                      </w:p>
+                    </w:txbxContent>
+                  </v:textbox>
+                </v:shape>
+                <v:shape id="Straight Arrow Connector 1874541337" o:spid="_x0000_s1132" type="#_x0000_t32" style="position:absolute;left:1258;top:15773;width:7544;height:0;visibility:visible;mso-wrap-style:square" o:connectortype="straight" o:gfxdata="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" strokecolor="black [3200]" strokeweight="1pt">
+                  <v:stroke endarrow="block" joinstyle="miter"/>
+                </v:shape>
+                <v:shape id="_x0000_s1133" type="#_x0000_t202" style="position:absolute;left:22646;top:8922;width:4267;height:3238;visibility:visible;mso-wrap-style:square;v-text-anchor:top" o:gfxdata="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" filled="f" stroked="f" strokeweight=".5pt">
+                  <v:textbox>
+                    <w:txbxContent>
+                      <w:p>
+                        <w:pPr>
+                          <w:jc w:val="center"/>
+                          <w:rPr>
+                            <w:rFonts w:eastAsia="Yu Gothic"/>
+                            <w14:ligatures w14:val="none"/>
+                          </w:rPr>
+                        </w:pPr>
+                        <w:r>
+                          <w:rPr>
+                            <w:rFonts w:eastAsia="Yu Gothic"/>
+                          </w:rPr>
+                          <w:t>L</w:t>
+                        </w:r>
+                        <w:r>
+                          <w:rPr>
+                            <w:rFonts w:eastAsia="Yu Gothic"/>
+                            <w:position w:val="-6"/>
+                            <w:vertAlign w:val="subscript"/>
+                          </w:rPr>
+                          <w:t>b</w:t>
+                        </w:r>
+                      </w:p>
+                      <w:p>
+                        <w:pPr>
+                          <w:jc w:val="center"/>
+                          <w:rPr>
+                            <w:rFonts w:eastAsia="Yu Gothic"/>
+                          </w:rPr>
+                        </w:pPr>
+                        <w:r>
+                          <w:rPr>
+                            <w:rFonts w:eastAsia="Yu Gothic"/>
+                          </w:rPr>
+                          <w:t>U</w:t>
+                        </w:r>
+                      </w:p>
+                    </w:txbxContent>
+                  </v:textbox>
+                </v:shape>
+                <v:shape id="Straight Arrow Connector 1634441281" o:spid="_x0000_s1134" type="#_x0000_t32" style="position:absolute;left:1419;top:3445;width:7543;height:0;visibility:visible;mso-wrap-style:square" o:connectortype="straight" o:gfxdata="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" strokecolor="black [3200]" strokeweight="1pt">
+                  <v:stroke endarrow="block" joinstyle="miter"/>
+                </v:shape>
+                <v:shape id="_x0000_s1135" type="#_x0000_t202" style="position:absolute;left:1258;top:778;width:7483;height:3238;visibility:visible;mso-wrap-style:square;v-text-anchor:top" o:gfxdata="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" filled="f" stroked="f" strokeweight=".5pt">
+                  <v:textbox>
+                    <w:txbxContent>
+                      <w:p>
+                        <w:pPr>
+                          <w:jc w:val="center"/>
+                          <w:rPr>
+                            <w:rFonts w:eastAsia="Yu Gothic"/>
+                            <w14:ligatures w14:val="none"/>
+                          </w:rPr>
+                        </w:pPr>
+                        <w:r>
+                          <w:rPr>
+                            <w:rFonts w:eastAsia="Yu Gothic"/>
+                          </w:rPr>
+                          <w:t>Counter</w:t>
+                        </w:r>
+                      </w:p>
+                      <w:p>
+                        <w:pPr>
+                          <w:jc w:val="center"/>
+                          <w:rPr>
+                            <w:rFonts w:eastAsia="Yu Gothic"/>
+                          </w:rPr>
+                        </w:pPr>
+                        <w:r>
+                          <w:rPr>
+                            <w:rFonts w:eastAsia="Yu Gothic"/>
+                          </w:rPr>
+                          <w:t>U</w:t>
+                        </w:r>
+                      </w:p>
+                    </w:txbxContent>
+                  </v:textbox>
+                </v:shape>
+                <v:shape id="Text Box 2" o:spid="_x0000_s1136" type="#_x0000_t202" style="position:absolute;left:2322;top:13390;width:5486;height:2667;visibility:visible;mso-wrap-style:square;v-text-anchor:top" o:gfxdata="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" filled="f" stroked="f" strokeweight=".5pt">
+                  <v:textbox>
+                    <w:txbxContent>
+                      <w:p>
+                        <w:pPr>
+                          <w:jc w:val="center"/>
+                          <w:rPr>
+                            <w:rFonts w:eastAsia="Yu Gothic"/>
+                            <w14:ligatures w14:val="none"/>
+                          </w:rPr>
+                        </w:pPr>
+                        <w:r>
+                          <w:rPr>
+                            <w:rFonts w:eastAsia="Yu Gothic"/>
+                            <w14:ligatures w14:val="none"/>
+                          </w:rPr>
+                          <w:t>Reset</w:t>
+                        </w:r>
+                      </w:p>
+                    </w:txbxContent>
+                  </v:textbox>
+                </v:shape>
+                <v:shape id="Straight Arrow Connector 1938054767" o:spid="_x0000_s1137" type="#_x0000_t32" style="position:absolute;left:20986;top:11966;width:7371;height:0;visibility:visible;mso-wrap-style:square" o:connectortype="straight" o:gfxdata="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" strokecolor="black [3200]" strokeweight="1pt">
+                  <v:stroke endarrow="block" joinstyle="miter"/>
+                </v:shape>
+                <w10:wrap type="square"/>
+              </v:group>
+            </w:pict>
+          </mc:Fallback>
+        </mc:AlternateContent>
+      </w:r>
+    </w:p>
+    <w:p>
+      <w:pPr>
+        <w:rPr>
+          <w:b/>
+          <w:bCs/>
+          <w:noProof/>
+        </w:rPr>
+      </w:pPr>
+    </w:p>
+    <w:p>
+      <w:pPr>
+        <w:rPr>
+          <w:b/>
+          <w:bCs/>
+          <w:noProof/>
+        </w:rPr>
+      </w:pPr>
+    </w:p>
+    <w:p>
+      <w:pPr>
+        <w:rPr>
+          <w:b/>
+          <w:bCs/>
+          <w:noProof/>
+        </w:rPr>
+      </w:pPr>
+    </w:p>
+    <w:p>
+      <w:pPr>
+        <w:rPr>
+          <w:b/>
+          <w:bCs/>
+          <w:noProof/>
+        </w:rPr>
+      </w:pPr>
+    </w:p>
+    <w:p>
+      <w:pPr>
+        <w:rPr>
+          <w:b/>
+          <w:bCs/>
+          <w:noProof/>
+        </w:rPr>
+      </w:pPr>
+    </w:p>
+    <w:p>
+      <w:pPr>
+        <w:rPr>
+          <w:b/>
+          <w:bCs/>
+          <w:noProof/>
+        </w:rPr>
+      </w:pPr>
+    </w:p>
+    <w:p>
+      <w:pPr>
+        <w:rPr>
+          <w:b/>
+          <w:bCs/>
+          <w:noProof/>
+        </w:rPr>
+      </w:pPr>
+    </w:p>
+    <w:p>
+      <w:pPr>
+        <w:rPr>
+          <w:b/>
+          <w:bCs/>
+          <w:noProof/>
+        </w:rPr>
+      </w:pPr>
+    </w:p>
+    <w:p>
+      <w:pPr>
+        <w:rPr>
+          <w:b/>
+          <w:bCs/>
+          <w:noProof/>
+        </w:rPr>
+      </w:pPr>
+      <w:r>
+        <w:rPr>
+          <w:noProof/>
+        </w:rPr>
+        <w:lastRenderedPageBreak/>
+        <mc:AlternateContent>
+          <mc:Choice Requires="wpc">
+            <w:drawing>
+              <wp:anchor distT="0" distB="0" distL="114300" distR="114300" simplePos="0" relativeHeight="251666432" behindDoc="0" locked="0" layoutInCell="1" allowOverlap="1" wp14:anchorId="56FD7A9B" wp14:editId="337E48BB">
+                <wp:simplePos x="0" y="0"/>
+                <wp:positionH relativeFrom="column">
+                  <wp:posOffset>274320</wp:posOffset>
+                </wp:positionH>
+                <wp:positionV relativeFrom="paragraph">
+                  <wp:posOffset>196123</wp:posOffset>
+                </wp:positionV>
+                <wp:extent cx="5486400" cy="3827145"/>
+                <wp:effectExtent l="0" t="0" r="0" b="1905"/>
+                <wp:wrapSquare wrapText="bothSides"/>
+                <wp:docPr id="555656391" name="Canvas 2"/>
+                <wp:cNvGraphicFramePr>
+                  <a:graphicFrameLocks xmlns:a="http://schemas.openxmlformats.org/drawingml/2006/main" noChangeAspect="1"/>
+                </wp:cNvGraphicFramePr>
+                <a:graphic xmlns:a="http://schemas.openxmlformats.org/drawingml/2006/main">
+                  <a:graphicData uri="http://schemas.microsoft.com/office/word/2010/wordprocessingCanvas">
+                    <wpc:wpc>
+                      <wpc:bg>
+                        <a:solidFill>
+                          <a:prstClr val="white"/>
+                        </a:solidFill>
+                      </wpc:bg>
+                      <wpc:whole/>
                       <wpg:wgp>
-                        <wpg:cNvPr id="419239634" name="Group 419239634"/>
+                        <wpg:cNvPr id="1145661883" name="Group 1145661883"/>
                         <wpg:cNvGrpSpPr/>
                         <wpg:grpSpPr>
                           <a:xfrm>
-                            <a:off x="3656261" y="1191320"/>
+                            <a:off x="1093385" y="832304"/>
                             <a:ext cx="821690" cy="845820"/>
-                            <a:chOff x="2189258" y="975655"/>
+                            <a:chOff x="180000" y="180000"/>
                             <a:chExt cx="821690" cy="845820"/>
                           </a:xfrm>
                         </wpg:grpSpPr>
                         <wps:wsp>
-                          <wps:cNvPr id="2025886071" name="Oval 2025886071"/>
+                          <wps:cNvPr id="1955857228" name="Oval 1955857228"/>
                           <wps:cNvSpPr/>
                           <wps:spPr>
                             <a:xfrm>
-                              <a:off x="2189258" y="975655"/>
+                              <a:off x="180000" y="180000"/>
                               <a:ext cx="821690" cy="845820"/>
                             </a:xfrm>
                             <a:prstGeom prst="ellipse">
@@ -2128,12 +6540,12 @@
                           </wps:bodyPr>
                         </wps:wsp>
                         <wps:wsp>
-                          <wps:cNvPr id="1496087183" name="Text Box 2"/>
+                          <wps:cNvPr id="388700158" name="Text Box 388700158"/>
                           <wps:cNvSpPr txBox="1"/>
                           <wps:spPr>
                             <a:xfrm>
-                              <a:off x="2441282" y="1269231"/>
-                              <a:ext cx="490918" cy="320040"/>
+                              <a:off x="235419" y="316585"/>
+                              <a:ext cx="701355" cy="595880"/>
                             </a:xfrm>
                             <a:prstGeom prst="rect">
                               <a:avLst/>
@@ -2147,109 +6559,88 @@
                             <w:txbxContent>
                               <w:p>
                                 <w:pPr>
+                                  <w:spacing w:line="240" w:lineRule="auto"/>
+                                  <w:jc w:val="center"/>
                                   <w:rPr>
-                                    <w:rFonts w:eastAsia="Yu Gothic"/>
-                                    <w14:ligatures w14:val="none"/>
+                                    <w:sz w:val="21"/>
+                                    <w:szCs w:val="21"/>
                                   </w:rPr>
                                 </w:pPr>
                                 <w:r>
                                   <w:rPr>
-                                    <w:rFonts w:eastAsia="Yu Gothic"/>
+                                    <w:sz w:val="21"/>
+                                    <w:szCs w:val="21"/>
                                   </w:rPr>
-                                  <w:t>S2</w:t>
+                                  <w:t>S0</w:t>
+                                </w:r>
+                              </w:p>
+                              <w:p>
+                                <w:pPr>
+                                  <w:spacing w:line="240" w:lineRule="auto"/>
+                                  <w:jc w:val="center"/>
+                                  <w:rPr>
+                                    <w:sz w:val="21"/>
+                                    <w:szCs w:val="21"/>
+                                  </w:rPr>
+                                </w:pPr>
+                                <w:r>
+                                  <w:rPr>
+                                    <w:sz w:val="21"/>
+                                    <w:szCs w:val="21"/>
+                                  </w:rPr>
+                                  <w:t>L</w:t>
+                                </w:r>
+                                <w:r>
+                                  <w:rPr>
+                                    <w:sz w:val="21"/>
+                                    <w:szCs w:val="21"/>
+                                    <w:vertAlign w:val="subscript"/>
+                                  </w:rPr>
+                                  <w:t>a</w:t>
+                                </w:r>
+                                <w:r>
+                                  <w:rPr>
+                                    <w:sz w:val="21"/>
+                                    <w:szCs w:val="21"/>
+                                  </w:rPr>
+                                  <w:t>: green</w:t>
+                                </w:r>
+                              </w:p>
+                              <w:p>
+                                <w:pPr>
+                                  <w:spacing w:line="240" w:lineRule="auto"/>
+                                  <w:jc w:val="center"/>
+                                  <w:rPr>
+                                    <w:sz w:val="21"/>
+                                    <w:szCs w:val="21"/>
+                                  </w:rPr>
+                                </w:pPr>
+                                <w:r>
+                                  <w:rPr>
+                                    <w:sz w:val="21"/>
+                                    <w:szCs w:val="21"/>
+                                  </w:rPr>
+                                  <w:t>L</w:t>
+                                </w:r>
+                                <w:r>
+                                  <w:rPr>
+                                    <w:sz w:val="21"/>
+                                    <w:szCs w:val="21"/>
+                                    <w:vertAlign w:val="subscript"/>
+                                  </w:rPr>
+                                  <w:t>a</w:t>
+                                </w:r>
+                                <w:r>
+                                  <w:rPr>
+                                    <w:sz w:val="21"/>
+                                    <w:szCs w:val="21"/>
+                                  </w:rPr>
+                                  <w:t>: red</w:t>
                                 </w:r>
                               </w:p>
                             </w:txbxContent>
                           </wps:txbx>
-                          <wps:bodyPr rot="0" spcFirstLastPara="0" vert="horz" wrap="square" lIns="91440" tIns="45720" rIns="91440" bIns="45720" numCol="1" spcCol="0" rtlCol="0" fromWordArt="0" anchor="t" anchorCtr="0" forceAA="0" compatLnSpc="1">
-                            <a:prstTxWarp prst="textNoShape">
-                              <a:avLst/>
-                            </a:prstTxWarp>
-                            <a:noAutofit/>
-                          </wps:bodyPr>
-                        </wps:wsp>
-                      </wpg:wgp>
-                      <wpg:wgp>
-                        <wpg:cNvPr id="86957981" name="Group 86957981"/>
-                        <wpg:cNvGrpSpPr/>
-                        <wpg:grpSpPr>
-                          <a:xfrm>
-                            <a:off x="2370313" y="1191320"/>
-                            <a:ext cx="821690" cy="845820"/>
-                            <a:chOff x="930799" y="1588430"/>
-                            <a:chExt cx="821690" cy="845820"/>
-                          </a:xfrm>
-                        </wpg:grpSpPr>
-                        <wps:wsp>
-                          <wps:cNvPr id="2037505513" name="Oval 2037505513"/>
-                          <wps:cNvSpPr/>
-                          <wps:spPr>
-                            <a:xfrm>
-                              <a:off x="930799" y="1588430"/>
-                              <a:ext cx="821690" cy="845820"/>
-                            </a:xfrm>
-                            <a:prstGeom prst="ellipse">
-                              <a:avLst/>
-                            </a:prstGeom>
-                          </wps:spPr>
-                          <wps:style>
-                            <a:lnRef idx="2">
-                              <a:schemeClr val="accent1">
-                                <a:shade val="15000"/>
-                              </a:schemeClr>
-                            </a:lnRef>
-                            <a:fillRef idx="1">
-                              <a:schemeClr val="accent1"/>
-                            </a:fillRef>
-                            <a:effectRef idx="0">
-                              <a:schemeClr val="accent1"/>
-                            </a:effectRef>
-                            <a:fontRef idx="minor">
-                              <a:schemeClr val="lt1"/>
-                            </a:fontRef>
-                          </wps:style>
-                          <wps:bodyPr rot="0" spcFirstLastPara="0" vert="horz" wrap="square" lIns="91440" tIns="45720" rIns="91440" bIns="45720" numCol="1" spcCol="0" rtlCol="0" fromWordArt="0" anchor="ctr" anchorCtr="0" forceAA="0" compatLnSpc="1">
-                            <a:prstTxWarp prst="textNoShape">
-                              <a:avLst/>
-                            </a:prstTxWarp>
-                            <a:noAutofit/>
-                          </wps:bodyPr>
-                        </wps:wsp>
-                        <wps:wsp>
-                          <wps:cNvPr id="1613011787" name="Text Box 2"/>
-                          <wps:cNvSpPr txBox="1"/>
-                          <wps:spPr>
-                            <a:xfrm>
-                              <a:off x="1153293" y="1881027"/>
-                              <a:ext cx="431997" cy="320040"/>
-                            </a:xfrm>
-                            <a:prstGeom prst="rect">
-                              <a:avLst/>
-                            </a:prstGeom>
-                            <a:noFill/>
-                            <a:ln w="6350">
-                              <a:noFill/>
-                            </a:ln>
-                          </wps:spPr>
-                          <wps:txbx>
-                            <w:txbxContent>
-                              <w:p>
-                                <w:pPr>
-                                  <w:rPr>
-                                    <w:rFonts w:eastAsia="Yu Gothic"/>
-                                    <w14:ligatures w14:val="none"/>
-                                  </w:rPr>
-                                </w:pPr>
-                                <w:r>
-                                  <w:rPr>
-                                    <w:rFonts w:eastAsia="Yu Gothic"/>
-                                  </w:rPr>
-                                  <w:t>S1</w:t>
-                                </w:r>
-                              </w:p>
-                            </w:txbxContent>
-                          </wps:txbx>
-                          <wps:bodyPr rot="0" spcFirstLastPara="0" vert="horz" wrap="square" lIns="91440" tIns="45720" rIns="91440" bIns="45720" numCol="1" spcCol="0" rtlCol="0" fromWordArt="0" anchor="t" anchorCtr="0" forceAA="0" compatLnSpc="1">
+                          <wps:bodyPr rot="0" spcFirstLastPara="0" vertOverflow="overflow" horzOverflow="overflow" vert="horz" wrap="square" lIns="91440" tIns="45720" rIns="91440" bIns="45720" numCol="1" spcCol="0" rtlCol="0" fromWordArt="0" anchor="t" anchorCtr="0" forceAA="0" compatLnSpc="1">
                             <a:prstTxWarp prst="textNoShape">
                               <a:avLst/>
                             </a:prstTxWarp>
@@ -2258,15 +6649,82 @@
                         </wps:wsp>
                       </wpg:wgp>
                       <wps:wsp>
-                        <wps:cNvPr id="2136333864" name="Connector: Curved 2136333864"/>
-                        <wps:cNvCnPr>
-                          <a:stCxn id="917866105" idx="6"/>
-                          <a:endCxn id="2037505513" idx="2"/>
-                        </wps:cNvCnPr>
+                        <wps:cNvPr id="12885705" name="Oval 12885705"/>
+                        <wps:cNvSpPr/>
                         <wps:spPr>
                           <a:xfrm>
-                            <a:off x="1965183" y="1614230"/>
-                            <a:ext cx="405130" cy="12700"/>
+                            <a:off x="3621624" y="2611493"/>
+                            <a:ext cx="821690" cy="845820"/>
+                          </a:xfrm>
+                          <a:prstGeom prst="ellipse">
+                            <a:avLst/>
+                          </a:prstGeom>
+                        </wps:spPr>
+                        <wps:style>
+                          <a:lnRef idx="2">
+                            <a:schemeClr val="accent1">
+                              <a:shade val="15000"/>
+                            </a:schemeClr>
+                          </a:lnRef>
+                          <a:fillRef idx="1">
+                            <a:schemeClr val="accent1"/>
+                          </a:fillRef>
+                          <a:effectRef idx="0">
+                            <a:schemeClr val="accent1"/>
+                          </a:effectRef>
+                          <a:fontRef idx="minor">
+                            <a:schemeClr val="lt1"/>
+                          </a:fontRef>
+                        </wps:style>
+                        <wps:bodyPr rot="0" spcFirstLastPara="0" vert="horz" wrap="square" lIns="91440" tIns="45720" rIns="91440" bIns="45720" numCol="1" spcCol="0" rtlCol="0" fromWordArt="0" anchor="ctr" anchorCtr="0" forceAA="0" compatLnSpc="1">
+                          <a:prstTxWarp prst="textNoShape">
+                            <a:avLst/>
+                          </a:prstTxWarp>
+                          <a:noAutofit/>
+                        </wps:bodyPr>
+                      </wps:wsp>
+                      <wps:wsp>
+                        <wps:cNvPr id="1580025963" name="Oval 1580025963"/>
+                        <wps:cNvSpPr/>
+                        <wps:spPr>
+                          <a:xfrm>
+                            <a:off x="3653846" y="832302"/>
+                            <a:ext cx="821690" cy="845820"/>
+                          </a:xfrm>
+                          <a:prstGeom prst="ellipse">
+                            <a:avLst/>
+                          </a:prstGeom>
+                        </wps:spPr>
+                        <wps:style>
+                          <a:lnRef idx="2">
+                            <a:schemeClr val="accent1">
+                              <a:shade val="15000"/>
+                            </a:schemeClr>
+                          </a:lnRef>
+                          <a:fillRef idx="1">
+                            <a:schemeClr val="accent1"/>
+                          </a:fillRef>
+                          <a:effectRef idx="0">
+                            <a:schemeClr val="accent1"/>
+                          </a:effectRef>
+                          <a:fontRef idx="minor">
+                            <a:schemeClr val="lt1"/>
+                          </a:fontRef>
+                        </wps:style>
+                        <wps:bodyPr rot="0" spcFirstLastPara="0" vert="horz" wrap="square" lIns="91440" tIns="45720" rIns="91440" bIns="45720" numCol="1" spcCol="0" rtlCol="0" fromWordArt="0" anchor="ctr" anchorCtr="0" forceAA="0" compatLnSpc="1">
+                          <a:prstTxWarp prst="textNoShape">
+                            <a:avLst/>
+                          </a:prstTxWarp>
+                          <a:noAutofit/>
+                        </wps:bodyPr>
+                      </wps:wsp>
+                      <wps:wsp>
+                        <wps:cNvPr id="1582827581" name="Connector: Curved 1582827581"/>
+                        <wps:cNvCnPr/>
+                        <wps:spPr>
+                          <a:xfrm flipV="1">
+                            <a:off x="1915075" y="1255212"/>
+                            <a:ext cx="1738771" cy="2"/>
                           </a:xfrm>
                           <a:prstGeom prst="curvedConnector3">
                             <a:avLst/>
@@ -2292,15 +6750,45 @@
                         <wps:bodyPr/>
                       </wps:wsp>
                       <wps:wsp>
-                        <wps:cNvPr id="368175585" name="Connector: Curved 368175585"/>
-                        <wps:cNvCnPr>
-                          <a:stCxn id="2037505513" idx="6"/>
-                          <a:endCxn id="2025886071" idx="2"/>
-                        </wps:cNvCnPr>
+                        <wps:cNvPr id="1178320555" name="Connector: Curved 1178320555"/>
+                        <wps:cNvCnPr/>
                         <wps:spPr>
-                          <a:xfrm>
-                            <a:off x="3192003" y="1614230"/>
-                            <a:ext cx="464258" cy="12700"/>
+                          <a:xfrm rot="16200000" flipH="1">
+                            <a:off x="1587551" y="748982"/>
+                            <a:ext cx="123867" cy="290511"/>
+                          </a:xfrm>
+                          <a:prstGeom prst="curvedConnector3">
+                            <a:avLst>
+                              <a:gd name="adj1" fmla="val -184553"/>
+                            </a:avLst>
+                          </a:prstGeom>
+                          <a:ln>
+                            <a:tailEnd type="triangle"/>
+                          </a:ln>
+                        </wps:spPr>
+                        <wps:style>
+                          <a:lnRef idx="1">
+                            <a:schemeClr val="accent1"/>
+                          </a:lnRef>
+                          <a:fillRef idx="0">
+                            <a:schemeClr val="accent1"/>
+                          </a:fillRef>
+                          <a:effectRef idx="0">
+                            <a:schemeClr val="accent1"/>
+                          </a:effectRef>
+                          <a:fontRef idx="minor">
+                            <a:schemeClr val="tx1"/>
+                          </a:fontRef>
+                        </wps:style>
+                        <wps:bodyPr/>
+                      </wps:wsp>
+                      <wps:wsp>
+                        <wps:cNvPr id="2072073989" name="Connector: Curved 2072073989"/>
+                        <wps:cNvCnPr/>
+                        <wps:spPr>
+                          <a:xfrm rot="5400000">
+                            <a:off x="3581895" y="2128696"/>
+                            <a:ext cx="933371" cy="32222"/>
                           </a:xfrm>
                           <a:prstGeom prst="curvedConnector3">
                             <a:avLst>
@@ -2328,48 +6816,12 @@
                         <wps:bodyPr/>
                       </wps:wsp>
                       <wps:wsp>
-                        <wps:cNvPr id="1008196896" name="Connector: Curved 1008196896"/>
-                        <wps:cNvCnPr>
-                          <a:stCxn id="2025886071" idx="4"/>
-                          <a:endCxn id="2037505513" idx="4"/>
-                        </wps:cNvCnPr>
-                        <wps:spPr>
-                          <a:xfrm rot="5400000">
-                            <a:off x="3424132" y="1394072"/>
-                            <a:ext cx="12700" cy="1285948"/>
-                          </a:xfrm>
-                          <a:prstGeom prst="curvedConnector3">
-                            <a:avLst>
-                              <a:gd name="adj1" fmla="val 1800000"/>
-                            </a:avLst>
-                          </a:prstGeom>
-                          <a:ln>
-                            <a:tailEnd type="triangle"/>
-                          </a:ln>
-                        </wps:spPr>
-                        <wps:style>
-                          <a:lnRef idx="1">
-                            <a:schemeClr val="accent1"/>
-                          </a:lnRef>
-                          <a:fillRef idx="0">
-                            <a:schemeClr val="accent1"/>
-                          </a:fillRef>
-                          <a:effectRef idx="0">
-                            <a:schemeClr val="accent1"/>
-                          </a:effectRef>
-                          <a:fontRef idx="minor">
-                            <a:schemeClr val="tx1"/>
-                          </a:fontRef>
-                        </wps:style>
-                        <wps:bodyPr/>
-                      </wps:wsp>
-                      <wps:wsp>
-                        <wps:cNvPr id="940989509" name="Text Box 1"/>
+                        <wps:cNvPr id="1583174614" name="Text Box 1"/>
                         <wps:cNvSpPr txBox="1"/>
                         <wps:spPr>
                           <a:xfrm>
-                            <a:off x="1915076" y="1347406"/>
-                            <a:ext cx="411822" cy="266700"/>
+                            <a:off x="2603988" y="971423"/>
+                            <a:ext cx="393734" cy="266700"/>
                           </a:xfrm>
                           <a:prstGeom prst="rect">
                             <a:avLst/>
@@ -2386,6 +6838,7 @@
                                 <w:jc w:val="center"/>
                                 <w:rPr>
                                   <w:rFonts w:eastAsia="Yu Gothic"/>
+                                  <w:vertAlign w:val="subscript"/>
                                   <w14:ligatures w14:val="none"/>
                                 </w:rPr>
                               </w:pPr>
@@ -2393,13 +6846,14 @@
                                 <w:rPr>
                                   <w:rFonts w:eastAsia="Yu Gothic"/>
                                 </w:rPr>
-                                <w:t>1</w:t>
-                              </w:r>
-                              <w:r>
-                                <w:rPr>
-                                  <w:rFonts w:eastAsia="Yu Gothic"/>
-                                </w:rPr>
-                                <w:t>/0</w:t>
+                                <w:t>T</w:t>
+                              </w:r>
+                              <w:r>
+                                <w:rPr>
+                                  <w:rFonts w:eastAsia="Yu Gothic"/>
+                                  <w:vertAlign w:val="subscript"/>
+                                </w:rPr>
+                                <w:t>a</w:t>
                               </w:r>
                             </w:p>
                           </w:txbxContent>
@@ -2412,12 +6866,12 @@
                         </wps:bodyPr>
                       </wps:wsp>
                       <wps:wsp>
-                        <wps:cNvPr id="1592444474" name="Text Box 1"/>
+                        <wps:cNvPr id="86899016" name="Text Box 1"/>
                         <wps:cNvSpPr txBox="1"/>
                         <wps:spPr>
                           <a:xfrm>
-                            <a:off x="3246276" y="2224067"/>
-                            <a:ext cx="409985" cy="266700"/>
+                            <a:off x="1757242" y="36116"/>
+                            <a:ext cx="2686072" cy="332727"/>
                           </a:xfrm>
                           <a:prstGeom prst="rect">
                             <a:avLst/>
@@ -2434,20 +6888,30 @@
                                 <w:jc w:val="center"/>
                                 <w:rPr>
                                   <w:rFonts w:eastAsia="Yu Gothic"/>
+                                  <w:u w:val="single"/>
                                   <w14:ligatures w14:val="none"/>
                                 </w:rPr>
                               </w:pPr>
                               <w:r>
                                 <w:rPr>
                                   <w:rFonts w:eastAsia="Yu Gothic"/>
-                                </w:rPr>
-                                <w:t>1</w:t>
-                              </w:r>
-                              <w:r>
-                                <w:rPr>
-                                  <w:rFonts w:eastAsia="Yu Gothic"/>
-                                </w:rPr>
-                                <w:t>/1</w:t>
+                                  <w:u w:val="single"/>
+                                </w:rPr>
+                                <w:t xml:space="preserve">Traffic Light </w:t>
+                              </w:r>
+                              <w:r>
+                                <w:rPr>
+                                  <w:rFonts w:eastAsia="Yu Gothic"/>
+                                  <w:u w:val="single"/>
+                                </w:rPr>
+                                <w:t xml:space="preserve">Modified </w:t>
+                              </w:r>
+                              <w:r>
+                                <w:rPr>
+                                  <w:rFonts w:eastAsia="Yu Gothic"/>
+                                  <w:u w:val="single"/>
+                                </w:rPr>
+                                <w:t>State Diagram</w:t>
                               </w:r>
                             </w:p>
                           </w:txbxContent>
@@ -2460,12 +6924,12 @@
                         </wps:bodyPr>
                       </wps:wsp>
                       <wps:wsp>
-                        <wps:cNvPr id="1609682584" name="Text Box 1"/>
+                        <wps:cNvPr id="912965749" name="Text Box 1"/>
                         <wps:cNvSpPr txBox="1"/>
                         <wps:spPr>
                           <a:xfrm>
-                            <a:off x="3192004" y="1347359"/>
-                            <a:ext cx="390940" cy="266700"/>
+                            <a:off x="469822" y="1115291"/>
+                            <a:ext cx="678982" cy="332105"/>
                           </a:xfrm>
                           <a:prstGeom prst="rect">
                             <a:avLst/>
@@ -2489,13 +6953,7 @@
                                 <w:rPr>
                                   <w:rFonts w:eastAsia="Yu Gothic"/>
                                 </w:rPr>
-                                <w:t>0</w:t>
-                              </w:r>
-                              <w:r>
-                                <w:rPr>
-                                  <w:rFonts w:eastAsia="Yu Gothic"/>
-                                </w:rPr>
-                                <w:t>/0</w:t>
+                                <w:t>Reset</w:t>
                               </w:r>
                             </w:p>
                           </w:txbxContent>
@@ -2508,14 +6966,513 @@
                         </wps:bodyPr>
                       </wps:wsp>
                       <wps:wsp>
-                        <wps:cNvPr id="558277975" name="Connector: Curved 558277975"/>
-                        <wps:cNvCnPr>
-                          <a:stCxn id="917866105" idx="0"/>
-                          <a:endCxn id="917866105" idx="1"/>
-                        </wps:cNvCnPr>
+                        <wps:cNvPr id="804961460" name="Text Box 1"/>
+                        <wps:cNvSpPr txBox="1"/>
                         <wps:spPr>
-                          <a:xfrm rot="16200000" flipH="1" flipV="1">
-                            <a:off x="1347149" y="1107997"/>
+                          <a:xfrm>
+                            <a:off x="3686067" y="949131"/>
+                            <a:ext cx="789469" cy="611141"/>
+                          </a:xfrm>
+                          <a:prstGeom prst="rect">
+                            <a:avLst/>
+                          </a:prstGeom>
+                          <a:noFill/>
+                          <a:ln w="6350">
+                            <a:noFill/>
+                          </a:ln>
+                        </wps:spPr>
+                        <wps:txbx>
+                          <w:txbxContent>
+                            <w:p>
+                              <w:pPr>
+                                <w:spacing w:line="240" w:lineRule="auto"/>
+                                <w:jc w:val="center"/>
+                                <w:rPr>
+                                  <w:rFonts w:eastAsia="Yu Gothic"/>
+                                  <w:sz w:val="21"/>
+                                  <w:szCs w:val="21"/>
+                                  <w14:ligatures w14:val="none"/>
+                                </w:rPr>
+                              </w:pPr>
+                              <w:r>
+                                <w:rPr>
+                                  <w:rFonts w:eastAsia="Yu Gothic"/>
+                                  <w:sz w:val="21"/>
+                                  <w:szCs w:val="21"/>
+                                </w:rPr>
+                                <w:t>S1</w:t>
+                              </w:r>
+                            </w:p>
+                            <w:p>
+                              <w:pPr>
+                                <w:spacing w:line="240" w:lineRule="auto"/>
+                                <w:jc w:val="center"/>
+                                <w:rPr>
+                                  <w:rFonts w:eastAsia="Yu Gothic"/>
+                                  <w:sz w:val="21"/>
+                                  <w:szCs w:val="21"/>
+                                </w:rPr>
+                              </w:pPr>
+                              <w:r>
+                                <w:rPr>
+                                  <w:rFonts w:eastAsia="Yu Gothic"/>
+                                  <w:sz w:val="21"/>
+                                  <w:szCs w:val="21"/>
+                                </w:rPr>
+                                <w:t>L</w:t>
+                              </w:r>
+                              <w:r>
+                                <w:rPr>
+                                  <w:rFonts w:eastAsia="Yu Gothic"/>
+                                  <w:position w:val="-5"/>
+                                  <w:sz w:val="21"/>
+                                  <w:szCs w:val="21"/>
+                                  <w:vertAlign w:val="subscript"/>
+                                </w:rPr>
+                                <w:t>a</w:t>
+                              </w:r>
+                              <w:r>
+                                <w:rPr>
+                                  <w:rFonts w:eastAsia="Yu Gothic"/>
+                                  <w:sz w:val="21"/>
+                                  <w:szCs w:val="21"/>
+                                </w:rPr>
+                                <w:t>: yellow</w:t>
+                              </w:r>
+                            </w:p>
+                            <w:p>
+                              <w:pPr>
+                                <w:spacing w:line="240" w:lineRule="auto"/>
+                                <w:jc w:val="center"/>
+                                <w:rPr>
+                                  <w:rFonts w:eastAsia="Yu Gothic"/>
+                                  <w:sz w:val="21"/>
+                                  <w:szCs w:val="21"/>
+                                </w:rPr>
+                              </w:pPr>
+                              <w:r>
+                                <w:rPr>
+                                  <w:rFonts w:eastAsia="Yu Gothic"/>
+                                  <w:sz w:val="21"/>
+                                  <w:szCs w:val="21"/>
+                                </w:rPr>
+                                <w:t>L</w:t>
+                              </w:r>
+                              <w:r>
+                                <w:rPr>
+                                  <w:rFonts w:eastAsia="Yu Gothic"/>
+                                  <w:position w:val="-5"/>
+                                  <w:sz w:val="21"/>
+                                  <w:szCs w:val="21"/>
+                                  <w:vertAlign w:val="subscript"/>
+                                </w:rPr>
+                                <w:t>a</w:t>
+                              </w:r>
+                              <w:r>
+                                <w:rPr>
+                                  <w:rFonts w:eastAsia="Yu Gothic"/>
+                                  <w:sz w:val="21"/>
+                                  <w:szCs w:val="21"/>
+                                </w:rPr>
+                                <w:t>: red</w:t>
+                              </w:r>
+                            </w:p>
+                          </w:txbxContent>
+                        </wps:txbx>
+                        <wps:bodyPr rot="0" spcFirstLastPara="0" vert="horz" wrap="square" lIns="91440" tIns="45720" rIns="91440" bIns="45720" numCol="1" spcCol="0" rtlCol="0" fromWordArt="0" anchor="t" anchorCtr="0" forceAA="0" compatLnSpc="1">
+                          <a:prstTxWarp prst="textNoShape">
+                            <a:avLst/>
+                          </a:prstTxWarp>
+                          <a:noAutofit/>
+                        </wps:bodyPr>
+                      </wps:wsp>
+                      <wps:wsp>
+                        <wps:cNvPr id="427139370" name="Oval 427139370"/>
+                        <wps:cNvSpPr/>
+                        <wps:spPr>
+                          <a:xfrm>
+                            <a:off x="1093385" y="2647828"/>
+                            <a:ext cx="821690" cy="845820"/>
+                          </a:xfrm>
+                          <a:prstGeom prst="ellipse">
+                            <a:avLst/>
+                          </a:prstGeom>
+                        </wps:spPr>
+                        <wps:style>
+                          <a:lnRef idx="2">
+                            <a:schemeClr val="accent1">
+                              <a:shade val="15000"/>
+                            </a:schemeClr>
+                          </a:lnRef>
+                          <a:fillRef idx="1">
+                            <a:schemeClr val="accent1"/>
+                          </a:fillRef>
+                          <a:effectRef idx="0">
+                            <a:schemeClr val="accent1"/>
+                          </a:effectRef>
+                          <a:fontRef idx="minor">
+                            <a:schemeClr val="lt1"/>
+                          </a:fontRef>
+                        </wps:style>
+                        <wps:txbx>
+                          <w:txbxContent>
+                            <w:p>
+                              <w:pPr>
+                                <w:jc w:val="center"/>
+                              </w:pPr>
+                            </w:p>
+                          </w:txbxContent>
+                        </wps:txbx>
+                        <wps:bodyPr rot="0" spcFirstLastPara="0" vert="horz" wrap="square" lIns="91440" tIns="45720" rIns="91440" bIns="45720" numCol="1" spcCol="0" rtlCol="0" fromWordArt="0" anchor="ctr" anchorCtr="0" forceAA="0" compatLnSpc="1">
+                          <a:prstTxWarp prst="textNoShape">
+                            <a:avLst/>
+                          </a:prstTxWarp>
+                          <a:noAutofit/>
+                        </wps:bodyPr>
+                      </wps:wsp>
+                      <wps:wsp>
+                        <wps:cNvPr id="789363173" name="Text Box 1"/>
+                        <wps:cNvSpPr txBox="1"/>
+                        <wps:spPr>
+                          <a:xfrm>
+                            <a:off x="1093385" y="2737434"/>
+                            <a:ext cx="821690" cy="609709"/>
+                          </a:xfrm>
+                          <a:prstGeom prst="rect">
+                            <a:avLst/>
+                          </a:prstGeom>
+                          <a:noFill/>
+                          <a:ln w="6350">
+                            <a:noFill/>
+                          </a:ln>
+                        </wps:spPr>
+                        <wps:txbx>
+                          <w:txbxContent>
+                            <w:p>
+                              <w:pPr>
+                                <w:spacing w:line="240" w:lineRule="auto"/>
+                                <w:jc w:val="center"/>
+                                <w:rPr>
+                                  <w:rFonts w:eastAsia="Yu Gothic"/>
+                                  <w:sz w:val="21"/>
+                                  <w:szCs w:val="21"/>
+                                  <w14:ligatures w14:val="none"/>
+                                </w:rPr>
+                              </w:pPr>
+                              <w:r>
+                                <w:rPr>
+                                  <w:rFonts w:eastAsia="Yu Gothic"/>
+                                  <w:sz w:val="21"/>
+                                  <w:szCs w:val="21"/>
+                                </w:rPr>
+                                <w:t>S3</w:t>
+                              </w:r>
+                            </w:p>
+                            <w:p>
+                              <w:pPr>
+                                <w:spacing w:line="240" w:lineRule="auto"/>
+                                <w:jc w:val="center"/>
+                                <w:rPr>
+                                  <w:rFonts w:eastAsia="Yu Gothic"/>
+                                  <w:sz w:val="21"/>
+                                  <w:szCs w:val="21"/>
+                                </w:rPr>
+                              </w:pPr>
+                              <w:r>
+                                <w:rPr>
+                                  <w:rFonts w:eastAsia="Yu Gothic"/>
+                                  <w:sz w:val="21"/>
+                                  <w:szCs w:val="21"/>
+                                </w:rPr>
+                                <w:t>L</w:t>
+                              </w:r>
+                              <w:r>
+                                <w:rPr>
+                                  <w:rFonts w:eastAsia="Yu Gothic"/>
+                                  <w:position w:val="-5"/>
+                                  <w:sz w:val="21"/>
+                                  <w:szCs w:val="21"/>
+                                  <w:vertAlign w:val="subscript"/>
+                                </w:rPr>
+                                <w:t>a</w:t>
+                              </w:r>
+                              <w:r>
+                                <w:rPr>
+                                  <w:rFonts w:eastAsia="Yu Gothic"/>
+                                  <w:sz w:val="21"/>
+                                  <w:szCs w:val="21"/>
+                                </w:rPr>
+                                <w:t>: red</w:t>
+                              </w:r>
+                            </w:p>
+                            <w:p>
+                              <w:pPr>
+                                <w:spacing w:line="240" w:lineRule="auto"/>
+                                <w:jc w:val="center"/>
+                                <w:rPr>
+                                  <w:rFonts w:eastAsia="Yu Gothic"/>
+                                  <w:sz w:val="21"/>
+                                  <w:szCs w:val="21"/>
+                                </w:rPr>
+                              </w:pPr>
+                              <w:r>
+                                <w:rPr>
+                                  <w:rFonts w:eastAsia="Yu Gothic"/>
+                                  <w:sz w:val="21"/>
+                                  <w:szCs w:val="21"/>
+                                </w:rPr>
+                                <w:t>L</w:t>
+                              </w:r>
+                              <w:r>
+                                <w:rPr>
+                                  <w:rFonts w:eastAsia="Yu Gothic"/>
+                                  <w:position w:val="-5"/>
+                                  <w:sz w:val="21"/>
+                                  <w:szCs w:val="21"/>
+                                  <w:vertAlign w:val="subscript"/>
+                                </w:rPr>
+                                <w:t>a</w:t>
+                              </w:r>
+                              <w:r>
+                                <w:rPr>
+                                  <w:rFonts w:eastAsia="Yu Gothic"/>
+                                  <w:sz w:val="21"/>
+                                  <w:szCs w:val="21"/>
+                                </w:rPr>
+                                <w:t>: yellow</w:t>
+                              </w:r>
+                            </w:p>
+                          </w:txbxContent>
+                        </wps:txbx>
+                        <wps:bodyPr rot="0" spcFirstLastPara="0" vert="horz" wrap="square" lIns="91440" tIns="45720" rIns="91440" bIns="45720" numCol="1" spcCol="0" rtlCol="0" fromWordArt="0" anchor="t" anchorCtr="0" forceAA="0" compatLnSpc="1">
+                          <a:prstTxWarp prst="textNoShape">
+                            <a:avLst/>
+                          </a:prstTxWarp>
+                          <a:noAutofit/>
+                        </wps:bodyPr>
+                      </wps:wsp>
+                      <wps:wsp>
+                        <wps:cNvPr id="986083665" name="Text Box 1"/>
+                        <wps:cNvSpPr txBox="1"/>
+                        <wps:spPr>
+                          <a:xfrm>
+                            <a:off x="1521376" y="361807"/>
+                            <a:ext cx="393700" cy="318764"/>
+                          </a:xfrm>
+                          <a:prstGeom prst="rect">
+                            <a:avLst/>
+                          </a:prstGeom>
+                          <a:noFill/>
+                          <a:ln w="6350">
+                            <a:noFill/>
+                          </a:ln>
+                        </wps:spPr>
+                        <wps:txbx>
+                          <w:txbxContent>
+                            <w:p>
+                              <w:pPr>
+                                <w:jc w:val="center"/>
+                                <w:rPr>
+                                  <w:rFonts w:eastAsia="Yu Gothic"/>
+                                  <w14:ligatures w14:val="none"/>
+                                </w:rPr>
+                              </w:pPr>
+                              <w:r>
+                                <w:rPr>
+                                  <w:rFonts w:eastAsia="Yu Gothic"/>
+                                </w:rPr>
+                                <w:t>T</w:t>
+                              </w:r>
+                              <w:r>
+                                <w:rPr>
+                                  <w:rFonts w:eastAsia="Yu Gothic"/>
+                                  <w:position w:val="-6"/>
+                                  <w:vertAlign w:val="subscript"/>
+                                </w:rPr>
+                                <w:t>a</w:t>
+                              </w:r>
+                            </w:p>
+                          </w:txbxContent>
+                        </wps:txbx>
+                        <wps:bodyPr rot="0" spcFirstLastPara="0" vert="horz" wrap="square" lIns="91440" tIns="45720" rIns="91440" bIns="45720" numCol="1" spcCol="0" rtlCol="0" fromWordArt="0" anchor="t" anchorCtr="0" forceAA="0" compatLnSpc="1">
+                          <a:prstTxWarp prst="textNoShape">
+                            <a:avLst/>
+                          </a:prstTxWarp>
+                          <a:noAutofit/>
+                        </wps:bodyPr>
+                      </wps:wsp>
+                      <wps:wsp>
+                        <wps:cNvPr id="1197917716" name="Connector: Curved 1197917716"/>
+                        <wps:cNvCnPr/>
+                        <wps:spPr>
+                          <a:xfrm rot="10800000" flipV="1">
+                            <a:off x="1915076" y="3034403"/>
+                            <a:ext cx="1706549" cy="7886"/>
+                          </a:xfrm>
+                          <a:prstGeom prst="curvedConnector3">
+                            <a:avLst>
+                              <a:gd name="adj1" fmla="val 50000"/>
+                            </a:avLst>
+                          </a:prstGeom>
+                          <a:ln>
+                            <a:tailEnd type="triangle"/>
+                          </a:ln>
+                        </wps:spPr>
+                        <wps:style>
+                          <a:lnRef idx="1">
+                            <a:schemeClr val="accent1"/>
+                          </a:lnRef>
+                          <a:fillRef idx="0">
+                            <a:schemeClr val="accent1"/>
+                          </a:fillRef>
+                          <a:effectRef idx="0">
+                            <a:schemeClr val="accent1"/>
+                          </a:effectRef>
+                          <a:fontRef idx="minor">
+                            <a:schemeClr val="tx1"/>
+                          </a:fontRef>
+                        </wps:style>
+                        <wps:bodyPr/>
+                      </wps:wsp>
+                      <wps:wsp>
+                        <wps:cNvPr id="922698356" name="Connector: Curved 922698356"/>
+                        <wps:cNvCnPr/>
+                        <wps:spPr>
+                          <a:xfrm rot="5400000" flipH="1" flipV="1">
+                            <a:off x="1019378" y="2162976"/>
+                            <a:ext cx="969704" cy="12700"/>
+                          </a:xfrm>
+                          <a:prstGeom prst="curvedConnector3">
+                            <a:avLst>
+                              <a:gd name="adj1" fmla="val 50000"/>
+                            </a:avLst>
+                          </a:prstGeom>
+                          <a:ln>
+                            <a:tailEnd type="triangle"/>
+                          </a:ln>
+                        </wps:spPr>
+                        <wps:style>
+                          <a:lnRef idx="1">
+                            <a:schemeClr val="accent1"/>
+                          </a:lnRef>
+                          <a:fillRef idx="0">
+                            <a:schemeClr val="accent1"/>
+                          </a:fillRef>
+                          <a:effectRef idx="0">
+                            <a:schemeClr val="accent1"/>
+                          </a:effectRef>
+                          <a:fontRef idx="minor">
+                            <a:schemeClr val="tx1"/>
+                          </a:fontRef>
+                        </wps:style>
+                        <wps:bodyPr/>
+                      </wps:wsp>
+                      <wps:wsp>
+                        <wps:cNvPr id="1528242764" name="Text Box 1"/>
+                        <wps:cNvSpPr txBox="1"/>
+                        <wps:spPr>
+                          <a:xfrm>
+                            <a:off x="2603988" y="3034293"/>
+                            <a:ext cx="393700" cy="312849"/>
+                          </a:xfrm>
+                          <a:prstGeom prst="rect">
+                            <a:avLst/>
+                          </a:prstGeom>
+                          <a:noFill/>
+                          <a:ln w="6350">
+                            <a:noFill/>
+                          </a:ln>
+                        </wps:spPr>
+                        <wps:txbx>
+                          <w:txbxContent>
+                            <w:p>
+                              <w:pPr>
+                                <w:jc w:val="center"/>
+                                <w:rPr>
+                                  <w:rFonts w:eastAsia="Yu Gothic"/>
+                                  <w14:ligatures w14:val="none"/>
+                                </w:rPr>
+                              </w:pPr>
+                              <w:r>
+                                <w:rPr>
+                                  <w:rFonts w:eastAsia="Yu Gothic"/>
+                                </w:rPr>
+                                <w:t>T</w:t>
+                              </w:r>
+                              <w:r>
+                                <w:rPr>
+                                  <w:rFonts w:eastAsia="Yu Gothic"/>
+                                  <w:position w:val="-6"/>
+                                  <w:vertAlign w:val="subscript"/>
+                                </w:rPr>
+                                <w:t>b</w:t>
+                              </w:r>
+                            </w:p>
+                          </w:txbxContent>
+                        </wps:txbx>
+                        <wps:bodyPr rot="0" spcFirstLastPara="0" vert="horz" wrap="square" lIns="91440" tIns="45720" rIns="91440" bIns="45720" numCol="1" spcCol="0" rtlCol="0" fromWordArt="0" anchor="t" anchorCtr="0" forceAA="0" compatLnSpc="1">
+                          <a:prstTxWarp prst="textNoShape">
+                            <a:avLst/>
+                          </a:prstTxWarp>
+                          <a:noAutofit/>
+                        </wps:bodyPr>
+                      </wps:wsp>
+                      <wps:wsp>
+                        <wps:cNvPr id="1851537005" name="Text Box 1"/>
+                        <wps:cNvSpPr txBox="1"/>
+                        <wps:spPr>
+                          <a:xfrm>
+                            <a:off x="3514585" y="3514925"/>
+                            <a:ext cx="393700" cy="312420"/>
+                          </a:xfrm>
+                          <a:prstGeom prst="rect">
+                            <a:avLst/>
+                          </a:prstGeom>
+                          <a:noFill/>
+                          <a:ln w="6350">
+                            <a:noFill/>
+                          </a:ln>
+                        </wps:spPr>
+                        <wps:txbx>
+                          <w:txbxContent>
+                            <w:p>
+                              <w:pPr>
+                                <w:jc w:val="center"/>
+                                <w:rPr>
+                                  <w:rFonts w:eastAsia="Yu Gothic"/>
+                                  <w14:ligatures w14:val="none"/>
+                                </w:rPr>
+                              </w:pPr>
+                              <w:r>
+                                <w:rPr>
+                                  <w:rFonts w:eastAsia="Yu Gothic"/>
+                                </w:rPr>
+                                <w:t>T</w:t>
+                              </w:r>
+                              <w:r>
+                                <w:rPr>
+                                  <w:rFonts w:eastAsia="Yu Gothic"/>
+                                  <w:position w:val="-6"/>
+                                  <w:vertAlign w:val="subscript"/>
+                                </w:rPr>
+                                <w:t>b</w:t>
+                              </w:r>
+                            </w:p>
+                          </w:txbxContent>
+                        </wps:txbx>
+                        <wps:bodyPr rot="0" spcFirstLastPara="0" vert="horz" wrap="square" lIns="91440" tIns="45720" rIns="91440" bIns="45720" numCol="1" spcCol="0" rtlCol="0" fromWordArt="0" anchor="t" anchorCtr="0" forceAA="0" compatLnSpc="1">
+                          <a:prstTxWarp prst="textNoShape">
+                            <a:avLst/>
+                          </a:prstTxWarp>
+                          <a:noAutofit/>
+                        </wps:bodyPr>
+                      </wps:wsp>
+                      <wps:wsp>
+                        <wps:cNvPr id="1148010610" name="Connector: Curved 1148010610"/>
+                        <wps:cNvCnPr/>
+                        <wps:spPr>
+                          <a:xfrm rot="5400000" flipH="1">
+                            <a:off x="3825280" y="3250125"/>
                             <a:ext cx="123867" cy="290511"/>
                           </a:xfrm>
                           <a:prstGeom prst="curvedConnector3">
@@ -2544,14 +7501,11 @@
                         <wps:bodyPr/>
                       </wps:wsp>
                       <wps:wsp>
-                        <wps:cNvPr id="34206182" name="Connector: Curved 34206182"/>
-                        <wps:cNvCnPr>
-                          <a:stCxn id="2037505513" idx="0"/>
-                          <a:endCxn id="2037505513" idx="1"/>
-                        </wps:cNvCnPr>
+                        <wps:cNvPr id="1718686389" name="Connector: Curved 1718686389"/>
+                        <wps:cNvCnPr/>
                         <wps:spPr>
-                          <a:xfrm rot="16200000" flipH="1" flipV="1">
-                            <a:off x="2573969" y="1107997"/>
+                          <a:xfrm rot="16200000" flipH="1">
+                            <a:off x="4148012" y="748980"/>
                             <a:ext cx="123867" cy="290511"/>
                           </a:xfrm>
                           <a:prstGeom prst="curvedConnector3">
@@ -2580,12 +7534,46 @@
                         <wps:bodyPr/>
                       </wps:wsp>
                       <wps:wsp>
-                        <wps:cNvPr id="1293714390" name="Text Box 1"/>
+                        <wps:cNvPr id="1598105393" name="Connector: Curved 1598105393"/>
+                        <wps:cNvCnPr/>
+                        <wps:spPr>
+                          <a:xfrm rot="5400000" flipH="1">
+                            <a:off x="989806" y="3145868"/>
+                            <a:ext cx="327492" cy="120334"/>
+                          </a:xfrm>
+                          <a:prstGeom prst="curvedConnector4">
+                            <a:avLst>
+                              <a:gd name="adj1" fmla="val -20901"/>
+                              <a:gd name="adj2" fmla="val 289971"/>
+                            </a:avLst>
+                          </a:prstGeom>
+                          <a:ln>
+                            <a:tailEnd type="triangle"/>
+                          </a:ln>
+                        </wps:spPr>
+                        <wps:style>
+                          <a:lnRef idx="1">
+                            <a:schemeClr val="accent1"/>
+                          </a:lnRef>
+                          <a:fillRef idx="0">
+                            <a:schemeClr val="accent1"/>
+                          </a:fillRef>
+                          <a:effectRef idx="0">
+                            <a:schemeClr val="accent1"/>
+                          </a:effectRef>
+                          <a:fontRef idx="minor">
+                            <a:schemeClr val="tx1"/>
+                          </a:fontRef>
+                        </wps:style>
+                        <wps:bodyPr/>
+                      </wps:wsp>
+                      <wps:wsp>
+                        <wps:cNvPr id="1327548089" name="Text Box 1"/>
                         <wps:cNvSpPr txBox="1"/>
                         <wps:spPr>
                           <a:xfrm>
-                            <a:off x="2416952" y="702107"/>
-                            <a:ext cx="393734" cy="266700"/>
+                            <a:off x="4210443" y="565604"/>
+                            <a:ext cx="991940" cy="266700"/>
                           </a:xfrm>
                           <a:prstGeom prst="rect">
                             <a:avLst/>
@@ -2602,20 +7590,18 @@
                                 <w:jc w:val="center"/>
                                 <w:rPr>
                                   <w:rFonts w:eastAsia="Yu Gothic"/>
+                                  <w:sz w:val="22"/>
+                                  <w:szCs w:val="22"/>
                                   <w14:ligatures w14:val="none"/>
                                 </w:rPr>
                               </w:pPr>
                               <w:r>
                                 <w:rPr>
                                   <w:rFonts w:eastAsia="Yu Gothic"/>
-                                </w:rPr>
-                                <w:t>1</w:t>
-                              </w:r>
-                              <w:r>
-                                <w:rPr>
-                                  <w:rFonts w:eastAsia="Yu Gothic"/>
-                                </w:rPr>
-                                <w:t>/00</w:t>
+                                  <w:sz w:val="22"/>
+                                  <w:szCs w:val="22"/>
+                                </w:rPr>
+                                <w:t>Counter &lt; 4</w:t>
                               </w:r>
                             </w:p>
                           </w:txbxContent>
@@ -2628,12 +7614,12 @@
                         </wps:bodyPr>
                       </wps:wsp>
                       <wps:wsp>
-                        <wps:cNvPr id="257487265" name="Text Box 1"/>
+                        <wps:cNvPr id="2103845662" name="Text Box 1"/>
                         <wps:cNvSpPr txBox="1"/>
                         <wps:spPr>
                           <a:xfrm>
-                            <a:off x="1143493" y="708924"/>
-                            <a:ext cx="437921" cy="266700"/>
+                            <a:off x="318546" y="3369781"/>
+                            <a:ext cx="991870" cy="266700"/>
                           </a:xfrm>
                           <a:prstGeom prst="rect">
                             <a:avLst/>
@@ -2650,20 +7636,18 @@
                                 <w:jc w:val="center"/>
                                 <w:rPr>
                                   <w:rFonts w:eastAsia="Yu Gothic"/>
+                                  <w:sz w:val="22"/>
+                                  <w:szCs w:val="22"/>
                                   <w14:ligatures w14:val="none"/>
                                 </w:rPr>
                               </w:pPr>
                               <w:r>
                                 <w:rPr>
                                   <w:rFonts w:eastAsia="Yu Gothic"/>
-                                </w:rPr>
-                                <w:t>0</w:t>
-                              </w:r>
-                              <w:r>
-                                <w:rPr>
-                                  <w:rFonts w:eastAsia="Yu Gothic"/>
-                                </w:rPr>
-                                <w:t>/0</w:t>
+                                  <w:sz w:val="22"/>
+                                  <w:szCs w:val="22"/>
+                                </w:rPr>
+                                <w:t>Counter &lt; 4</w:t>
                               </w:r>
                             </w:p>
                           </w:txbxContent>
@@ -2676,48 +7660,12 @@
                         </wps:bodyPr>
                       </wps:wsp>
                       <wps:wsp>
-                        <wps:cNvPr id="341785831" name="Connector: Curved 341785831"/>
-                        <wps:cNvCnPr>
-                          <a:stCxn id="2025886071" idx="0"/>
-                          <a:endCxn id="917866105" idx="7"/>
-                        </wps:cNvCnPr>
-                        <wps:spPr>
-                          <a:xfrm rot="16200000" flipH="1" flipV="1">
-                            <a:off x="2894044" y="142124"/>
-                            <a:ext cx="123867" cy="2222257"/>
-                          </a:xfrm>
-                          <a:prstGeom prst="curvedConnector3">
-                            <a:avLst>
-                              <a:gd name="adj1" fmla="val -497733"/>
-                            </a:avLst>
-                          </a:prstGeom>
-                          <a:ln>
-                            <a:tailEnd type="triangle"/>
-                          </a:ln>
-                        </wps:spPr>
-                        <wps:style>
-                          <a:lnRef idx="1">
-                            <a:schemeClr val="accent1"/>
-                          </a:lnRef>
-                          <a:fillRef idx="0">
-                            <a:schemeClr val="accent1"/>
-                          </a:fillRef>
-                          <a:effectRef idx="0">
-                            <a:schemeClr val="accent1"/>
-                          </a:effectRef>
-                          <a:fontRef idx="minor">
-                            <a:schemeClr val="tx1"/>
-                          </a:fontRef>
-                        </wps:style>
-                        <wps:bodyPr/>
-                      </wps:wsp>
-                      <wps:wsp>
-                        <wps:cNvPr id="1780562639" name="Text Box 1"/>
+                        <wps:cNvPr id="1618464438" name="Text Box 1"/>
                         <wps:cNvSpPr txBox="1"/>
                         <wps:spPr>
                           <a:xfrm>
-                            <a:off x="2759728" y="331391"/>
-                            <a:ext cx="432276" cy="266700"/>
+                            <a:off x="529506" y="2039280"/>
+                            <a:ext cx="991870" cy="266700"/>
                           </a:xfrm>
                           <a:prstGeom prst="rect">
                             <a:avLst/>
@@ -2734,22 +7682,18 @@
                                 <w:jc w:val="center"/>
                                 <w:rPr>
                                   <w:rFonts w:eastAsia="Yu Gothic"/>
+                                  <w:sz w:val="22"/>
+                                  <w:szCs w:val="22"/>
                                   <w14:ligatures w14:val="none"/>
                                 </w:rPr>
                               </w:pPr>
                               <w:r>
                                 <w:rPr>
                                   <w:rFonts w:eastAsia="Yu Gothic"/>
-                                  <w14:ligatures w14:val="none"/>
-                                </w:rPr>
-                                <w:t>0</w:t>
-                              </w:r>
-                              <w:r>
-                                <w:rPr>
-                                  <w:rFonts w:eastAsia="Yu Gothic"/>
-                                  <w14:ligatures w14:val="none"/>
-                                </w:rPr>
-                                <w:t>/0</w:t>
+                                  <w:sz w:val="22"/>
+                                  <w:szCs w:val="22"/>
+                                </w:rPr>
+                                <w:t>Counter = 4</w:t>
                               </w:r>
                             </w:p>
                           </w:txbxContent>
@@ -2762,12 +7706,12 @@
                         </wps:bodyPr>
                       </wps:wsp>
                       <wps:wsp>
-                        <wps:cNvPr id="1528441320" name="Text Box 1"/>
+                        <wps:cNvPr id="30455810" name="Text Box 1"/>
                         <wps:cNvSpPr txBox="1"/>
                         <wps:spPr>
                           <a:xfrm>
-                            <a:off x="1998393" y="36034"/>
-                            <a:ext cx="1597889" cy="332727"/>
+                            <a:off x="4032470" y="2036400"/>
+                            <a:ext cx="991870" cy="266700"/>
                           </a:xfrm>
                           <a:prstGeom prst="rect">
                             <a:avLst/>
@@ -2784,23 +7728,18 @@
                                 <w:jc w:val="center"/>
                                 <w:rPr>
                                   <w:rFonts w:eastAsia="Yu Gothic"/>
-                                  <w:u w:val="single"/>
+                                  <w:sz w:val="22"/>
+                                  <w:szCs w:val="22"/>
                                   <w14:ligatures w14:val="none"/>
                                 </w:rPr>
                               </w:pPr>
                               <w:r>
                                 <w:rPr>
                                   <w:rFonts w:eastAsia="Yu Gothic"/>
-                                  <w:u w:val="single"/>
-                                </w:rPr>
-                                <w:t>Mealy</w:t>
-                              </w:r>
-                              <w:r>
-                                <w:rPr>
-                                  <w:rFonts w:eastAsia="Yu Gothic"/>
-                                  <w:u w:val="single"/>
-                                </w:rPr>
-                                <w:t xml:space="preserve"> Diagram</w:t>
+                                  <w:sz w:val="22"/>
+                                  <w:szCs w:val="22"/>
+                                </w:rPr>
+                                <w:t>Counter = 4</w:t>
                               </w:r>
                             </w:p>
                           </w:txbxContent>
@@ -2813,12 +7752,12 @@
                         </wps:bodyPr>
                       </wps:wsp>
                       <wps:wsp>
-                        <wps:cNvPr id="908087024" name="Text Box 1"/>
+                        <wps:cNvPr id="377613452" name="Text Box 1"/>
                         <wps:cNvSpPr txBox="1"/>
                         <wps:spPr>
                           <a:xfrm>
-                            <a:off x="1236093" y="2037031"/>
-                            <a:ext cx="678982" cy="332105"/>
+                            <a:off x="3621625" y="2704457"/>
+                            <a:ext cx="789305" cy="610870"/>
                           </a:xfrm>
                           <a:prstGeom prst="rect">
                             <a:avLst/>
@@ -2832,17 +7771,96 @@
                           <w:txbxContent>
                             <w:p>
                               <w:pPr>
+                                <w:spacing w:line="240" w:lineRule="auto"/>
                                 <w:jc w:val="center"/>
                                 <w:rPr>
                                   <w:rFonts w:eastAsia="Yu Gothic"/>
+                                  <w:sz w:val="21"/>
+                                  <w:szCs w:val="21"/>
                                   <w14:ligatures w14:val="none"/>
                                 </w:rPr>
                               </w:pPr>
                               <w:r>
                                 <w:rPr>
                                   <w:rFonts w:eastAsia="Yu Gothic"/>
-                                </w:rPr>
-                                <w:t>Initial</w:t>
+                                  <w:sz w:val="21"/>
+                                  <w:szCs w:val="21"/>
+                                </w:rPr>
+                                <w:t>S2</w:t>
+                              </w:r>
+                            </w:p>
+                            <w:p>
+                              <w:pPr>
+                                <w:spacing w:line="240" w:lineRule="auto"/>
+                                <w:jc w:val="center"/>
+                                <w:rPr>
+                                  <w:rFonts w:eastAsia="Yu Gothic"/>
+                                  <w:sz w:val="21"/>
+                                  <w:szCs w:val="21"/>
+                                </w:rPr>
+                              </w:pPr>
+                              <w:r>
+                                <w:rPr>
+                                  <w:rFonts w:eastAsia="Yu Gothic"/>
+                                  <w:sz w:val="21"/>
+                                  <w:szCs w:val="21"/>
+                                </w:rPr>
+                                <w:t>L</w:t>
+                              </w:r>
+                              <w:r>
+                                <w:rPr>
+                                  <w:rFonts w:eastAsia="Yu Gothic"/>
+                                  <w:position w:val="-5"/>
+                                  <w:sz w:val="21"/>
+                                  <w:szCs w:val="21"/>
+                                  <w:vertAlign w:val="subscript"/>
+                                </w:rPr>
+                                <w:t>a</w:t>
+                              </w:r>
+                              <w:r>
+                                <w:rPr>
+                                  <w:rFonts w:eastAsia="Yu Gothic"/>
+                                  <w:sz w:val="21"/>
+                                  <w:szCs w:val="21"/>
+                                </w:rPr>
+                                <w:t>: red</w:t>
+                              </w:r>
+                            </w:p>
+                            <w:p>
+                              <w:pPr>
+                                <w:spacing w:line="240" w:lineRule="auto"/>
+                                <w:jc w:val="center"/>
+                                <w:rPr>
+                                  <w:rFonts w:eastAsia="Yu Gothic"/>
+                                  <w:sz w:val="21"/>
+                                  <w:szCs w:val="21"/>
+                                </w:rPr>
+                              </w:pPr>
+                              <w:r>
+                                <w:rPr>
+                                  <w:rFonts w:eastAsia="Yu Gothic"/>
+                                  <w:sz w:val="21"/>
+                                  <w:szCs w:val="21"/>
+                                </w:rPr>
+                                <w:t>L</w:t>
+                              </w:r>
+                              <w:r>
+                                <w:rPr>
+                                  <w:rFonts w:eastAsia="Yu Gothic"/>
+                                  <w:position w:val="-5"/>
+                                  <w:sz w:val="21"/>
+                                  <w:szCs w:val="21"/>
+                                  <w:vertAlign w:val="subscript"/>
+                                </w:rPr>
+                                <w:t>a</w:t>
+                              </w:r>
+                              <w:r>
+                                <w:rPr>
+                                  <w:rFonts w:eastAsia="Yu Gothic"/>
+                                  <w:sz w:val="21"/>
+                                  <w:szCs w:val="21"/>
+                                </w:rPr>
+                                <w:t>: green</w:t>
                               </w:r>
                             </w:p>
                           </w:txbxContent>
@@ -2857,92 +7875,124 @@
                     </wpc:wpc>
                   </a:graphicData>
                 </a:graphic>
-              </wp:inline>
+              </wp:anchor>
             </w:drawing>
           </mc:Choice>
           <mc:Fallback>
             <w:pict>
-              <v:group w14:anchorId="36C24011" id="_x0000_s1068" editas="canvas" style="width:6in;height:196.7pt;mso-position-horizontal-relative:char;mso-position-vertical-relative:line" coordsize="54864,24980" o:gfxdata="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">
-                <v:shape id="_x0000_s1069" type="#_x0000_t75" style="position:absolute;width:54864;height:24980;visibility:visible;mso-wrap-style:square" filled="t">
+              <v:group w14:anchorId="56FD7A9B" id="_x0000_s1138" editas="canvas" style="position:absolute;margin-left:21.6pt;margin-top:15.45pt;width:6in;height:301.35pt;z-index:251666432;mso-position-horizontal-relative:text;mso-position-vertical-relative:text" coordsize="54864,38271" o:gfxdata="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">
+                <v:shape id="_x0000_s1139" type="#_x0000_t75" style="position:absolute;width:54864;height:38271;visibility:visible;mso-wrap-style:square" filled="t">
                   <v:fill o:detectmouseclick="t"/>
                   <v:path o:connecttype="none"/>
                 </v:shape>
-                <v:group id="Group 1174004409" o:spid="_x0000_s1070" style="position:absolute;left:11434;top:11913;width:8217;height:8458" coordorigin="1800,1800" coordsize="8216,8458" o:gfxdata="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">
-                  <v:oval id="Oval 917866105" o:spid="_x0000_s1071" style="position:absolute;left:1800;top:1800;width:8216;height:8458;visibility:visible;mso-wrap-style:square;v-text-anchor:middle" o:gfxdata="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" fillcolor="#156082 [3204]" strokecolor="#030e13 [484]" strokeweight="1pt">
+                <v:group id="Group 1145661883" o:spid="_x0000_s1140" style="position:absolute;left:10933;top:8323;width:8217;height:8458" coordorigin="1800,1800" coordsize="8216,8458" o:gfxdata="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">
+                  <v:oval id="Oval 1955857228" o:spid="_x0000_s1141" style="position:absolute;left:1800;top:1800;width:8216;height:8458;visibility:visible;mso-wrap-style:square;v-text-anchor:middle" o:gfxdata="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" fillcolor="#156082 [3204]" strokecolor="#030e13 [484]" strokeweight="1pt">
                     <v:stroke joinstyle="miter"/>
                   </v:oval>
-                  <v:shape id="Text Box 317996463" o:spid="_x0000_s1072" type="#_x0000_t202" style="position:absolute;left:4325;top:4540;width:4050;height:3201;visibility:visible;mso-wrap-style:square;v-text-anchor:top" o:gfxdata="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" filled="f" stroked="f" strokeweight=".5pt">
+                  <v:shape id="Text Box 388700158" o:spid="_x0000_s1142" type="#_x0000_t202" style="position:absolute;left:2354;top:3165;width:7013;height:5959;visibility:visible;mso-wrap-style:square;v-text-anchor:top" o:gfxdata="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" filled="f" stroked="f" strokeweight=".5pt">
                     <v:textbox>
                       <w:txbxContent>
                         <w:p>
+                          <w:pPr>
+                            <w:spacing w:line="240" w:lineRule="auto"/>
+                            <w:jc w:val="center"/>
+                            <w:rPr>
+                              <w:sz w:val="21"/>
+                              <w:szCs w:val="21"/>
+                            </w:rPr>
+                          </w:pPr>
                           <w:r>
+                            <w:rPr>
+                              <w:sz w:val="21"/>
+                              <w:szCs w:val="21"/>
+                            </w:rPr>
                             <w:t>S0</w:t>
+                          </w:r>
+                        </w:p>
+                        <w:p>
+                          <w:pPr>
+                            <w:spacing w:line="240" w:lineRule="auto"/>
+                            <w:jc w:val="center"/>
+                            <w:rPr>
+                              <w:sz w:val="21"/>
+                              <w:szCs w:val="21"/>
+                            </w:rPr>
+                          </w:pPr>
+                          <w:r>
+                            <w:rPr>
+                              <w:sz w:val="21"/>
+                              <w:szCs w:val="21"/>
+                            </w:rPr>
+                            <w:t>L</w:t>
+                          </w:r>
+                          <w:r>
+                            <w:rPr>
+                              <w:sz w:val="21"/>
+                              <w:szCs w:val="21"/>
+                              <w:vertAlign w:val="subscript"/>
+                            </w:rPr>
+                            <w:t>a</w:t>
+                          </w:r>
+                          <w:r>
+                            <w:rPr>
+                              <w:sz w:val="21"/>
+                              <w:szCs w:val="21"/>
+                            </w:rPr>
+                            <w:t>: green</w:t>
+                          </w:r>
+                        </w:p>
+                        <w:p>
+                          <w:pPr>
+                            <w:spacing w:line="240" w:lineRule="auto"/>
+                            <w:jc w:val="center"/>
+                            <w:rPr>
+                              <w:sz w:val="21"/>
+                              <w:szCs w:val="21"/>
+                            </w:rPr>
+                          </w:pPr>
+                          <w:r>
+                            <w:rPr>
+                              <w:sz w:val="21"/>
+                              <w:szCs w:val="21"/>
+                            </w:rPr>
+                            <w:t>L</w:t>
+                          </w:r>
+                          <w:r>
+                            <w:rPr>
+                              <w:sz w:val="21"/>
+                              <w:szCs w:val="21"/>
+                              <w:vertAlign w:val="subscript"/>
+                            </w:rPr>
+                            <w:t>a</w:t>
+                          </w:r>
+                          <w:r>
+                            <w:rPr>
+                              <w:sz w:val="21"/>
+                              <w:szCs w:val="21"/>
+                            </w:rPr>
+                            <w:t>: red</w:t>
                           </w:r>
                         </w:p>
                       </w:txbxContent>
                     </v:textbox>
                   </v:shape>
                 </v:group>
-                <v:group id="Group 419239634" o:spid="_x0000_s1073" style="position:absolute;left:36562;top:11913;width:8217;height:8458" coordorigin="21892,9756" coordsize="8216,8458" o:gfxdata="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">
-                  <v:oval id="Oval 2025886071" o:spid="_x0000_s1074" style="position:absolute;left:21892;top:9756;width:8217;height:8458;visibility:visible;mso-wrap-style:square;v-text-anchor:middle" o:gfxdata="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" fillcolor="#156082 [3204]" strokecolor="#030e13 [484]" strokeweight="1pt">
-                    <v:stroke joinstyle="miter"/>
-                  </v:oval>
-                  <v:shape id="Text Box 2" o:spid="_x0000_s1075" type="#_x0000_t202" style="position:absolute;left:24412;top:12692;width:4910;height:3200;visibility:visible;mso-wrap-style:square;v-text-anchor:top" o:gfxdata="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" filled="f" stroked="f" strokeweight=".5pt">
-                    <v:textbox>
-                      <w:txbxContent>
-                        <w:p>
-                          <w:pPr>
-                            <w:rPr>
-                              <w:rFonts w:eastAsia="Yu Gothic"/>
-                              <w14:ligatures w14:val="none"/>
-                            </w:rPr>
-                          </w:pPr>
-                          <w:r>
-                            <w:rPr>
-                              <w:rFonts w:eastAsia="Yu Gothic"/>
-                            </w:rPr>
-                            <w:t>S2</w:t>
-                          </w:r>
-                        </w:p>
-                      </w:txbxContent>
-                    </v:textbox>
-                  </v:shape>
-                </v:group>
-                <v:group id="Group 86957981" o:spid="_x0000_s1076" style="position:absolute;left:23703;top:11913;width:8217;height:8458" coordorigin="9307,15884" coordsize="8216,8458" o:gfxdata="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">
-                  <v:oval id="Oval 2037505513" o:spid="_x0000_s1077" style="position:absolute;left:9307;top:15884;width:8217;height:8458;visibility:visible;mso-wrap-style:square;v-text-anchor:middle" o:gfxdata="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" fillcolor="#156082 [3204]" strokecolor="#030e13 [484]" strokeweight="1pt">
-                    <v:stroke joinstyle="miter"/>
-                  </v:oval>
-                  <v:shape id="Text Box 2" o:spid="_x0000_s1078" type="#_x0000_t202" style="position:absolute;left:11532;top:18810;width:4320;height:3200;visibility:visible;mso-wrap-style:square;v-text-anchor:top" o:gfxdata="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" filled="f" stroked="f" strokeweight=".5pt">
-                    <v:textbox>
-                      <w:txbxContent>
-                        <w:p>
-                          <w:pPr>
-                            <w:rPr>
-                              <w:rFonts w:eastAsia="Yu Gothic"/>
-                              <w14:ligatures w14:val="none"/>
-                            </w:rPr>
-                          </w:pPr>
-                          <w:r>
-                            <w:rPr>
-                              <w:rFonts w:eastAsia="Yu Gothic"/>
-                            </w:rPr>
-                            <w:t>S1</w:t>
-                          </w:r>
-                        </w:p>
-                      </w:txbxContent>
-                    </v:textbox>
-                  </v:shape>
-                </v:group>
-                <v:shape id="Connector: Curved 2136333864" o:spid="_x0000_s1079" type="#_x0000_t38" style="position:absolute;left:19651;top:16142;width:4052;height:127;visibility:visible;mso-wrap-style:square" o:connectortype="curved" o:gfxdata="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" adj="10800" strokecolor="#156082 [3204]" strokeweight=".5pt">
+                <v:oval id="Oval 12885705" o:spid="_x0000_s1143" style="position:absolute;left:36216;top:26114;width:8217;height:8459;visibility:visible;mso-wrap-style:square;v-text-anchor:middle" o:gfxdata="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" fillcolor="#156082 [3204]" strokecolor="#030e13 [484]" strokeweight="1pt">
+                  <v:stroke joinstyle="miter"/>
+                </v:oval>
+                <v:oval id="Oval 1580025963" o:spid="_x0000_s1144" style="position:absolute;left:36538;top:8323;width:8217;height:8458;visibility:visible;mso-wrap-style:square;v-text-anchor:middle" o:gfxdata="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" fillcolor="#156082 [3204]" strokecolor="#030e13 [484]" strokeweight="1pt">
+                  <v:stroke joinstyle="miter"/>
+                </v:oval>
+                <v:shape id="Connector: Curved 1582827581" o:spid="_x0000_s1145" type="#_x0000_t38" style="position:absolute;left:19150;top:12552;width:17388;height:0;flip:y;visibility:visible;mso-wrap-style:square" o:connectortype="curved" o:gfxdata="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" adj="10800" strokecolor="#156082 [3204]" strokeweight=".5pt">
                   <v:stroke endarrow="block" joinstyle="miter"/>
                 </v:shape>
-                <v:shape id="Connector: Curved 368175585" o:spid="_x0000_s1080" type="#_x0000_t38" style="position:absolute;left:31920;top:16142;width:4642;height:127;visibility:visible;mso-wrap-style:square" o:connectortype="curved" o:gfxdata="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" adj="10800" strokecolor="#156082 [3204]" strokeweight=".5pt">
+                <v:shape id="Connector: Curved 1178320555" o:spid="_x0000_s1146" type="#_x0000_t38" style="position:absolute;left:15876;top:7489;width:1238;height:2905;rotation:90;flip:x;visibility:visible;mso-wrap-style:square" o:connectortype="curved" o:gfxdata="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" adj="-39863" strokecolor="#156082 [3204]" strokeweight=".5pt">
                   <v:stroke endarrow="block" joinstyle="miter"/>
                 </v:shape>
-                <v:shape id="Connector: Curved 1008196896" o:spid="_x0000_s1081" type="#_x0000_t38" style="position:absolute;left:34241;top:13940;width:127;height:12859;rotation:90;visibility:visible;mso-wrap-style:square" o:connectortype="curved" o:gfxdata="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" adj="388800" strokecolor="#156082 [3204]" strokeweight=".5pt">
+                <v:shape id="Connector: Curved 2072073989" o:spid="_x0000_s1147" type="#_x0000_t38" style="position:absolute;left:35818;top:21287;width:9333;height:322;rotation:90;visibility:visible;mso-wrap-style:square" o:connectortype="curved" o:gfxdata="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" adj="10800" strokecolor="#156082 [3204]" strokeweight=".5pt">
                   <v:stroke endarrow="block" joinstyle="miter"/>
                 </v:shape>
-                <v:shape id="Text Box 1" o:spid="_x0000_s1082" type="#_x0000_t202" style="position:absolute;left:19150;top:13474;width:4118;height:2667;visibility:visible;mso-wrap-style:square;v-text-anchor:top" o:gfxdata="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" filled="f" stroked="f" strokeweight=".5pt">
+                <v:shape id="_x0000_s1148" type="#_x0000_t202" style="position:absolute;left:26039;top:9714;width:3938;height:2667;visibility:visible;mso-wrap-style:square;v-text-anchor:top" o:gfxdata="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" filled="f" stroked="f" strokeweight=".5pt">
                   <v:textbox>
                     <w:txbxContent>
                       <w:p>
@@ -2950,6 +8000,7 @@
                           <w:jc w:val="center"/>
                           <w:rPr>
                             <w:rFonts w:eastAsia="Yu Gothic"/>
+                            <w:vertAlign w:val="subscript"/>
                             <w14:ligatures w14:val="none"/>
                           </w:rPr>
                         </w:pPr>
@@ -2957,19 +8008,20 @@
                           <w:rPr>
                             <w:rFonts w:eastAsia="Yu Gothic"/>
                           </w:rPr>
-                          <w:t>1</w:t>
-                        </w:r>
-                        <w:r>
-                          <w:rPr>
-                            <w:rFonts w:eastAsia="Yu Gothic"/>
-                          </w:rPr>
-                          <w:t>/0</w:t>
+                          <w:t>T</w:t>
+                        </w:r>
+                        <w:r>
+                          <w:rPr>
+                            <w:rFonts w:eastAsia="Yu Gothic"/>
+                            <w:vertAlign w:val="subscript"/>
+                          </w:rPr>
+                          <w:t>a</w:t>
                         </w:r>
                       </w:p>
                     </w:txbxContent>
                   </v:textbox>
                 </v:shape>
-                <v:shape id="Text Box 1" o:spid="_x0000_s1083" type="#_x0000_t202" style="position:absolute;left:32462;top:22240;width:4100;height:2667;visibility:visible;mso-wrap-style:square;v-text-anchor:top" o:gfxdata="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" filled="f" stroked="f" strokeweight=".5pt">
+                <v:shape id="_x0000_s1149" type="#_x0000_t202" style="position:absolute;left:17572;top:361;width:26861;height:3327;visibility:visible;mso-wrap-style:square;v-text-anchor:top" o:gfxdata="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" filled="f" stroked="f" strokeweight=".5pt">
                   <v:textbox>
                     <w:txbxContent>
                       <w:p>
@@ -2977,26 +8029,36 @@
                           <w:jc w:val="center"/>
                           <w:rPr>
                             <w:rFonts w:eastAsia="Yu Gothic"/>
+                            <w:u w:val="single"/>
                             <w14:ligatures w14:val="none"/>
                           </w:rPr>
                         </w:pPr>
                         <w:r>
                           <w:rPr>
                             <w:rFonts w:eastAsia="Yu Gothic"/>
-                          </w:rPr>
-                          <w:t>1</w:t>
-                        </w:r>
-                        <w:r>
-                          <w:rPr>
-                            <w:rFonts w:eastAsia="Yu Gothic"/>
-                          </w:rPr>
-                          <w:t>/1</w:t>
+                            <w:u w:val="single"/>
+                          </w:rPr>
+                          <w:t xml:space="preserve">Traffic Light </w:t>
+                        </w:r>
+                        <w:r>
+                          <w:rPr>
+                            <w:rFonts w:eastAsia="Yu Gothic"/>
+                            <w:u w:val="single"/>
+                          </w:rPr>
+                          <w:t xml:space="preserve">Modified </w:t>
+                        </w:r>
+                        <w:r>
+                          <w:rPr>
+                            <w:rFonts w:eastAsia="Yu Gothic"/>
+                            <w:u w:val="single"/>
+                          </w:rPr>
+                          <w:t>State Diagram</w:t>
                         </w:r>
                       </w:p>
                     </w:txbxContent>
                   </v:textbox>
                 </v:shape>
-                <v:shape id="Text Box 1" o:spid="_x0000_s1084" type="#_x0000_t202" style="position:absolute;left:31920;top:13473;width:3909;height:2667;visibility:visible;mso-wrap-style:square;v-text-anchor:top" o:gfxdata="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" filled="f" stroked="f" strokeweight=".5pt">
+                <v:shape id="_x0000_s1150" type="#_x0000_t202" style="position:absolute;left:4698;top:11152;width:6790;height:3321;visibility:visible;mso-wrap-style:square;v-text-anchor:top" o:gfxdata="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" filled="f" stroked="f" strokeweight=".5pt">
                   <v:textbox>
                     <w:txbxContent>
                       <w:p>
@@ -3011,52 +8073,225 @@
                           <w:rPr>
                             <w:rFonts w:eastAsia="Yu Gothic"/>
                           </w:rPr>
-                          <w:t>0</w:t>
-                        </w:r>
-                        <w:r>
-                          <w:rPr>
-                            <w:rFonts w:eastAsia="Yu Gothic"/>
-                          </w:rPr>
-                          <w:t>/0</w:t>
+                          <w:t>Reset</w:t>
                         </w:r>
                       </w:p>
                     </w:txbxContent>
                   </v:textbox>
                 </v:shape>
-                <v:shape id="Connector: Curved 558277975" o:spid="_x0000_s1085" type="#_x0000_t38" style="position:absolute;left:13472;top:11079;width:1238;height:2905;rotation:-90;flip:x y;visibility:visible;mso-wrap-style:square" o:connectortype="curved" o:gfxdata="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" adj="-39863" strokecolor="#156082 [3204]" strokeweight=".5pt">
-                  <v:stroke endarrow="block" joinstyle="miter"/>
+                <v:shape id="_x0000_s1151" type="#_x0000_t202" style="position:absolute;left:36860;top:9491;width:7895;height:6111;visibility:visible;mso-wrap-style:square;v-text-anchor:top" o:gfxdata="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" filled="f" stroked="f" strokeweight=".5pt">
+                  <v:textbox>
+                    <w:txbxContent>
+                      <w:p>
+                        <w:pPr>
+                          <w:spacing w:line="240" w:lineRule="auto"/>
+                          <w:jc w:val="center"/>
+                          <w:rPr>
+                            <w:rFonts w:eastAsia="Yu Gothic"/>
+                            <w:sz w:val="21"/>
+                            <w:szCs w:val="21"/>
+                            <w14:ligatures w14:val="none"/>
+                          </w:rPr>
+                        </w:pPr>
+                        <w:r>
+                          <w:rPr>
+                            <w:rFonts w:eastAsia="Yu Gothic"/>
+                            <w:sz w:val="21"/>
+                            <w:szCs w:val="21"/>
+                          </w:rPr>
+                          <w:t>S1</w:t>
+                        </w:r>
+                      </w:p>
+                      <w:p>
+                        <w:pPr>
+                          <w:spacing w:line="240" w:lineRule="auto"/>
+                          <w:jc w:val="center"/>
+                          <w:rPr>
+                            <w:rFonts w:eastAsia="Yu Gothic"/>
+                            <w:sz w:val="21"/>
+                            <w:szCs w:val="21"/>
+                          </w:rPr>
+                        </w:pPr>
+                        <w:r>
+                          <w:rPr>
+                            <w:rFonts w:eastAsia="Yu Gothic"/>
+                            <w:sz w:val="21"/>
+                            <w:szCs w:val="21"/>
+                          </w:rPr>
+                          <w:t>L</w:t>
+                        </w:r>
+                        <w:r>
+                          <w:rPr>
+                            <w:rFonts w:eastAsia="Yu Gothic"/>
+                            <w:position w:val="-5"/>
+                            <w:sz w:val="21"/>
+                            <w:szCs w:val="21"/>
+                            <w:vertAlign w:val="subscript"/>
+                          </w:rPr>
+                          <w:t>a</w:t>
+                        </w:r>
+                        <w:r>
+                          <w:rPr>
+                            <w:rFonts w:eastAsia="Yu Gothic"/>
+                            <w:sz w:val="21"/>
+                            <w:szCs w:val="21"/>
+                          </w:rPr>
+                          <w:t>: yellow</w:t>
+                        </w:r>
+                      </w:p>
+                      <w:p>
+                        <w:pPr>
+                          <w:spacing w:line="240" w:lineRule="auto"/>
+                          <w:jc w:val="center"/>
+                          <w:rPr>
+                            <w:rFonts w:eastAsia="Yu Gothic"/>
+                            <w:sz w:val="21"/>
+                            <w:szCs w:val="21"/>
+                          </w:rPr>
+                        </w:pPr>
+                        <w:r>
+                          <w:rPr>
+                            <w:rFonts w:eastAsia="Yu Gothic"/>
+                            <w:sz w:val="21"/>
+                            <w:szCs w:val="21"/>
+                          </w:rPr>
+                          <w:t>L</w:t>
+                        </w:r>
+                        <w:r>
+                          <w:rPr>
+                            <w:rFonts w:eastAsia="Yu Gothic"/>
+                            <w:position w:val="-5"/>
+                            <w:sz w:val="21"/>
+                            <w:szCs w:val="21"/>
+                            <w:vertAlign w:val="subscript"/>
+                          </w:rPr>
+                          <w:t>a</w:t>
+                        </w:r>
+                        <w:r>
+                          <w:rPr>
+                            <w:rFonts w:eastAsia="Yu Gothic"/>
+                            <w:sz w:val="21"/>
+                            <w:szCs w:val="21"/>
+                          </w:rPr>
+                          <w:t>: red</w:t>
+                        </w:r>
+                      </w:p>
+                    </w:txbxContent>
+                  </v:textbox>
                 </v:shape>
-                <v:shape id="Connector: Curved 34206182" o:spid="_x0000_s1086" type="#_x0000_t38" style="position:absolute;left:25740;top:11079;width:1238;height:2905;rotation:-90;flip:x y;visibility:visible;mso-wrap-style:square" o:connectortype="curved" o:gfxdata="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" adj="-39863" strokecolor="#156082 [3204]" strokeweight=".5pt">
-                  <v:stroke endarrow="block" joinstyle="miter"/>
-                </v:shape>
-                <v:shape id="Text Box 1" o:spid="_x0000_s1087" type="#_x0000_t202" style="position:absolute;left:24169;top:7021;width:3937;height:2667;visibility:visible;mso-wrap-style:square;v-text-anchor:top" o:gfxdata="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" filled="f" stroked="f" strokeweight=".5pt">
+                <v:oval id="Oval 427139370" o:spid="_x0000_s1152" style="position:absolute;left:10933;top:26478;width:8217;height:8458;visibility:visible;mso-wrap-style:square;v-text-anchor:middle" o:gfxdata="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" fillcolor="#156082 [3204]" strokecolor="#030e13 [484]" strokeweight="1pt">
+                  <v:stroke joinstyle="miter"/>
                   <v:textbox>
                     <w:txbxContent>
                       <w:p>
                         <w:pPr>
                           <w:jc w:val="center"/>
-                          <w:rPr>
-                            <w:rFonts w:eastAsia="Yu Gothic"/>
+                        </w:pPr>
+                      </w:p>
+                    </w:txbxContent>
+                  </v:textbox>
+                </v:oval>
+                <v:shape id="_x0000_s1153" type="#_x0000_t202" style="position:absolute;left:10933;top:27374;width:8217;height:6097;visibility:visible;mso-wrap-style:square;v-text-anchor:top" o:gfxdata="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" filled="f" stroked="f" strokeweight=".5pt">
+                  <v:textbox>
+                    <w:txbxContent>
+                      <w:p>
+                        <w:pPr>
+                          <w:spacing w:line="240" w:lineRule="auto"/>
+                          <w:jc w:val="center"/>
+                          <w:rPr>
+                            <w:rFonts w:eastAsia="Yu Gothic"/>
+                            <w:sz w:val="21"/>
+                            <w:szCs w:val="21"/>
                             <w14:ligatures w14:val="none"/>
                           </w:rPr>
                         </w:pPr>
                         <w:r>
                           <w:rPr>
                             <w:rFonts w:eastAsia="Yu Gothic"/>
-                          </w:rPr>
-                          <w:t>1</w:t>
-                        </w:r>
-                        <w:r>
-                          <w:rPr>
-                            <w:rFonts w:eastAsia="Yu Gothic"/>
-                          </w:rPr>
-                          <w:t>/00</w:t>
+                            <w:sz w:val="21"/>
+                            <w:szCs w:val="21"/>
+                          </w:rPr>
+                          <w:t>S3</w:t>
+                        </w:r>
+                      </w:p>
+                      <w:p>
+                        <w:pPr>
+                          <w:spacing w:line="240" w:lineRule="auto"/>
+                          <w:jc w:val="center"/>
+                          <w:rPr>
+                            <w:rFonts w:eastAsia="Yu Gothic"/>
+                            <w:sz w:val="21"/>
+                            <w:szCs w:val="21"/>
+                          </w:rPr>
+                        </w:pPr>
+                        <w:r>
+                          <w:rPr>
+                            <w:rFonts w:eastAsia="Yu Gothic"/>
+                            <w:sz w:val="21"/>
+                            <w:szCs w:val="21"/>
+                          </w:rPr>
+                          <w:t>L</w:t>
+                        </w:r>
+                        <w:r>
+                          <w:rPr>
+                            <w:rFonts w:eastAsia="Yu Gothic"/>
+                            <w:position w:val="-5"/>
+                            <w:sz w:val="21"/>
+                            <w:szCs w:val="21"/>
+                            <w:vertAlign w:val="subscript"/>
+                          </w:rPr>
+                          <w:t>a</w:t>
+                        </w:r>
+                        <w:r>
+                          <w:rPr>
+                            <w:rFonts w:eastAsia="Yu Gothic"/>
+                            <w:sz w:val="21"/>
+                            <w:szCs w:val="21"/>
+                          </w:rPr>
+                          <w:t>: red</w:t>
+                        </w:r>
+                      </w:p>
+                      <w:p>
+                        <w:pPr>
+                          <w:spacing w:line="240" w:lineRule="auto"/>
+                          <w:jc w:val="center"/>
+                          <w:rPr>
+                            <w:rFonts w:eastAsia="Yu Gothic"/>
+                            <w:sz w:val="21"/>
+                            <w:szCs w:val="21"/>
+                          </w:rPr>
+                        </w:pPr>
+                        <w:r>
+                          <w:rPr>
+                            <w:rFonts w:eastAsia="Yu Gothic"/>
+                            <w:sz w:val="21"/>
+                            <w:szCs w:val="21"/>
+                          </w:rPr>
+                          <w:t>L</w:t>
+                        </w:r>
+                        <w:r>
+                          <w:rPr>
+                            <w:rFonts w:eastAsia="Yu Gothic"/>
+                            <w:position w:val="-5"/>
+                            <w:sz w:val="21"/>
+                            <w:szCs w:val="21"/>
+                            <w:vertAlign w:val="subscript"/>
+                          </w:rPr>
+                          <w:t>a</w:t>
+                        </w:r>
+                        <w:r>
+                          <w:rPr>
+                            <w:rFonts w:eastAsia="Yu Gothic"/>
+                            <w:sz w:val="21"/>
+                            <w:szCs w:val="21"/>
+                          </w:rPr>
+                          <w:t>: yellow</w:t>
                         </w:r>
                       </w:p>
                     </w:txbxContent>
                   </v:textbox>
                 </v:shape>
-                <v:shape id="Text Box 1" o:spid="_x0000_s1088" type="#_x0000_t202" style="position:absolute;left:11434;top:7089;width:4380;height:2667;visibility:visible;mso-wrap-style:square;v-text-anchor:top" o:gfxdata="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" filled="f" stroked="f" strokeweight=".5pt">
+                <v:shape id="_x0000_s1154" type="#_x0000_t202" style="position:absolute;left:15213;top:3618;width:3937;height:3187;visibility:visible;mso-wrap-style:square;v-text-anchor:top" o:gfxdata="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" filled="f" stroked="f" strokeweight=".5pt">
                   <v:textbox>
                     <w:txbxContent>
                       <w:p>
@@ -3071,22 +8306,27 @@
                           <w:rPr>
                             <w:rFonts w:eastAsia="Yu Gothic"/>
                           </w:rPr>
-                          <w:t>0</w:t>
-                        </w:r>
-                        <w:r>
-                          <w:rPr>
-                            <w:rFonts w:eastAsia="Yu Gothic"/>
-                          </w:rPr>
-                          <w:t>/0</w:t>
+                          <w:t>T</w:t>
+                        </w:r>
+                        <w:r>
+                          <w:rPr>
+                            <w:rFonts w:eastAsia="Yu Gothic"/>
+                            <w:position w:val="-6"/>
+                            <w:vertAlign w:val="subscript"/>
+                          </w:rPr>
+                          <w:t>a</w:t>
                         </w:r>
                       </w:p>
                     </w:txbxContent>
                   </v:textbox>
                 </v:shape>
-                <v:shape id="Connector: Curved 341785831" o:spid="_x0000_s1089" type="#_x0000_t38" style="position:absolute;left:28941;top:1420;width:1238;height:22223;rotation:-90;flip:x y;visibility:visible;mso-wrap-style:square" o:connectortype="curved" o:gfxdata="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" adj="-107510" strokecolor="#156082 [3204]" strokeweight=".5pt">
+                <v:shape id="Connector: Curved 1197917716" o:spid="_x0000_s1155" type="#_x0000_t38" style="position:absolute;left:19150;top:30344;width:17066;height:78;rotation:180;flip:y;visibility:visible;mso-wrap-style:square" o:connectortype="curved" o:gfxdata="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" adj="10800" strokecolor="#156082 [3204]" strokeweight=".5pt">
                   <v:stroke endarrow="block" joinstyle="miter"/>
                 </v:shape>
-                <v:shape id="Text Box 1" o:spid="_x0000_s1090" type="#_x0000_t202" style="position:absolute;left:27597;top:3313;width:4323;height:2667;visibility:visible;mso-wrap-style:square;v-text-anchor:top" o:gfxdata="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" filled="f" stroked="f" strokeweight=".5pt">
+                <v:shape id="Connector: Curved 922698356" o:spid="_x0000_s1156" type="#_x0000_t38" style="position:absolute;left:10193;top:21629;width:9697;height:127;rotation:90;flip:x y;visibility:visible;mso-wrap-style:square" o:connectortype="curved" o:gfxdata="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" adj="10800" strokecolor="#156082 [3204]" strokeweight=".5pt">
+                  <v:stroke endarrow="block" joinstyle="miter"/>
+                </v:shape>
+                <v:shape id="_x0000_s1157" type="#_x0000_t202" style="position:absolute;left:26039;top:30342;width:3937;height:3129;visibility:visible;mso-wrap-style:square;v-text-anchor:top" o:gfxdata="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" filled="f" stroked="f" strokeweight=".5pt">
                   <v:textbox>
                     <w:txbxContent>
                       <w:p>
@@ -3100,22 +8340,22 @@
                         <w:r>
                           <w:rPr>
                             <w:rFonts w:eastAsia="Yu Gothic"/>
-                            <w14:ligatures w14:val="none"/>
-                          </w:rPr>
-                          <w:t>0</w:t>
-                        </w:r>
-                        <w:r>
-                          <w:rPr>
-                            <w:rFonts w:eastAsia="Yu Gothic"/>
-                            <w14:ligatures w14:val="none"/>
-                          </w:rPr>
-                          <w:t>/0</w:t>
+                          </w:rPr>
+                          <w:t>T</w:t>
+                        </w:r>
+                        <w:r>
+                          <w:rPr>
+                            <w:rFonts w:eastAsia="Yu Gothic"/>
+                            <w:position w:val="-6"/>
+                            <w:vertAlign w:val="subscript"/>
+                          </w:rPr>
+                          <w:t>b</w:t>
                         </w:r>
                       </w:p>
                     </w:txbxContent>
                   </v:textbox>
                 </v:shape>
-                <v:shape id="Text Box 1" o:spid="_x0000_s1091" type="#_x0000_t202" style="position:absolute;left:19983;top:360;width:15979;height:3327;visibility:visible;mso-wrap-style:square;v-text-anchor:top" o:gfxdata="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" filled="f" stroked="f" strokeweight=".5pt">
+                <v:shape id="_x0000_s1158" type="#_x0000_t202" style="position:absolute;left:35145;top:35149;width:3937;height:3124;visibility:visible;mso-wrap-style:square;v-text-anchor:top" o:gfxdata="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" filled="f" stroked="f" strokeweight=".5pt">
                   <v:textbox>
                     <w:txbxContent>
                       <w:p>
@@ -3123,29 +8363,37 @@
                           <w:jc w:val="center"/>
                           <w:rPr>
                             <w:rFonts w:eastAsia="Yu Gothic"/>
-                            <w:u w:val="single"/>
                             <w14:ligatures w14:val="none"/>
                           </w:rPr>
                         </w:pPr>
                         <w:r>
                           <w:rPr>
                             <w:rFonts w:eastAsia="Yu Gothic"/>
-                            <w:u w:val="single"/>
-                          </w:rPr>
-                          <w:t>Mealy</w:t>
-                        </w:r>
-                        <w:r>
-                          <w:rPr>
-                            <w:rFonts w:eastAsia="Yu Gothic"/>
-                            <w:u w:val="single"/>
-                          </w:rPr>
-                          <w:t xml:space="preserve"> Diagram</w:t>
+                          </w:rPr>
+                          <w:t>T</w:t>
+                        </w:r>
+                        <w:r>
+                          <w:rPr>
+                            <w:rFonts w:eastAsia="Yu Gothic"/>
+                            <w:position w:val="-6"/>
+                            <w:vertAlign w:val="subscript"/>
+                          </w:rPr>
+                          <w:t>b</w:t>
                         </w:r>
                       </w:p>
                     </w:txbxContent>
                   </v:textbox>
                 </v:shape>
-                <v:shape id="Text Box 1" o:spid="_x0000_s1092" type="#_x0000_t202" style="position:absolute;left:12360;top:20370;width:6790;height:3321;visibility:visible;mso-wrap-style:square;v-text-anchor:top" o:gfxdata="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" filled="f" stroked="f" strokeweight=".5pt">
+                <v:shape id="Connector: Curved 1148010610" o:spid="_x0000_s1159" type="#_x0000_t38" style="position:absolute;left:38252;top:32501;width:1239;height:2905;rotation:-90;flip:x;visibility:visible;mso-wrap-style:square" o:connectortype="curved" o:gfxdata="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" adj="-39863" strokecolor="#156082 [3204]" strokeweight=".5pt">
+                  <v:stroke endarrow="block" joinstyle="miter"/>
+                </v:shape>
+                <v:shape id="Connector: Curved 1718686389" o:spid="_x0000_s1160" type="#_x0000_t38" style="position:absolute;left:41480;top:7489;width:1238;height:2906;rotation:90;flip:x;visibility:visible;mso-wrap-style:square" o:connectortype="curved" o:gfxdata="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" adj="-39863" strokecolor="#156082 [3204]" strokeweight=".5pt">
+                  <v:stroke endarrow="block" joinstyle="miter"/>
+                </v:shape>
+                <v:shape id="Connector: Curved 1598105393" o:spid="_x0000_s1161" type="#_x0000_t39" style="position:absolute;left:9897;top:31458;width:3275;height:1204;rotation:-90;flip:x;visibility:visible;mso-wrap-style:square" o:connectortype="curved" o:gfxdata="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" adj="-4515,62634" strokecolor="#156082 [3204]" strokeweight=".5pt">
+                  <v:stroke endarrow="block" joinstyle="miter"/>
+                </v:shape>
+                <v:shape id="_x0000_s1162" type="#_x0000_t202" style="position:absolute;left:42104;top:5656;width:9919;height:2667;visibility:visible;mso-wrap-style:square;v-text-anchor:top" o:gfxdata="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" filled="f" stroked="f" strokeweight=".5pt">
                   <v:textbox>
                     <w:txbxContent>
                       <w:p>
@@ -3153,26 +8401,466 @@
                           <w:jc w:val="center"/>
                           <w:rPr>
                             <w:rFonts w:eastAsia="Yu Gothic"/>
+                            <w:sz w:val="22"/>
+                            <w:szCs w:val="22"/>
                             <w14:ligatures w14:val="none"/>
                           </w:rPr>
                         </w:pPr>
                         <w:r>
                           <w:rPr>
                             <w:rFonts w:eastAsia="Yu Gothic"/>
-                          </w:rPr>
-                          <w:t>Initial</w:t>
+                            <w:sz w:val="22"/>
+                            <w:szCs w:val="22"/>
+                          </w:rPr>
+                          <w:t>Counter &lt; 4</w:t>
                         </w:r>
                       </w:p>
                     </w:txbxContent>
                   </v:textbox>
                 </v:shape>
-                <w10:anchorlock/>
+                <v:shape id="_x0000_s1163" type="#_x0000_t202" style="position:absolute;left:3185;top:33697;width:9919;height:2667;visibility:visible;mso-wrap-style:square;v-text-anchor:top" o:gfxdata="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" filled="f" stroked="f" strokeweight=".5pt">
+                  <v:textbox>
+                    <w:txbxContent>
+                      <w:p>
+                        <w:pPr>
+                          <w:jc w:val="center"/>
+                          <w:rPr>
+                            <w:rFonts w:eastAsia="Yu Gothic"/>
+                            <w:sz w:val="22"/>
+                            <w:szCs w:val="22"/>
+                            <w14:ligatures w14:val="none"/>
+                          </w:rPr>
+                        </w:pPr>
+                        <w:r>
+                          <w:rPr>
+                            <w:rFonts w:eastAsia="Yu Gothic"/>
+                            <w:sz w:val="22"/>
+                            <w:szCs w:val="22"/>
+                          </w:rPr>
+                          <w:t>Counter &lt; 4</w:t>
+                        </w:r>
+                      </w:p>
+                    </w:txbxContent>
+                  </v:textbox>
+                </v:shape>
+                <v:shape id="_x0000_s1164" type="#_x0000_t202" style="position:absolute;left:5295;top:20392;width:9918;height:2667;visibility:visible;mso-wrap-style:square;v-text-anchor:top" o:gfxdata="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" filled="f" stroked="f" strokeweight=".5pt">
+                  <v:textbox>
+                    <w:txbxContent>
+                      <w:p>
+                        <w:pPr>
+                          <w:jc w:val="center"/>
+                          <w:rPr>
+                            <w:rFonts w:eastAsia="Yu Gothic"/>
+                            <w:sz w:val="22"/>
+                            <w:szCs w:val="22"/>
+                            <w14:ligatures w14:val="none"/>
+                          </w:rPr>
+                        </w:pPr>
+                        <w:r>
+                          <w:rPr>
+                            <w:rFonts w:eastAsia="Yu Gothic"/>
+                            <w:sz w:val="22"/>
+                            <w:szCs w:val="22"/>
+                          </w:rPr>
+                          <w:t>Counter = 4</w:t>
+                        </w:r>
+                      </w:p>
+                    </w:txbxContent>
+                  </v:textbox>
+                </v:shape>
+                <v:shape id="_x0000_s1165" type="#_x0000_t202" style="position:absolute;left:40324;top:20364;width:9919;height:2667;visibility:visible;mso-wrap-style:square;v-text-anchor:top" o:gfxdata="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" filled="f" stroked="f" strokeweight=".5pt">
+                  <v:textbox>
+                    <w:txbxContent>
+                      <w:p>
+                        <w:pPr>
+                          <w:jc w:val="center"/>
+                          <w:rPr>
+                            <w:rFonts w:eastAsia="Yu Gothic"/>
+                            <w:sz w:val="22"/>
+                            <w:szCs w:val="22"/>
+                            <w14:ligatures w14:val="none"/>
+                          </w:rPr>
+                        </w:pPr>
+                        <w:r>
+                          <w:rPr>
+                            <w:rFonts w:eastAsia="Yu Gothic"/>
+                            <w:sz w:val="22"/>
+                            <w:szCs w:val="22"/>
+                          </w:rPr>
+                          <w:t>Counter = 4</w:t>
+                        </w:r>
+                      </w:p>
+                    </w:txbxContent>
+                  </v:textbox>
+                </v:shape>
+                <v:shape id="_x0000_s1166" type="#_x0000_t202" style="position:absolute;left:36216;top:27044;width:7893;height:6109;visibility:visible;mso-wrap-style:square;v-text-anchor:top" o:gfxdata="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" filled="f" stroked="f" strokeweight=".5pt">
+                  <v:textbox>
+                    <w:txbxContent>
+                      <w:p>
+                        <w:pPr>
+                          <w:spacing w:line="240" w:lineRule="auto"/>
+                          <w:jc w:val="center"/>
+                          <w:rPr>
+                            <w:rFonts w:eastAsia="Yu Gothic"/>
+                            <w:sz w:val="21"/>
+                            <w:szCs w:val="21"/>
+                            <w14:ligatures w14:val="none"/>
+                          </w:rPr>
+                        </w:pPr>
+                        <w:r>
+                          <w:rPr>
+                            <w:rFonts w:eastAsia="Yu Gothic"/>
+                            <w:sz w:val="21"/>
+                            <w:szCs w:val="21"/>
+                          </w:rPr>
+                          <w:t>S2</w:t>
+                        </w:r>
+                      </w:p>
+                      <w:p>
+                        <w:pPr>
+                          <w:spacing w:line="240" w:lineRule="auto"/>
+                          <w:jc w:val="center"/>
+                          <w:rPr>
+                            <w:rFonts w:eastAsia="Yu Gothic"/>
+                            <w:sz w:val="21"/>
+                            <w:szCs w:val="21"/>
+                          </w:rPr>
+                        </w:pPr>
+                        <w:r>
+                          <w:rPr>
+                            <w:rFonts w:eastAsia="Yu Gothic"/>
+                            <w:sz w:val="21"/>
+                            <w:szCs w:val="21"/>
+                          </w:rPr>
+                          <w:t>L</w:t>
+                        </w:r>
+                        <w:r>
+                          <w:rPr>
+                            <w:rFonts w:eastAsia="Yu Gothic"/>
+                            <w:position w:val="-5"/>
+                            <w:sz w:val="21"/>
+                            <w:szCs w:val="21"/>
+                            <w:vertAlign w:val="subscript"/>
+                          </w:rPr>
+                          <w:t>a</w:t>
+                        </w:r>
+                        <w:r>
+                          <w:rPr>
+                            <w:rFonts w:eastAsia="Yu Gothic"/>
+                            <w:sz w:val="21"/>
+                            <w:szCs w:val="21"/>
+                          </w:rPr>
+                          <w:t>: red</w:t>
+                        </w:r>
+                      </w:p>
+                      <w:p>
+                        <w:pPr>
+                          <w:spacing w:line="240" w:lineRule="auto"/>
+                          <w:jc w:val="center"/>
+                          <w:rPr>
+                            <w:rFonts w:eastAsia="Yu Gothic"/>
+                            <w:sz w:val="21"/>
+                            <w:szCs w:val="21"/>
+                          </w:rPr>
+                        </w:pPr>
+                        <w:r>
+                          <w:rPr>
+                            <w:rFonts w:eastAsia="Yu Gothic"/>
+                            <w:sz w:val="21"/>
+                            <w:szCs w:val="21"/>
+                          </w:rPr>
+                          <w:t>L</w:t>
+                        </w:r>
+                        <w:r>
+                          <w:rPr>
+                            <w:rFonts w:eastAsia="Yu Gothic"/>
+                            <w:position w:val="-5"/>
+                            <w:sz w:val="21"/>
+                            <w:szCs w:val="21"/>
+                            <w:vertAlign w:val="subscript"/>
+                          </w:rPr>
+                          <w:t>a</w:t>
+                        </w:r>
+                        <w:r>
+                          <w:rPr>
+                            <w:rFonts w:eastAsia="Yu Gothic"/>
+                            <w:sz w:val="21"/>
+                            <w:szCs w:val="21"/>
+                          </w:rPr>
+                          <w:t>: green</w:t>
+                        </w:r>
+                      </w:p>
+                    </w:txbxContent>
+                  </v:textbox>
+                </v:shape>
+                <w10:wrap type="square"/>
               </v:group>
             </w:pict>
           </mc:Fallback>
         </mc:AlternateContent>
       </w:r>
     </w:p>
+    <w:p/>
+    <w:p/>
+    <w:tbl>
+      <w:tblPr>
+        <w:tblStyle w:val="TableGrid"/>
+        <w:tblW w:w="0" w:type="auto"/>
+        <w:jc w:val="center"/>
+        <w:tblLook w:val="04A0" w:firstRow="1" w:lastRow="0" w:firstColumn="1" w:lastColumn="0" w:noHBand="0" w:noVBand="1"/>
+      </w:tblPr>
+      <w:tblGrid>
+        <w:gridCol w:w="3116"/>
+        <w:gridCol w:w="3117"/>
+        <w:gridCol w:w="3117"/>
+      </w:tblGrid>
+      <w:tr>
+        <w:trPr>
+          <w:jc w:val="center"/>
+        </w:trPr>
+        <w:tc>
+          <w:tcPr>
+            <w:tcW w:w="9350" w:type="dxa"/>
+            <w:gridSpan w:val="3"/>
+          </w:tcPr>
+          <w:p>
+            <w:pPr>
+              <w:jc w:val="center"/>
+              <w:rPr>
+                <w:u w:val="single"/>
+              </w:rPr>
+            </w:pPr>
+            <w:r>
+              <w:rPr>
+                <w:u w:val="single"/>
+              </w:rPr>
+              <w:t>Counter Operation</w:t>
+            </w:r>
+          </w:p>
+        </w:tc>
+      </w:tr>
+      <w:tr>
+        <w:trPr>
+          <w:jc w:val="center"/>
+        </w:trPr>
+        <w:tc>
+          <w:tcPr>
+            <w:tcW w:w="3116" w:type="dxa"/>
+          </w:tcPr>
+          <w:p>
+            <w:pPr>
+              <w:jc w:val="center"/>
+            </w:pPr>
+            <w:r>
+              <w:t>Clock Cycle</w:t>
+            </w:r>
+          </w:p>
+        </w:tc>
+        <w:tc>
+          <w:tcPr>
+            <w:tcW w:w="3117" w:type="dxa"/>
+          </w:tcPr>
+          <w:p>
+            <w:pPr>
+              <w:jc w:val="center"/>
+            </w:pPr>
+            <w:r>
+              <w:t>Counter Value</w:t>
+            </w:r>
+          </w:p>
+        </w:tc>
+        <w:tc>
+          <w:tcPr>
+            <w:tcW w:w="3117" w:type="dxa"/>
+          </w:tcPr>
+          <w:p>
+            <w:pPr>
+              <w:jc w:val="center"/>
+            </w:pPr>
+            <w:r>
+              <w:t>Transition to Next State</w:t>
+            </w:r>
+          </w:p>
+        </w:tc>
+      </w:tr>
+      <w:tr>
+        <w:trPr>
+          <w:jc w:val="center"/>
+        </w:trPr>
+        <w:tc>
+          <w:tcPr>
+            <w:tcW w:w="3116" w:type="dxa"/>
+          </w:tcPr>
+          <w:p>
+            <w:pPr>
+              <w:jc w:val="center"/>
+            </w:pPr>
+            <w:r>
+              <w:t>1</w:t>
+            </w:r>
+          </w:p>
+        </w:tc>
+        <w:tc>
+          <w:tcPr>
+            <w:tcW w:w="3117" w:type="dxa"/>
+          </w:tcPr>
+          <w:p>
+            <w:pPr>
+              <w:jc w:val="center"/>
+            </w:pPr>
+            <w:r>
+              <w:t>00</w:t>
+            </w:r>
+          </w:p>
+        </w:tc>
+        <w:tc>
+          <w:tcPr>
+            <w:tcW w:w="3117" w:type="dxa"/>
+          </w:tcPr>
+          <w:p>
+            <w:pPr>
+              <w:jc w:val="center"/>
+            </w:pPr>
+            <w:r>
+              <w:t>0</w:t>
+            </w:r>
+          </w:p>
+        </w:tc>
+      </w:tr>
+      <w:tr>
+        <w:trPr>
+          <w:jc w:val="center"/>
+        </w:trPr>
+        <w:tc>
+          <w:tcPr>
+            <w:tcW w:w="3116" w:type="dxa"/>
+          </w:tcPr>
+          <w:p>
+            <w:pPr>
+              <w:jc w:val="center"/>
+            </w:pPr>
+            <w:r>
+              <w:t>2</w:t>
+            </w:r>
+          </w:p>
+        </w:tc>
+        <w:tc>
+          <w:tcPr>
+            <w:tcW w:w="3117" w:type="dxa"/>
+          </w:tcPr>
+          <w:p>
+            <w:pPr>
+              <w:jc w:val="center"/>
+            </w:pPr>
+            <w:r>
+              <w:t>01</w:t>
+            </w:r>
+          </w:p>
+        </w:tc>
+        <w:tc>
+          <w:tcPr>
+            <w:tcW w:w="3117" w:type="dxa"/>
+          </w:tcPr>
+          <w:p>
+            <w:pPr>
+              <w:jc w:val="center"/>
+            </w:pPr>
+            <w:r>
+              <w:t>0</w:t>
+            </w:r>
+          </w:p>
+        </w:tc>
+      </w:tr>
+      <w:tr>
+        <w:trPr>
+          <w:jc w:val="center"/>
+        </w:trPr>
+        <w:tc>
+          <w:tcPr>
+            <w:tcW w:w="3116" w:type="dxa"/>
+          </w:tcPr>
+          <w:p>
+            <w:pPr>
+              <w:jc w:val="center"/>
+            </w:pPr>
+            <w:r>
+              <w:t>3</w:t>
+            </w:r>
+          </w:p>
+        </w:tc>
+        <w:tc>
+          <w:tcPr>
+            <w:tcW w:w="3117" w:type="dxa"/>
+          </w:tcPr>
+          <w:p>
+            <w:pPr>
+              <w:jc w:val="center"/>
+            </w:pPr>
+            <w:r>
+              <w:t>10</w:t>
+            </w:r>
+          </w:p>
+        </w:tc>
+        <w:tc>
+          <w:tcPr>
+            <w:tcW w:w="3117" w:type="dxa"/>
+          </w:tcPr>
+          <w:p>
+            <w:pPr>
+              <w:jc w:val="center"/>
+            </w:pPr>
+            <w:r>
+              <w:t>0</w:t>
+            </w:r>
+          </w:p>
+        </w:tc>
+      </w:tr>
+      <w:tr>
+        <w:trPr>
+          <w:jc w:val="center"/>
+        </w:trPr>
+        <w:tc>
+          <w:tcPr>
+            <w:tcW w:w="3116" w:type="dxa"/>
+          </w:tcPr>
+          <w:p>
+            <w:pPr>
+              <w:jc w:val="center"/>
+            </w:pPr>
+            <w:r>
+              <w:t>4</w:t>
+            </w:r>
+          </w:p>
+        </w:tc>
+        <w:tc>
+          <w:tcPr>
+            <w:tcW w:w="3117" w:type="dxa"/>
+          </w:tcPr>
+          <w:p>
+            <w:pPr>
+              <w:jc w:val="center"/>
+            </w:pPr>
+            <w:r>
+              <w:t>11</w:t>
+            </w:r>
+          </w:p>
+        </w:tc>
+        <w:tc>
+          <w:tcPr>
+            <w:tcW w:w="3117" w:type="dxa"/>
+          </w:tcPr>
+          <w:p>
+            <w:pPr>
+              <w:jc w:val="center"/>
+            </w:pPr>
+            <w:r>
+              <w:t>1</w:t>
+            </w:r>
+          </w:p>
+        </w:tc>
+      </w:tr>
+    </w:tbl>
+    <w:p/>
     <w:p/>
     <w:sectPr>
       <w:pgSz w:w="12240" w:h="15840"/>
@@ -3584,7 +9272,7 @@
   <w:style w:type="paragraph" w:default="1" w:styleId="Normal">
     <w:name w:val="Normal"/>
     <w:qFormat/>
-    <w:rsid w:val="00244BEA"/>
+    <w:rsid w:val="00052E5E"/>
   </w:style>
   <w:style w:type="paragraph" w:styleId="Heading1">
     <w:name w:val="heading 1"/>
@@ -4101,6 +9789,25 @@
       <w:spacing w:val="5"/>
     </w:rPr>
   </w:style>
+  <w:style w:type="table" w:styleId="TableGrid">
+    <w:name w:val="Table Grid"/>
+    <w:basedOn w:val="TableNormal"/>
+    <w:uiPriority w:val="39"/>
+    <w:rsid w:val="007925C4"/>
+    <w:pPr>
+      <w:spacing w:line="240" w:lineRule="auto"/>
+    </w:pPr>
+    <w:tblPr>
+      <w:tblBorders>
+        <w:top w:val="single" w:sz="4" w:space="0" w:color="auto"/>
+        <w:left w:val="single" w:sz="4" w:space="0" w:color="auto"/>
+        <w:bottom w:val="single" w:sz="4" w:space="0" w:color="auto"/>
+        <w:right w:val="single" w:sz="4" w:space="0" w:color="auto"/>
+        <w:insideH w:val="single" w:sz="4" w:space="0" w:color="auto"/>
+        <w:insideV w:val="single" w:sz="4" w:space="0" w:color="auto"/>
+      </w:tblBorders>
+    </w:tblPr>
+  </w:style>
 </w:styles>
 </file>
 
